--- a/deliverables/DeepAlign-Bench_汇报精简版.docx
+++ b/deliverables/DeepAlign-Bench_汇报精简版.docx
@@ -1068,7 +1068,7 @@
         <w:drawing>
           <wp:inline xmlns:a="http://schemas.openxmlformats.org/drawingml/2006/main" xmlns:pic="http://schemas.openxmlformats.org/drawingml/2006/picture">
             <wp:extent cx="8732520" cy="4912042"/>
-            <wp:docPr id="1" name="Picture 1"/>
+            <wp:docPr id="1" name="Picture 1" descr="DeepAlign-Bench 研究流程：从五平面元数据、反事实任务族和跨 agent 运行，到 rubric compiler、分层 judge 与人评校准。" title="DeepAlign-Bench 研究设计"/>
             <wp:cNvGraphicFramePr>
               <a:graphicFrameLocks noChangeAspect="1"/>
             </wp:cNvGraphicFramePr>

--- a/deliverables/DeepAlign-Bench_汇报精简版.docx
+++ b/deliverables/DeepAlign-Bench_汇报精简版.docx
@@ -131,7 +131,7 @@
                 <w:color w:val="5B6B7A"/>
                 <w:sz w:val="21"/>
               </w:rPr>
-              <w:t>v0.13 · 汇报精简版</w:t>
+              <w:t>v0.15 · 汇报精简版</w:t>
             </w:r>
           </w:p>
         </w:tc>
@@ -1467,7 +1467,23 @@
         <w:rPr>
           <w:rFonts w:ascii="Calibri" w:hAnsi="Calibri" w:eastAsia="PingFang SC"/>
         </w:rPr>
-        <w:t>8 个 anchor family 增加：persona 错配、无关属性、冲突/过期信息、context dilution、agent handoff、动态更新和 re-anchor。</w:t>
+        <w:t>8 个 anchor family 是压力测试宿主，不是 8 种 persona。流程是：先让两个用户都与 task 合理匹配，建立 clean matched/swapped 真值；再固定目标用户、task、证据和预算，只改变可见 persona、上下文位置、交接摘要或更新时间。</w:t>
+      </w:r>
+    </w:p>
+    <w:p>
+      <w:r>
+        <w:rPr>
+          <w:rFonts w:ascii="Calibri" w:hAnsi="Calibri" w:eastAsia="PingFang SC"/>
+        </w:rPr>
+        <w:t>所有 anchor 都有 clean + persona swap + irrelevant-signal 配对；冲突/过期、context dilution、agent handoff、动态更新按预注册适用性分配。Re-anchor 是恢复干预，不是攻击类型；固定子集无论是否先失败都重跑，避免高估恢复收益。</w:t>
+      </w:r>
+    </w:p>
+    <w:p>
+      <w:r>
+        <w:rPr>
+          <w:rFonts w:ascii="Calibri" w:hAnsi="Calibri" w:eastAsia="PingFang SC"/>
+        </w:rPr>
+        <w:t>指标：ΔPF / invariance、冲突解析率、PF retention/AUC、handoff loss、update correctness、recovery gain；同时报告 TQ、事实性、隐私和长度副作用。</w:t>
       </w:r>
     </w:p>
     <w:p>

--- a/deliverables/DeepAlign-Bench_汇报精简版.docx
+++ b/deliverables/DeepAlign-Bench_汇报精简版.docx
@@ -131,7 +131,7 @@
                 <w:color w:val="5B6B7A"/>
                 <w:sz w:val="21"/>
               </w:rPr>
-              <w:t>v0.15 · 汇报精简版</w:t>
+              <w:t>v0.16 · 汇报精简版</w:t>
             </w:r>
           </w:p>
         </w:tc>
@@ -468,14 +468,14 @@
         <w:rPr>
           <w:rFonts w:ascii="Calibri" w:hAnsi="Calibri" w:eastAsia="PingFang SC"/>
         </w:rPr>
-        <w:t>现有 Deep Research benchmark 主要测“报告好不好”。我们要进一步测：</w:t>
+        <w:t>已有工作分别测“报告好不好”、用户理解、历史利用、单域个性化效用和持久状态风险。我们要补的是交叉缺口：</w:t>
       </w:r>
       <w:r>
         <w:rPr>
           <w:rFonts w:ascii="Calibri" w:hAnsi="Calibri" w:eastAsia="PingFang SC"/>
           <w:b/>
         </w:rPr>
-        <w:t>同一任务和证据下，agent 能不能为不同用户交付不同但都正确的结果。</w:t>
+        <w:t>同一任务和证据下，agent 能不能为不同用户交付不同但都正确的 Deep Research 结果。</w:t>
       </w:r>
     </w:p>
     <w:p>
@@ -491,7 +491,7 @@
         <w:rPr>
           <w:rFonts w:ascii="Calibri" w:hAnsi="Calibri" w:eastAsia="PingFang SC"/>
         </w:rPr>
-        <w:t>给模型 persona 后分数提高，不一定说明它真的理解用户。也可能只是 prompt 更长、报告更长、复述了 persona，或者 judge 偏爱更具体的文本。</w:t>
+        <w:t>Setoka、PersonaTrail/APeB、TARS、PASB 和 temporal-intervention 工作已经分别覆盖“理解—利用—单域效用—持久风险—时间更新”的一段；PDR-Bench 已把 persona 引入 Deep Research。缺少的是把异构用户信号、广义 DR 交付物、matched/swapped 交换和长程干预放进同一协议。给模型 persona 后分数提高，仍可能只是 prompt/报告更长、复述了 persona，或 judge 偏爱更具体的文本。</w:t>
       </w:r>
     </w:p>
     <w:p>
@@ -1038,7 +1038,7 @@
           <w:headerReference w:type="default" r:id="rId9"/>
           <w:footerReference w:type="default" r:id="rId10"/>
           <w:pgSz w:w="12240" w:h="15840"/>
-          <w:pgMar w:top="1440" w:right="1440" w:bottom="1440" w:left="1440" w:header="708" w:footer="708" w:gutter="0"/>
+          <w:pgMar w:top="1296" w:right="1296" w:bottom="1296" w:left="1296" w:header="708" w:footer="708" w:gutter="0"/>
           <w:cols w:space="720"/>
           <w:docGrid w:linePitch="360"/>
         </w:sectPr>
@@ -3186,13 +3186,13 @@
     </w:p>
     <w:p>
       <w:pPr>
-        <w:spacing w:after="80" w:line="264" w:lineRule="auto"/>
+        <w:spacing w:after="40" w:line="240" w:lineRule="auto"/>
         <w:ind w:left="360" w:hanging="360"/>
       </w:pPr>
       <w:r>
         <w:rPr>
           <w:rFonts w:ascii="Calibri" w:hAnsi="Calibri" w:eastAsia="PingFang SC"/>
-          <w:sz w:val="19"/>
+          <w:sz w:val="18"/>
         </w:rPr>
         <w:t xml:space="preserve">[1] OpenCompass Team. </w:t>
       </w:r>
@@ -3200,27 +3200,27 @@
         <w:rPr>
           <w:rFonts w:ascii="Calibri" w:hAnsi="Calibri" w:eastAsia="PingFang SC"/>
           <w:i/>
-          <w:sz w:val="19"/>
+          <w:sz w:val="18"/>
         </w:rPr>
         <w:t>OpenCompass: A Universal Evaluation Platform for Large Language Models</w:t>
       </w:r>
       <w:r>
         <w:rPr>
           <w:rFonts w:ascii="Calibri" w:hAnsi="Calibri" w:eastAsia="PingFang SC"/>
-          <w:sz w:val="19"/>
+          <w:sz w:val="18"/>
         </w:rPr>
         <w:t>. 2026.</w:t>
       </w:r>
     </w:p>
     <w:p>
       <w:pPr>
-        <w:spacing w:after="80" w:line="264" w:lineRule="auto"/>
+        <w:spacing w:after="40" w:line="240" w:lineRule="auto"/>
         <w:ind w:left="360" w:hanging="360"/>
       </w:pPr>
       <w:r>
         <w:rPr>
           <w:rFonts w:ascii="Calibri" w:hAnsi="Calibri" w:eastAsia="PingFang SC"/>
-          <w:sz w:val="19"/>
+          <w:sz w:val="18"/>
         </w:rPr>
         <w:t xml:space="preserve">[2] Zhang et al. </w:t>
       </w:r>
@@ -3228,27 +3228,27 @@
         <w:rPr>
           <w:rFonts w:ascii="Calibri" w:hAnsi="Calibri" w:eastAsia="PingFang SC"/>
           <w:i/>
-          <w:sz w:val="19"/>
+          <w:sz w:val="18"/>
         </w:rPr>
         <w:t>Agent-SafetyBench</w:t>
       </w:r>
       <w:r>
         <w:rPr>
           <w:rFonts w:ascii="Calibri" w:hAnsi="Calibri" w:eastAsia="PingFang SC"/>
-          <w:sz w:val="19"/>
+          <w:sz w:val="18"/>
         </w:rPr>
         <w:t>. arXiv:2412.14470.</w:t>
       </w:r>
     </w:p>
     <w:p>
       <w:pPr>
-        <w:spacing w:after="80" w:line="264" w:lineRule="auto"/>
+        <w:spacing w:after="40" w:line="240" w:lineRule="auto"/>
         <w:ind w:left="360" w:hanging="360"/>
       </w:pPr>
       <w:r>
         <w:rPr>
           <w:rFonts w:ascii="Calibri" w:hAnsi="Calibri" w:eastAsia="PingFang SC"/>
-          <w:sz w:val="19"/>
+          <w:sz w:val="18"/>
         </w:rPr>
         <w:t xml:space="preserve">[3] </w:t>
       </w:r>
@@ -3256,27 +3256,27 @@
         <w:rPr>
           <w:rFonts w:ascii="Calibri" w:hAnsi="Calibri" w:eastAsia="PingFang SC"/>
           <w:i/>
-          <w:sz w:val="19"/>
+          <w:sz w:val="18"/>
         </w:rPr>
         <w:t>Towards Personalized Deep Research: Benchmarks and Evaluations</w:t>
       </w:r>
       <w:r>
         <w:rPr>
           <w:rFonts w:ascii="Calibri" w:hAnsi="Calibri" w:eastAsia="PingFang SC"/>
-          <w:sz w:val="19"/>
+          <w:sz w:val="18"/>
         </w:rPr>
         <w:t>. arXiv:2509.25106.</w:t>
       </w:r>
     </w:p>
     <w:p>
       <w:pPr>
-        <w:spacing w:after="80" w:line="264" w:lineRule="auto"/>
+        <w:spacing w:after="40" w:line="240" w:lineRule="auto"/>
         <w:ind w:left="360" w:hanging="360"/>
       </w:pPr>
       <w:r>
         <w:rPr>
           <w:rFonts w:ascii="Calibri" w:hAnsi="Calibri" w:eastAsia="PingFang SC"/>
-          <w:sz w:val="19"/>
+          <w:sz w:val="18"/>
         </w:rPr>
         <w:t xml:space="preserve">[4] Wang et al. </w:t>
       </w:r>
@@ -3284,27 +3284,27 @@
         <w:rPr>
           <w:rFonts w:ascii="Calibri" w:hAnsi="Calibri" w:eastAsia="PingFang SC"/>
           <w:i/>
-          <w:sz w:val="19"/>
+          <w:sz w:val="18"/>
         </w:rPr>
         <w:t>LiveResearchBench</w:t>
       </w:r>
       <w:r>
         <w:rPr>
           <w:rFonts w:ascii="Calibri" w:hAnsi="Calibri" w:eastAsia="PingFang SC"/>
-          <w:sz w:val="19"/>
+          <w:sz w:val="18"/>
         </w:rPr>
         <w:t>. arXiv:2510.14240.</w:t>
       </w:r>
     </w:p>
     <w:p>
       <w:pPr>
-        <w:spacing w:after="80" w:line="264" w:lineRule="auto"/>
+        <w:spacing w:after="40" w:line="240" w:lineRule="auto"/>
         <w:ind w:left="360" w:hanging="360"/>
       </w:pPr>
       <w:r>
         <w:rPr>
           <w:rFonts w:ascii="Calibri" w:hAnsi="Calibri" w:eastAsia="PingFang SC"/>
-          <w:sz w:val="19"/>
+          <w:sz w:val="18"/>
         </w:rPr>
         <w:t xml:space="preserve">[5] Sharma et al. </w:t>
       </w:r>
@@ -3312,27 +3312,27 @@
         <w:rPr>
           <w:rFonts w:ascii="Calibri" w:hAnsi="Calibri" w:eastAsia="PingFang SC"/>
           <w:i/>
-          <w:sz w:val="19"/>
+          <w:sz w:val="18"/>
         </w:rPr>
         <w:t>ResearchRubrics</w:t>
       </w:r>
       <w:r>
         <w:rPr>
           <w:rFonts w:ascii="Calibri" w:hAnsi="Calibri" w:eastAsia="PingFang SC"/>
-          <w:sz w:val="19"/>
+          <w:sz w:val="18"/>
         </w:rPr>
         <w:t>. arXiv:2511.07685.</w:t>
       </w:r>
     </w:p>
     <w:p>
       <w:pPr>
-        <w:spacing w:after="80" w:line="264" w:lineRule="auto"/>
+        <w:spacing w:after="40" w:line="240" w:lineRule="auto"/>
         <w:ind w:left="360" w:hanging="360"/>
       </w:pPr>
       <w:r>
         <w:rPr>
           <w:rFonts w:ascii="Calibri" w:hAnsi="Calibri" w:eastAsia="PingFang SC"/>
-          <w:sz w:val="19"/>
+          <w:sz w:val="18"/>
         </w:rPr>
         <w:t xml:space="preserve">[6] Liang et al. </w:t>
       </w:r>
@@ -3340,27 +3340,27 @@
         <w:rPr>
           <w:rFonts w:ascii="Calibri" w:hAnsi="Calibri" w:eastAsia="PingFang SC"/>
           <w:i/>
-          <w:sz w:val="19"/>
+          <w:sz w:val="18"/>
         </w:rPr>
         <w:t>HELM</w:t>
       </w:r>
       <w:r>
         <w:rPr>
           <w:rFonts w:ascii="Calibri" w:hAnsi="Calibri" w:eastAsia="PingFang SC"/>
-          <w:sz w:val="19"/>
+          <w:sz w:val="18"/>
         </w:rPr>
         <w:t>. TMLR, 2023.</w:t>
       </w:r>
     </w:p>
     <w:p>
       <w:pPr>
-        <w:spacing w:after="80" w:line="264" w:lineRule="auto"/>
+        <w:spacing w:after="40" w:line="240" w:lineRule="auto"/>
         <w:ind w:left="360" w:hanging="360"/>
       </w:pPr>
       <w:r>
         <w:rPr>
           <w:rFonts w:ascii="Calibri" w:hAnsi="Calibri" w:eastAsia="PingFang SC"/>
-          <w:sz w:val="19"/>
+          <w:sz w:val="18"/>
         </w:rPr>
         <w:t xml:space="preserve">[7] Ribeiro et al. </w:t>
       </w:r>
@@ -3368,27 +3368,27 @@
         <w:rPr>
           <w:rFonts w:ascii="Calibri" w:hAnsi="Calibri" w:eastAsia="PingFang SC"/>
           <w:i/>
-          <w:sz w:val="19"/>
+          <w:sz w:val="18"/>
         </w:rPr>
         <w:t>CheckList</w:t>
       </w:r>
       <w:r>
         <w:rPr>
           <w:rFonts w:ascii="Calibri" w:hAnsi="Calibri" w:eastAsia="PingFang SC"/>
-          <w:sz w:val="19"/>
+          <w:sz w:val="18"/>
         </w:rPr>
         <w:t>. ACL, 2020.</w:t>
       </w:r>
     </w:p>
     <w:p>
       <w:pPr>
-        <w:spacing w:after="80" w:line="264" w:lineRule="auto"/>
+        <w:spacing w:after="40" w:line="240" w:lineRule="auto"/>
         <w:ind w:left="360" w:hanging="360"/>
       </w:pPr>
       <w:r>
         <w:rPr>
           <w:rFonts w:ascii="Calibri" w:hAnsi="Calibri" w:eastAsia="PingFang SC"/>
-          <w:sz w:val="19"/>
+          <w:sz w:val="18"/>
         </w:rPr>
         <w:t xml:space="preserve">[8] Reuel et al. </w:t>
       </w:r>
@@ -3396,23 +3396,219 @@
         <w:rPr>
           <w:rFonts w:ascii="Calibri" w:hAnsi="Calibri" w:eastAsia="PingFang SC"/>
           <w:i/>
-          <w:sz w:val="19"/>
+          <w:sz w:val="18"/>
         </w:rPr>
         <w:t>BetterBench</w:t>
       </w:r>
       <w:r>
         <w:rPr>
           <w:rFonts w:ascii="Calibri" w:hAnsi="Calibri" w:eastAsia="PingFang SC"/>
-          <w:sz w:val="19"/>
+          <w:sz w:val="18"/>
         </w:rPr>
         <w:t>. arXiv:2411.12990.</w:t>
+      </w:r>
+    </w:p>
+    <w:p>
+      <w:pPr>
+        <w:spacing w:after="40" w:line="240" w:lineRule="auto"/>
+        <w:ind w:left="360" w:hanging="360"/>
+      </w:pPr>
+      <w:r>
+        <w:rPr>
+          <w:rFonts w:ascii="Calibri" w:hAnsi="Calibri" w:eastAsia="PingFang SC"/>
+          <w:sz w:val="18"/>
+        </w:rPr>
+        <w:t xml:space="preserve">[9] Zeng et al. </w:t>
+      </w:r>
+      <w:r>
+        <w:rPr>
+          <w:rFonts w:ascii="Calibri" w:hAnsi="Calibri" w:eastAsia="PingFang SC"/>
+          <w:i/>
+          <w:sz w:val="18"/>
+        </w:rPr>
+        <w:t>Setoka</w:t>
+      </w:r>
+      <w:r>
+        <w:rPr>
+          <w:rFonts w:ascii="Calibri" w:hAnsi="Calibri" w:eastAsia="PingFang SC"/>
+          <w:sz w:val="18"/>
+        </w:rPr>
+        <w:t>. arXiv:2607.27056.</w:t>
+      </w:r>
+    </w:p>
+    <w:p>
+      <w:pPr>
+        <w:spacing w:after="40" w:line="240" w:lineRule="auto"/>
+        <w:ind w:left="360" w:hanging="360"/>
+      </w:pPr>
+      <w:r>
+        <w:rPr>
+          <w:rFonts w:ascii="Calibri" w:hAnsi="Calibri" w:eastAsia="PingFang SC"/>
+          <w:sz w:val="18"/>
+        </w:rPr>
+        <w:t xml:space="preserve">[10] Qian et al. </w:t>
+      </w:r>
+      <w:r>
+        <w:rPr>
+          <w:rFonts w:ascii="Calibri" w:hAnsi="Calibri" w:eastAsia="PingFang SC"/>
+          <w:i/>
+          <w:sz w:val="18"/>
+        </w:rPr>
+        <w:t>User-Conditioned Evaluation under Temporal Interventions</w:t>
+      </w:r>
+      <w:r>
+        <w:rPr>
+          <w:rFonts w:ascii="Calibri" w:hAnsi="Calibri" w:eastAsia="PingFang SC"/>
+          <w:sz w:val="18"/>
+        </w:rPr>
+        <w:t>. arXiv:2607.21635.</w:t>
+      </w:r>
+    </w:p>
+    <w:p>
+      <w:pPr>
+        <w:spacing w:after="40" w:line="240" w:lineRule="auto"/>
+        <w:ind w:left="360" w:hanging="360"/>
+      </w:pPr>
+      <w:r>
+        <w:rPr>
+          <w:rFonts w:ascii="Calibri" w:hAnsi="Calibri" w:eastAsia="PingFang SC"/>
+          <w:sz w:val="18"/>
+        </w:rPr>
+        <w:t xml:space="preserve">[11] Yang et al. </w:t>
+      </w:r>
+      <w:r>
+        <w:rPr>
+          <w:rFonts w:ascii="Calibri" w:hAnsi="Calibri" w:eastAsia="PingFang SC"/>
+          <w:i/>
+          <w:sz w:val="18"/>
+        </w:rPr>
+        <w:t>PersonaTrail</w:t>
+      </w:r>
+      <w:r>
+        <w:rPr>
+          <w:rFonts w:ascii="Calibri" w:hAnsi="Calibri" w:eastAsia="PingFang SC"/>
+          <w:sz w:val="18"/>
+        </w:rPr>
+        <w:t>. arXiv:2607.20482.</w:t>
+      </w:r>
+    </w:p>
+    <w:p>
+      <w:pPr>
+        <w:spacing w:after="40" w:line="240" w:lineRule="auto"/>
+        <w:ind w:left="360" w:hanging="360"/>
+      </w:pPr>
+      <w:r>
+        <w:rPr>
+          <w:rFonts w:ascii="Calibri" w:hAnsi="Calibri" w:eastAsia="PingFang SC"/>
+          <w:sz w:val="18"/>
+        </w:rPr>
+        <w:t xml:space="preserve">[12] Todisco et al. </w:t>
+      </w:r>
+      <w:r>
+        <w:rPr>
+          <w:rFonts w:ascii="Calibri" w:hAnsi="Calibri" w:eastAsia="PingFang SC"/>
+          <w:i/>
+          <w:sz w:val="18"/>
+        </w:rPr>
+        <w:t>TARS</w:t>
+      </w:r>
+      <w:r>
+        <w:rPr>
+          <w:rFonts w:ascii="Calibri" w:hAnsi="Calibri" w:eastAsia="PingFang SC"/>
+          <w:sz w:val="18"/>
+        </w:rPr>
+        <w:t>. arXiv:2607.15948.</w:t>
+      </w:r>
+    </w:p>
+    <w:p>
+      <w:pPr>
+        <w:spacing w:after="40" w:line="240" w:lineRule="auto"/>
+        <w:ind w:left="360" w:hanging="360"/>
+      </w:pPr>
+      <w:r>
+        <w:rPr>
+          <w:rFonts w:ascii="Calibri" w:hAnsi="Calibri" w:eastAsia="PingFang SC"/>
+          <w:sz w:val="18"/>
+        </w:rPr>
+        <w:t xml:space="preserve">[13] Yang. </w:t>
+      </w:r>
+      <w:r>
+        <w:rPr>
+          <w:rFonts w:ascii="Calibri" w:hAnsi="Calibri" w:eastAsia="PingFang SC"/>
+          <w:i/>
+          <w:sz w:val="18"/>
+        </w:rPr>
+        <w:t>SARSI Agents for Personal Singularity</w:t>
+      </w:r>
+      <w:r>
+        <w:rPr>
+          <w:rFonts w:ascii="Calibri" w:hAnsi="Calibri" w:eastAsia="PingFang SC"/>
+          <w:sz w:val="18"/>
+        </w:rPr>
+        <w:t>. arXiv:2607.12254.</w:t>
+      </w:r>
+    </w:p>
+    <w:p>
+      <w:pPr>
+        <w:spacing w:after="40" w:line="240" w:lineRule="auto"/>
+        <w:ind w:left="360" w:hanging="360"/>
+      </w:pPr>
+      <w:r>
+        <w:rPr>
+          <w:rFonts w:ascii="Calibri" w:hAnsi="Calibri" w:eastAsia="PingFang SC"/>
+          <w:sz w:val="18"/>
+        </w:rPr>
+        <w:t xml:space="preserve">[14] Mao et al. </w:t>
+      </w:r>
+      <w:r>
+        <w:rPr>
+          <w:rFonts w:ascii="Calibri" w:hAnsi="Calibri" w:eastAsia="PingFang SC"/>
+          <w:i/>
+          <w:sz w:val="18"/>
+        </w:rPr>
+        <w:t>Agents Don't Just Agree, They Remember</w:t>
+      </w:r>
+      <w:r>
+        <w:rPr>
+          <w:rFonts w:ascii="Calibri" w:hAnsi="Calibri" w:eastAsia="PingFang SC"/>
+          <w:sz w:val="18"/>
+        </w:rPr>
+        <w:t>. arXiv:2607.10526.</w:t>
+      </w:r>
+    </w:p>
+    <w:p>
+      <w:pPr>
+        <w:spacing w:after="40" w:line="240" w:lineRule="auto"/>
+        <w:ind w:left="360" w:hanging="360"/>
+      </w:pPr>
+      <w:r>
+        <w:rPr>
+          <w:rFonts w:ascii="Calibri" w:hAnsi="Calibri" w:eastAsia="PingFang SC"/>
+          <w:sz w:val="18"/>
+        </w:rPr>
+        <w:t xml:space="preserve">[15] Yang et al. </w:t>
+      </w:r>
+      <w:r>
+        <w:rPr>
+          <w:rFonts w:ascii="Calibri" w:hAnsi="Calibri" w:eastAsia="PingFang SC"/>
+          <w:i/>
+          <w:sz w:val="18"/>
+        </w:rPr>
+        <w:t>APeB</w:t>
+      </w:r>
+      <w:r>
+        <w:rPr>
+          <w:rFonts w:ascii="Calibri" w:hAnsi="Calibri" w:eastAsia="PingFang SC"/>
+          <w:sz w:val="18"/>
+        </w:rPr>
+        <w:t>. arXiv:2607.03162.</w:t>
       </w:r>
     </w:p>
     <w:sectPr>
       <w:headerReference w:type="default" r:id="rId14"/>
       <w:footerReference w:type="default" r:id="rId15"/>
       <w:pgSz w:w="12240" w:h="15840"/>
-      <w:pgMar w:top="1440" w:right="1440" w:bottom="1440" w:left="1440" w:header="708" w:footer="708" w:gutter="0"/>
+      <w:pgMar w:top="1296" w:right="1296" w:bottom="1296" w:left="1296" w:header="708" w:footer="708" w:gutter="0"/>
       <w:cols w:space="720"/>
       <w:docGrid w:linePitch="360"/>
     </w:sectPr>
@@ -3970,12 +4166,12 @@
     <w:qFormat/>
     <w:rsid w:val="00FC693F"/>
     <w:pPr>
-      <w:spacing w:before="0" w:after="120" w:line="300" w:lineRule="auto"/>
+      <w:spacing w:before="0" w:after="80" w:line="276" w:lineRule="auto"/>
       <w:jc w:val="left"/>
     </w:pPr>
     <w:rPr>
       <w:rFonts w:ascii="Calibri" w:hAnsi="Calibri" w:eastAsia="PingFang SC"/>
-      <w:sz w:val="22"/>
+      <w:sz w:val="21"/>
     </w:rPr>
   </w:style>
   <w:style w:type="paragraph" w:styleId="Header">
@@ -4033,7 +4229,7 @@
     <w:pPr>
       <w:keepNext/>
       <w:keepLines/>
-      <w:spacing w:before="360" w:after="200"/>
+      <w:spacing w:before="280" w:after="140"/>
       <w:outlineLvl w:val="0"/>
     </w:pPr>
     <w:rPr>
@@ -4041,7 +4237,7 @@
       <w:b/>
       <w:bCs/>
       <w:color w:val="2E74B5"/>
-      <w:sz w:val="32"/>
+      <w:sz w:val="31"/>
       <w:szCs w:val="28"/>
     </w:rPr>
   </w:style>
@@ -4057,7 +4253,7 @@
     <w:pPr>
       <w:keepNext/>
       <w:keepLines/>
-      <w:spacing w:before="280" w:after="140"/>
+      <w:spacing w:before="200" w:after="100"/>
       <w:outlineLvl w:val="1"/>
     </w:pPr>
     <w:rPr>
@@ -4065,7 +4261,7 @@
       <w:b/>
       <w:bCs/>
       <w:color w:val="2E74B5"/>
-      <w:sz w:val="26"/>
+      <w:sz w:val="25"/>
       <w:szCs w:val="26"/>
     </w:rPr>
   </w:style>
@@ -4081,7 +4277,7 @@
     <w:pPr>
       <w:keepNext/>
       <w:keepLines/>
-      <w:spacing w:before="200" w:after="100"/>
+      <w:spacing w:before="140" w:after="80"/>
       <w:outlineLvl w:val="2"/>
     </w:pPr>
     <w:rPr>
@@ -4089,7 +4285,7 @@
       <w:b/>
       <w:bCs/>
       <w:color w:val="163A63"/>
-      <w:sz w:val="24"/>
+      <w:sz w:val="23"/>
     </w:rPr>
   </w:style>
   <w:style w:type="paragraph" w:styleId="Heading4">

--- a/deliverables/DeepAlign-Bench_汇报精简版.docx
+++ b/deliverables/DeepAlign-Bench_汇报精简版.docx
@@ -131,7 +131,7 @@
                 <w:color w:val="5B6B7A"/>
                 <w:sz w:val="21"/>
               </w:rPr>
-              <w:t>v0.16 · 汇报精简版</w:t>
+              <w:t>v0.17 · 汇报精简版</w:t>
             </w:r>
           </w:p>
         </w:tc>
@@ -491,7 +491,7 @@
         <w:rPr>
           <w:rFonts w:ascii="Calibri" w:hAnsi="Calibri" w:eastAsia="PingFang SC"/>
         </w:rPr>
-        <w:t>Setoka、PersonaTrail/APeB、TARS、PASB 和 temporal-intervention 工作已经分别覆盖“理解—利用—单域效用—持久风险—时间更新”的一段；PDR-Bench 已把 persona 引入 Deep Research。缺少的是把异构用户信号、广义 DR 交付物、matched/swapped 交换和长程干预放进同一协议。给模型 persona 后分数提高，仍可能只是 prompt/报告更长、复述了 persona，或 judge 偏爱更具体的文本。</w:t>
+        <w:t>Setoka、PersonaTrail/APeB、TARS、PASB 和 temporal-intervention 工作已经分别覆盖“理解—利用—单域效用—持久风险—时间更新”的一段；[9-12][14][15] SARSI 提供受治理的 personal-agent 架构。[13] PDR-Bench 已把 persona 引入 Deep Research。[3] 缺少的是把异构用户信号、广义 DR 交付物、matched/swapped 交换和长程干预放进同一协议。给模型 persona 后分数提高，仍可能只是 prompt/报告更长、复述了 persona，或 judge 偏爱更具体的文本。</w:t>
       </w:r>
     </w:p>
     <w:p>

--- a/deliverables/DeepAlign-Bench_汇报精简版.docx
+++ b/deliverables/DeepAlign-Bench_汇报精简版.docx
@@ -131,7 +131,7 @@
                 <w:color w:val="5B6B7A"/>
                 <w:sz w:val="21"/>
               </w:rPr>
-              <w:t>v0.17 · 汇报精简版</w:t>
+              <w:t>v0.18 · 汇报精简版</w:t>
             </w:r>
           </w:p>
         </w:tc>
@@ -189,7 +189,7 @@
                 <w:color w:val="5B6B7A"/>
                 <w:sz w:val="21"/>
               </w:rPr>
-              <w:t>2026 年 8 月 2 日</w:t>
+              <w:t>2026 年 8 月 3 日</w:t>
             </w:r>
           </w:p>
         </w:tc>
@@ -491,7 +491,105 @@
         <w:rPr>
           <w:rFonts w:ascii="Calibri" w:hAnsi="Calibri" w:eastAsia="PingFang SC"/>
         </w:rPr>
-        <w:t>Setoka、PersonaTrail/APeB、TARS、PASB 和 temporal-intervention 工作已经分别覆盖“理解—利用—单域效用—持久风险—时间更新”的一段；[9-12][14][15] SARSI 提供受治理的 personal-agent 架构。[13] PDR-Bench 已把 persona 引入 Deep Research。[3] 缺少的是把异构用户信号、广义 DR 交付物、matched/swapped 交换和长程干预放进同一协议。给模型 persona 后分数提高，仍可能只是 prompt/报告更长、复述了 persona，或 judge 偏爱更具体的文本。</w:t>
+        <w:t>Setoka、PersonaTrail/APeB、TARS、PASB 和 temporal-intervention 工作已经分别覆盖“理解—利用—单域效用—持久风险—时间更新”的一段；</w:t>
+      </w:r>
+      <w:hyperlink r:id="rId11">
+        <w:r>
+          <w:rPr>
+            <w:rFonts w:ascii="Calibri" w:hAnsi="Calibri" w:eastAsia="PingFang SC"/>
+            <w:color w:val="2E74B5"/>
+            <w:u w:val="single"/>
+          </w:rPr>
+          <w:t>[9]</w:t>
+        </w:r>
+      </w:hyperlink>
+      <w:hyperlink r:id="rId12">
+        <w:r>
+          <w:rPr>
+            <w:rFonts w:ascii="Calibri" w:hAnsi="Calibri" w:eastAsia="PingFang SC"/>
+            <w:color w:val="2E74B5"/>
+            <w:u w:val="single"/>
+          </w:rPr>
+          <w:t>[10]</w:t>
+        </w:r>
+      </w:hyperlink>
+      <w:hyperlink r:id="rId13">
+        <w:r>
+          <w:rPr>
+            <w:rFonts w:ascii="Calibri" w:hAnsi="Calibri" w:eastAsia="PingFang SC"/>
+            <w:color w:val="2E74B5"/>
+            <w:u w:val="single"/>
+          </w:rPr>
+          <w:t>[11]</w:t>
+        </w:r>
+      </w:hyperlink>
+      <w:hyperlink r:id="rId14">
+        <w:r>
+          <w:rPr>
+            <w:rFonts w:ascii="Calibri" w:hAnsi="Calibri" w:eastAsia="PingFang SC"/>
+            <w:color w:val="2E74B5"/>
+            <w:u w:val="single"/>
+          </w:rPr>
+          <w:t>[12]</w:t>
+        </w:r>
+      </w:hyperlink>
+      <w:hyperlink r:id="rId15">
+        <w:r>
+          <w:rPr>
+            <w:rFonts w:ascii="Calibri" w:hAnsi="Calibri" w:eastAsia="PingFang SC"/>
+            <w:color w:val="2E74B5"/>
+            <w:u w:val="single"/>
+          </w:rPr>
+          <w:t>[14]</w:t>
+        </w:r>
+      </w:hyperlink>
+      <w:hyperlink r:id="rId16">
+        <w:r>
+          <w:rPr>
+            <w:rFonts w:ascii="Calibri" w:hAnsi="Calibri" w:eastAsia="PingFang SC"/>
+            <w:color w:val="2E74B5"/>
+            <w:u w:val="single"/>
+          </w:rPr>
+          <w:t>[15]</w:t>
+        </w:r>
+      </w:hyperlink>
+      <w:r>
+        <w:rPr>
+          <w:rFonts w:ascii="Calibri" w:hAnsi="Calibri" w:eastAsia="PingFang SC"/>
+        </w:rPr>
+        <w:t xml:space="preserve"> SARSI 提供受治理的 personal-agent 架构。</w:t>
+      </w:r>
+      <w:hyperlink r:id="rId17">
+        <w:r>
+          <w:rPr>
+            <w:rFonts w:ascii="Calibri" w:hAnsi="Calibri" w:eastAsia="PingFang SC"/>
+            <w:color w:val="2E74B5"/>
+            <w:u w:val="single"/>
+          </w:rPr>
+          <w:t>[13]</w:t>
+        </w:r>
+      </w:hyperlink>
+      <w:r>
+        <w:rPr>
+          <w:rFonts w:ascii="Calibri" w:hAnsi="Calibri" w:eastAsia="PingFang SC"/>
+        </w:rPr>
+        <w:t xml:space="preserve"> PDR-Bench 已把 persona 引入 Deep Research。</w:t>
+      </w:r>
+      <w:hyperlink r:id="rId18">
+        <w:r>
+          <w:rPr>
+            <w:rFonts w:ascii="Calibri" w:hAnsi="Calibri" w:eastAsia="PingFang SC"/>
+            <w:color w:val="2E74B5"/>
+            <w:u w:val="single"/>
+          </w:rPr>
+          <w:t>[3]</w:t>
+        </w:r>
+      </w:hyperlink>
+      <w:r>
+        <w:rPr>
+          <w:rFonts w:ascii="Calibri" w:hAnsi="Calibri" w:eastAsia="PingFang SC"/>
+        </w:rPr>
+        <w:t xml:space="preserve"> 缺少的是把异构用户信号、广义 DR 交付物、matched/swapped 交换和长程干预放进同一协议。给模型 persona 后分数提高，仍可能只是 prompt/报告更长、复述了 persona，或 judge 偏爱更具体的文本。</w:t>
       </w:r>
     </w:p>
     <w:p>
@@ -1080,7 +1178,7 @@
                     <pic:cNvPicPr/>
                   </pic:nvPicPr>
                   <pic:blipFill>
-                    <a:blip r:embed="rId13"/>
+                    <a:blip r:embed="rId21"/>
                     <a:stretch>
                       <a:fillRect/>
                     </a:stretch>
@@ -1117,8 +1215,8 @@
     <w:p>
       <w:pPr>
         <w:sectPr>
-          <w:headerReference w:type="default" r:id="rId11"/>
-          <w:footerReference w:type="default" r:id="rId12"/>
+          <w:headerReference w:type="default" r:id="rId19"/>
+          <w:footerReference w:type="default" r:id="rId20"/>
           <w:pgSz w:w="15840" w:h="12240" w:orient="landscape"/>
           <w:pgMar w:top="936" w:right="936" w:bottom="936" w:left="936" w:header="708" w:footer="708" w:gutter="0"/>
           <w:cols w:space="720"/>
@@ -3605,8 +3703,8 @@
       </w:r>
     </w:p>
     <w:sectPr>
-      <w:headerReference w:type="default" r:id="rId14"/>
-      <w:footerReference w:type="default" r:id="rId15"/>
+      <w:headerReference w:type="default" r:id="rId22"/>
+      <w:footerReference w:type="default" r:id="rId23"/>
       <w:pgSz w:w="12240" w:h="15840"/>
       <w:pgMar w:top="1296" w:right="1296" w:bottom="1296" w:left="1296" w:header="708" w:footer="708" w:gutter="0"/>
       <w:cols w:space="720"/>
@@ -3631,7 +3729,7 @@
         <w:color w:val="5B6B7A"/>
         <w:sz w:val="18"/>
       </w:rPr>
-      <w:t xml:space="preserve">2026-8-2   ·   </w:t>
+      <w:t xml:space="preserve">2026-8-3   ·   </w:t>
     </w:r>
     <w:r>
       <w:rPr>
@@ -3664,7 +3762,7 @@
         <w:color w:val="5B6B7A"/>
         <w:sz w:val="18"/>
       </w:rPr>
-      <w:t xml:space="preserve">2026-8-2   ·   </w:t>
+      <w:t xml:space="preserve">2026-8-3   ·   </w:t>
     </w:r>
     <w:r>
       <w:rPr>
@@ -3697,7 +3795,7 @@
         <w:color w:val="5B6B7A"/>
         <w:sz w:val="18"/>
       </w:rPr>
-      <w:t xml:space="preserve">2026-8-2   ·   </w:t>
+      <w:t xml:space="preserve">2026-8-3   ·   </w:t>
     </w:r>
     <w:r>
       <w:rPr>

--- a/deliverables/DeepAlign-Bench_汇报精简版.docx
+++ b/deliverables/DeepAlign-Bench_汇报精简版.docx
@@ -131,7 +131,7 @@
                 <w:color w:val="5B6B7A"/>
                 <w:sz w:val="21"/>
               </w:rPr>
-              <w:t>v0.18 · 汇报精简版</w:t>
+              <w:t>v0.19 · 汇报精简版</w:t>
             </w:r>
           </w:p>
         </w:tc>
@@ -468,7 +468,7 @@
         <w:rPr>
           <w:rFonts w:ascii="Calibri" w:hAnsi="Calibri" w:eastAsia="PingFang SC"/>
         </w:rPr>
-        <w:t>已有工作分别测“报告好不好”、用户理解、历史利用、单域个性化效用和持久状态风险。我们要补的是交叉缺口：</w:t>
+        <w:t>已有工作已经测到用户理解、历史利用、工具行动、动态记忆和个性化 Deep Research。我们要补的不是又一块能力，而是一个识别问题：</w:t>
       </w:r>
       <w:r>
         <w:rPr>
@@ -491,7 +491,7 @@
         <w:rPr>
           <w:rFonts w:ascii="Calibri" w:hAnsi="Calibri" w:eastAsia="PingFang SC"/>
         </w:rPr>
-        <w:t>Setoka、PersonaTrail/APeB、TARS、PASB 和 temporal-intervention 工作已经分别覆盖“理解—利用—单域效用—持久风险—时间更新”的一段；</w:t>
+        <w:t>个性化评价已经经历三步。第一，Setoka、PersonaTrail/APeB 证明 agent 的用户信号可以来自异构记录、浏览轨迹与行为历史；</w:t>
       </w:r>
       <w:hyperlink r:id="rId11">
         <w:r>
@@ -510,40 +510,10 @@
             <w:color w:val="2E74B5"/>
             <w:u w:val="single"/>
           </w:rPr>
-          <w:t>[10]</w:t>
+          <w:t>[11]</w:t>
         </w:r>
       </w:hyperlink>
       <w:hyperlink r:id="rId13">
-        <w:r>
-          <w:rPr>
-            <w:rFonts w:ascii="Calibri" w:hAnsi="Calibri" w:eastAsia="PingFang SC"/>
-            <w:color w:val="2E74B5"/>
-            <w:u w:val="single"/>
-          </w:rPr>
-          <w:t>[11]</w:t>
-        </w:r>
-      </w:hyperlink>
-      <w:hyperlink r:id="rId14">
-        <w:r>
-          <w:rPr>
-            <w:rFonts w:ascii="Calibri" w:hAnsi="Calibri" w:eastAsia="PingFang SC"/>
-            <w:color w:val="2E74B5"/>
-            <w:u w:val="single"/>
-          </w:rPr>
-          <w:t>[12]</w:t>
-        </w:r>
-      </w:hyperlink>
-      <w:hyperlink r:id="rId15">
-        <w:r>
-          <w:rPr>
-            <w:rFonts w:ascii="Calibri" w:hAnsi="Calibri" w:eastAsia="PingFang SC"/>
-            <w:color w:val="2E74B5"/>
-            <w:u w:val="single"/>
-          </w:rPr>
-          <w:t>[14]</w:t>
-        </w:r>
-      </w:hyperlink>
-      <w:hyperlink r:id="rId16">
         <w:r>
           <w:rPr>
             <w:rFonts w:ascii="Calibri" w:hAnsi="Calibri" w:eastAsia="PingFang SC"/>
@@ -557,25 +527,45 @@
         <w:rPr>
           <w:rFonts w:ascii="Calibri" w:hAnsi="Calibri" w:eastAsia="PingFang SC"/>
         </w:rPr>
-        <w:t xml:space="preserve"> SARSI 提供受治理的 personal-agent 架构。</w:t>
+        <w:t xml:space="preserve"> 第二，ETAPP 与 Mem2ActBench 已把这些信号落实到工具选择和参数，PAHF 还加入澄清、反馈和偏好漂移。</w:t>
       </w:r>
-      <w:hyperlink r:id="rId17">
+      <w:hyperlink r:id="rId14">
         <w:r>
           <w:rPr>
             <w:rFonts w:ascii="Calibri" w:hAnsi="Calibri" w:eastAsia="PingFang SC"/>
             <w:color w:val="2E74B5"/>
             <w:u w:val="single"/>
           </w:rPr>
-          <w:t>[13]</w:t>
+          <w:t>[16]</w:t>
+        </w:r>
+      </w:hyperlink>
+      <w:hyperlink r:id="rId15">
+        <w:r>
+          <w:rPr>
+            <w:rFonts w:ascii="Calibri" w:hAnsi="Calibri" w:eastAsia="PingFang SC"/>
+            <w:color w:val="2E74B5"/>
+            <w:u w:val="single"/>
+          </w:rPr>
+          <w:t>[19]</w:t>
+        </w:r>
+      </w:hyperlink>
+      <w:hyperlink r:id="rId16">
+        <w:r>
+          <w:rPr>
+            <w:rFonts w:ascii="Calibri" w:hAnsi="Calibri" w:eastAsia="PingFang SC"/>
+            <w:color w:val="2E74B5"/>
+            <w:u w:val="single"/>
+          </w:rPr>
+          <w:t>[18]</w:t>
         </w:r>
       </w:hyperlink>
       <w:r>
         <w:rPr>
           <w:rFonts w:ascii="Calibri" w:hAnsi="Calibri" w:eastAsia="PingFang SC"/>
         </w:rPr>
-        <w:t xml:space="preserve"> PDR-Bench 已把 persona 引入 Deep Research。</w:t>
+        <w:t xml:space="preserve"> 第三，PDR-Bench 和另一项 PDR 工作已经进入个性化 Deep Research；MyScholarQA 则发现合成用户与 LLM judge 会漏掉真人指出的细微错误。</w:t>
       </w:r>
-      <w:hyperlink r:id="rId18">
+      <w:hyperlink r:id="rId17">
         <w:r>
           <w:rPr>
             <w:rFonts w:ascii="Calibri" w:hAnsi="Calibri" w:eastAsia="PingFang SC"/>
@@ -585,11 +575,33 @@
           <w:t>[3]</w:t>
         </w:r>
       </w:hyperlink>
+      <w:hyperlink r:id="rId18">
+        <w:r>
+          <w:rPr>
+            <w:rFonts w:ascii="Calibri" w:hAnsi="Calibri" w:eastAsia="PingFang SC"/>
+            <w:color w:val="2E74B5"/>
+            <w:u w:val="single"/>
+          </w:rPr>
+          <w:t>[17]</w:t>
+        </w:r>
+      </w:hyperlink>
+      <w:hyperlink r:id="rId19">
+        <w:r>
+          <w:rPr>
+            <w:rFonts w:ascii="Calibri" w:hAnsi="Calibri" w:eastAsia="PingFang SC"/>
+            <w:color w:val="2E74B5"/>
+            <w:u w:val="single"/>
+          </w:rPr>
+          <w:t>[20]</w:t>
+        </w:r>
+      </w:hyperlink>
+    </w:p>
+    <w:p>
       <w:r>
         <w:rPr>
           <w:rFonts w:ascii="Calibri" w:hAnsi="Calibri" w:eastAsia="PingFang SC"/>
         </w:rPr>
-        <w:t xml:space="preserve"> 缺少的是把异构用户信号、广义 DR 交付物、matched/swapped 交换和长程干预放进同一协议。给模型 persona 后分数提高，仍可能只是 prompt/报告更长、复述了 persona，或 judge 偏爱更具体的文本。</w:t>
+        <w:t>因此，缺少的不是“更多 persona”或“agent 会不会用 memory”，而是把广义 DR 最终交付物放进反事实协议：固定任务、证据、工具和预算，只交换两个都合理的用户；再用预冻结 must-change / must-hold / must-not 真值与真人校准 judge 排除输入/输出更长、persona 复述、文风偏好和额外任务信息。</w:t>
       </w:r>
     </w:p>
     <w:p>
@@ -1119,7 +1131,7 @@
                 <w:rFonts w:ascii="Calibri" w:hAnsi="Calibri" w:eastAsia="PingFang SC"/>
                 <w:sz w:val="18"/>
               </w:rPr>
-              <w:t>至少 20% 输出，加关键失败仲裁</w:t>
+              <w:t>至少 20% 输出；专家评事实，目标用户评 matched/swapped；加关键失败仲裁</w:t>
             </w:r>
           </w:p>
         </w:tc>
@@ -1178,7 +1190,7 @@
                     <pic:cNvPicPr/>
                   </pic:nvPicPr>
                   <pic:blipFill>
-                    <a:blip r:embed="rId21"/>
+                    <a:blip r:embed="rId22"/>
                     <a:stretch>
                       <a:fillRect/>
                     </a:stretch>
@@ -1215,8 +1227,8 @@
     <w:p>
       <w:pPr>
         <w:sectPr>
-          <w:headerReference w:type="default" r:id="rId19"/>
-          <w:footerReference w:type="default" r:id="rId20"/>
+          <w:headerReference w:type="default" r:id="rId20"/>
+          <w:footerReference w:type="default" r:id="rId21"/>
           <w:pgSz w:w="15840" w:h="12240" w:orient="landscape"/>
           <w:pgMar w:top="936" w:right="936" w:bottom="936" w:left="936" w:header="708" w:footer="708" w:gutter="0"/>
           <w:cols w:space="720"/>
@@ -3284,13 +3296,13 @@
     </w:p>
     <w:p>
       <w:pPr>
-        <w:spacing w:after="40" w:line="240" w:lineRule="auto"/>
+        <w:spacing w:after="10" w:line="228" w:lineRule="auto"/>
         <w:ind w:left="360" w:hanging="360"/>
       </w:pPr>
       <w:r>
         <w:rPr>
           <w:rFonts w:ascii="Calibri" w:hAnsi="Calibri" w:eastAsia="PingFang SC"/>
-          <w:sz w:val="18"/>
+          <w:sz w:val="16"/>
         </w:rPr>
         <w:t xml:space="preserve">[1] OpenCompass Team. </w:t>
       </w:r>
@@ -3298,27 +3310,27 @@
         <w:rPr>
           <w:rFonts w:ascii="Calibri" w:hAnsi="Calibri" w:eastAsia="PingFang SC"/>
           <w:i/>
-          <w:sz w:val="18"/>
+          <w:sz w:val="16"/>
         </w:rPr>
         <w:t>OpenCompass: A Universal Evaluation Platform for Large Language Models</w:t>
       </w:r>
       <w:r>
         <w:rPr>
           <w:rFonts w:ascii="Calibri" w:hAnsi="Calibri" w:eastAsia="PingFang SC"/>
-          <w:sz w:val="18"/>
+          <w:sz w:val="16"/>
         </w:rPr>
         <w:t>. 2026.</w:t>
       </w:r>
     </w:p>
     <w:p>
       <w:pPr>
-        <w:spacing w:after="40" w:line="240" w:lineRule="auto"/>
+        <w:spacing w:after="10" w:line="228" w:lineRule="auto"/>
         <w:ind w:left="360" w:hanging="360"/>
       </w:pPr>
       <w:r>
         <w:rPr>
           <w:rFonts w:ascii="Calibri" w:hAnsi="Calibri" w:eastAsia="PingFang SC"/>
-          <w:sz w:val="18"/>
+          <w:sz w:val="16"/>
         </w:rPr>
         <w:t xml:space="preserve">[2] Zhang et al. </w:t>
       </w:r>
@@ -3326,27 +3338,27 @@
         <w:rPr>
           <w:rFonts w:ascii="Calibri" w:hAnsi="Calibri" w:eastAsia="PingFang SC"/>
           <w:i/>
-          <w:sz w:val="18"/>
+          <w:sz w:val="16"/>
         </w:rPr>
         <w:t>Agent-SafetyBench</w:t>
       </w:r>
       <w:r>
         <w:rPr>
           <w:rFonts w:ascii="Calibri" w:hAnsi="Calibri" w:eastAsia="PingFang SC"/>
-          <w:sz w:val="18"/>
+          <w:sz w:val="16"/>
         </w:rPr>
         <w:t>. arXiv:2412.14470.</w:t>
       </w:r>
     </w:p>
     <w:p>
       <w:pPr>
-        <w:spacing w:after="40" w:line="240" w:lineRule="auto"/>
+        <w:spacing w:after="10" w:line="228" w:lineRule="auto"/>
         <w:ind w:left="360" w:hanging="360"/>
       </w:pPr>
       <w:r>
         <w:rPr>
           <w:rFonts w:ascii="Calibri" w:hAnsi="Calibri" w:eastAsia="PingFang SC"/>
-          <w:sz w:val="18"/>
+          <w:sz w:val="16"/>
         </w:rPr>
         <w:t xml:space="preserve">[3] </w:t>
       </w:r>
@@ -3354,27 +3366,27 @@
         <w:rPr>
           <w:rFonts w:ascii="Calibri" w:hAnsi="Calibri" w:eastAsia="PingFang SC"/>
           <w:i/>
-          <w:sz w:val="18"/>
+          <w:sz w:val="16"/>
         </w:rPr>
         <w:t>Towards Personalized Deep Research: Benchmarks and Evaluations</w:t>
       </w:r>
       <w:r>
         <w:rPr>
           <w:rFonts w:ascii="Calibri" w:hAnsi="Calibri" w:eastAsia="PingFang SC"/>
-          <w:sz w:val="18"/>
+          <w:sz w:val="16"/>
         </w:rPr>
         <w:t>. arXiv:2509.25106.</w:t>
       </w:r>
     </w:p>
     <w:p>
       <w:pPr>
-        <w:spacing w:after="40" w:line="240" w:lineRule="auto"/>
+        <w:spacing w:after="10" w:line="228" w:lineRule="auto"/>
         <w:ind w:left="360" w:hanging="360"/>
       </w:pPr>
       <w:r>
         <w:rPr>
           <w:rFonts w:ascii="Calibri" w:hAnsi="Calibri" w:eastAsia="PingFang SC"/>
-          <w:sz w:val="18"/>
+          <w:sz w:val="16"/>
         </w:rPr>
         <w:t xml:space="preserve">[4] Wang et al. </w:t>
       </w:r>
@@ -3382,27 +3394,27 @@
         <w:rPr>
           <w:rFonts w:ascii="Calibri" w:hAnsi="Calibri" w:eastAsia="PingFang SC"/>
           <w:i/>
-          <w:sz w:val="18"/>
+          <w:sz w:val="16"/>
         </w:rPr>
         <w:t>LiveResearchBench</w:t>
       </w:r>
       <w:r>
         <w:rPr>
           <w:rFonts w:ascii="Calibri" w:hAnsi="Calibri" w:eastAsia="PingFang SC"/>
-          <w:sz w:val="18"/>
+          <w:sz w:val="16"/>
         </w:rPr>
         <w:t>. arXiv:2510.14240.</w:t>
       </w:r>
     </w:p>
     <w:p>
       <w:pPr>
-        <w:spacing w:after="40" w:line="240" w:lineRule="auto"/>
+        <w:spacing w:after="10" w:line="228" w:lineRule="auto"/>
         <w:ind w:left="360" w:hanging="360"/>
       </w:pPr>
       <w:r>
         <w:rPr>
           <w:rFonts w:ascii="Calibri" w:hAnsi="Calibri" w:eastAsia="PingFang SC"/>
-          <w:sz w:val="18"/>
+          <w:sz w:val="16"/>
         </w:rPr>
         <w:t xml:space="preserve">[5] Sharma et al. </w:t>
       </w:r>
@@ -3410,27 +3422,27 @@
         <w:rPr>
           <w:rFonts w:ascii="Calibri" w:hAnsi="Calibri" w:eastAsia="PingFang SC"/>
           <w:i/>
-          <w:sz w:val="18"/>
+          <w:sz w:val="16"/>
         </w:rPr>
         <w:t>ResearchRubrics</w:t>
       </w:r>
       <w:r>
         <w:rPr>
           <w:rFonts w:ascii="Calibri" w:hAnsi="Calibri" w:eastAsia="PingFang SC"/>
-          <w:sz w:val="18"/>
+          <w:sz w:val="16"/>
         </w:rPr>
         <w:t>. arXiv:2511.07685.</w:t>
       </w:r>
     </w:p>
     <w:p>
       <w:pPr>
-        <w:spacing w:after="40" w:line="240" w:lineRule="auto"/>
+        <w:spacing w:after="10" w:line="228" w:lineRule="auto"/>
         <w:ind w:left="360" w:hanging="360"/>
       </w:pPr>
       <w:r>
         <w:rPr>
           <w:rFonts w:ascii="Calibri" w:hAnsi="Calibri" w:eastAsia="PingFang SC"/>
-          <w:sz w:val="18"/>
+          <w:sz w:val="16"/>
         </w:rPr>
         <w:t xml:space="preserve">[6] Liang et al. </w:t>
       </w:r>
@@ -3438,27 +3450,27 @@
         <w:rPr>
           <w:rFonts w:ascii="Calibri" w:hAnsi="Calibri" w:eastAsia="PingFang SC"/>
           <w:i/>
-          <w:sz w:val="18"/>
+          <w:sz w:val="16"/>
         </w:rPr>
         <w:t>HELM</w:t>
       </w:r>
       <w:r>
         <w:rPr>
           <w:rFonts w:ascii="Calibri" w:hAnsi="Calibri" w:eastAsia="PingFang SC"/>
-          <w:sz w:val="18"/>
+          <w:sz w:val="16"/>
         </w:rPr>
         <w:t>. TMLR, 2023.</w:t>
       </w:r>
     </w:p>
     <w:p>
       <w:pPr>
-        <w:spacing w:after="40" w:line="240" w:lineRule="auto"/>
+        <w:spacing w:after="10" w:line="228" w:lineRule="auto"/>
         <w:ind w:left="360" w:hanging="360"/>
       </w:pPr>
       <w:r>
         <w:rPr>
           <w:rFonts w:ascii="Calibri" w:hAnsi="Calibri" w:eastAsia="PingFang SC"/>
-          <w:sz w:val="18"/>
+          <w:sz w:val="16"/>
         </w:rPr>
         <w:t xml:space="preserve">[7] Ribeiro et al. </w:t>
       </w:r>
@@ -3466,27 +3478,27 @@
         <w:rPr>
           <w:rFonts w:ascii="Calibri" w:hAnsi="Calibri" w:eastAsia="PingFang SC"/>
           <w:i/>
-          <w:sz w:val="18"/>
+          <w:sz w:val="16"/>
         </w:rPr>
         <w:t>CheckList</w:t>
       </w:r>
       <w:r>
         <w:rPr>
           <w:rFonts w:ascii="Calibri" w:hAnsi="Calibri" w:eastAsia="PingFang SC"/>
-          <w:sz w:val="18"/>
+          <w:sz w:val="16"/>
         </w:rPr>
         <w:t>. ACL, 2020.</w:t>
       </w:r>
     </w:p>
     <w:p>
       <w:pPr>
-        <w:spacing w:after="40" w:line="240" w:lineRule="auto"/>
+        <w:spacing w:after="10" w:line="228" w:lineRule="auto"/>
         <w:ind w:left="360" w:hanging="360"/>
       </w:pPr>
       <w:r>
         <w:rPr>
           <w:rFonts w:ascii="Calibri" w:hAnsi="Calibri" w:eastAsia="PingFang SC"/>
-          <w:sz w:val="18"/>
+          <w:sz w:val="16"/>
         </w:rPr>
         <w:t xml:space="preserve">[8] Reuel et al. </w:t>
       </w:r>
@@ -3494,27 +3506,27 @@
         <w:rPr>
           <w:rFonts w:ascii="Calibri" w:hAnsi="Calibri" w:eastAsia="PingFang SC"/>
           <w:i/>
-          <w:sz w:val="18"/>
+          <w:sz w:val="16"/>
         </w:rPr>
         <w:t>BetterBench</w:t>
       </w:r>
       <w:r>
         <w:rPr>
           <w:rFonts w:ascii="Calibri" w:hAnsi="Calibri" w:eastAsia="PingFang SC"/>
-          <w:sz w:val="18"/>
+          <w:sz w:val="16"/>
         </w:rPr>
         <w:t>. arXiv:2411.12990.</w:t>
       </w:r>
     </w:p>
     <w:p>
       <w:pPr>
-        <w:spacing w:after="40" w:line="240" w:lineRule="auto"/>
+        <w:spacing w:after="10" w:line="228" w:lineRule="auto"/>
         <w:ind w:left="360" w:hanging="360"/>
       </w:pPr>
       <w:r>
         <w:rPr>
           <w:rFonts w:ascii="Calibri" w:hAnsi="Calibri" w:eastAsia="PingFang SC"/>
-          <w:sz w:val="18"/>
+          <w:sz w:val="16"/>
         </w:rPr>
         <w:t xml:space="preserve">[9] Zeng et al. </w:t>
       </w:r>
@@ -3522,27 +3534,27 @@
         <w:rPr>
           <w:rFonts w:ascii="Calibri" w:hAnsi="Calibri" w:eastAsia="PingFang SC"/>
           <w:i/>
-          <w:sz w:val="18"/>
+          <w:sz w:val="16"/>
         </w:rPr>
         <w:t>Setoka</w:t>
       </w:r>
       <w:r>
         <w:rPr>
           <w:rFonts w:ascii="Calibri" w:hAnsi="Calibri" w:eastAsia="PingFang SC"/>
-          <w:sz w:val="18"/>
+          <w:sz w:val="16"/>
         </w:rPr>
         <w:t>. arXiv:2607.27056.</w:t>
       </w:r>
     </w:p>
     <w:p>
       <w:pPr>
-        <w:spacing w:after="40" w:line="240" w:lineRule="auto"/>
+        <w:spacing w:after="10" w:line="228" w:lineRule="auto"/>
         <w:ind w:left="360" w:hanging="360"/>
       </w:pPr>
       <w:r>
         <w:rPr>
           <w:rFonts w:ascii="Calibri" w:hAnsi="Calibri" w:eastAsia="PingFang SC"/>
-          <w:sz w:val="18"/>
+          <w:sz w:val="16"/>
         </w:rPr>
         <w:t xml:space="preserve">[10] Qian et al. </w:t>
       </w:r>
@@ -3550,27 +3562,27 @@
         <w:rPr>
           <w:rFonts w:ascii="Calibri" w:hAnsi="Calibri" w:eastAsia="PingFang SC"/>
           <w:i/>
-          <w:sz w:val="18"/>
+          <w:sz w:val="16"/>
         </w:rPr>
         <w:t>User-Conditioned Evaluation under Temporal Interventions</w:t>
       </w:r>
       <w:r>
         <w:rPr>
           <w:rFonts w:ascii="Calibri" w:hAnsi="Calibri" w:eastAsia="PingFang SC"/>
-          <w:sz w:val="18"/>
+          <w:sz w:val="16"/>
         </w:rPr>
         <w:t>. arXiv:2607.21635.</w:t>
       </w:r>
     </w:p>
     <w:p>
       <w:pPr>
-        <w:spacing w:after="40" w:line="240" w:lineRule="auto"/>
+        <w:spacing w:after="10" w:line="228" w:lineRule="auto"/>
         <w:ind w:left="360" w:hanging="360"/>
       </w:pPr>
       <w:r>
         <w:rPr>
           <w:rFonts w:ascii="Calibri" w:hAnsi="Calibri" w:eastAsia="PingFang SC"/>
-          <w:sz w:val="18"/>
+          <w:sz w:val="16"/>
         </w:rPr>
         <w:t xml:space="preserve">[11] Yang et al. </w:t>
       </w:r>
@@ -3578,27 +3590,27 @@
         <w:rPr>
           <w:rFonts w:ascii="Calibri" w:hAnsi="Calibri" w:eastAsia="PingFang SC"/>
           <w:i/>
-          <w:sz w:val="18"/>
+          <w:sz w:val="16"/>
         </w:rPr>
         <w:t>PersonaTrail</w:t>
       </w:r>
       <w:r>
         <w:rPr>
           <w:rFonts w:ascii="Calibri" w:hAnsi="Calibri" w:eastAsia="PingFang SC"/>
-          <w:sz w:val="18"/>
+          <w:sz w:val="16"/>
         </w:rPr>
         <w:t>. arXiv:2607.20482.</w:t>
       </w:r>
     </w:p>
     <w:p>
       <w:pPr>
-        <w:spacing w:after="40" w:line="240" w:lineRule="auto"/>
+        <w:spacing w:after="10" w:line="228" w:lineRule="auto"/>
         <w:ind w:left="360" w:hanging="360"/>
       </w:pPr>
       <w:r>
         <w:rPr>
           <w:rFonts w:ascii="Calibri" w:hAnsi="Calibri" w:eastAsia="PingFang SC"/>
-          <w:sz w:val="18"/>
+          <w:sz w:val="16"/>
         </w:rPr>
         <w:t xml:space="preserve">[12] Todisco et al. </w:t>
       </w:r>
@@ -3606,27 +3618,27 @@
         <w:rPr>
           <w:rFonts w:ascii="Calibri" w:hAnsi="Calibri" w:eastAsia="PingFang SC"/>
           <w:i/>
-          <w:sz w:val="18"/>
+          <w:sz w:val="16"/>
         </w:rPr>
         <w:t>TARS</w:t>
       </w:r>
       <w:r>
         <w:rPr>
           <w:rFonts w:ascii="Calibri" w:hAnsi="Calibri" w:eastAsia="PingFang SC"/>
-          <w:sz w:val="18"/>
+          <w:sz w:val="16"/>
         </w:rPr>
         <w:t>. arXiv:2607.15948.</w:t>
       </w:r>
     </w:p>
     <w:p>
       <w:pPr>
-        <w:spacing w:after="40" w:line="240" w:lineRule="auto"/>
+        <w:spacing w:after="10" w:line="228" w:lineRule="auto"/>
         <w:ind w:left="360" w:hanging="360"/>
       </w:pPr>
       <w:r>
         <w:rPr>
           <w:rFonts w:ascii="Calibri" w:hAnsi="Calibri" w:eastAsia="PingFang SC"/>
-          <w:sz w:val="18"/>
+          <w:sz w:val="16"/>
         </w:rPr>
         <w:t xml:space="preserve">[13] Yang. </w:t>
       </w:r>
@@ -3634,27 +3646,27 @@
         <w:rPr>
           <w:rFonts w:ascii="Calibri" w:hAnsi="Calibri" w:eastAsia="PingFang SC"/>
           <w:i/>
-          <w:sz w:val="18"/>
+          <w:sz w:val="16"/>
         </w:rPr>
         <w:t>SARSI Agents for Personal Singularity</w:t>
       </w:r>
       <w:r>
         <w:rPr>
           <w:rFonts w:ascii="Calibri" w:hAnsi="Calibri" w:eastAsia="PingFang SC"/>
-          <w:sz w:val="18"/>
+          <w:sz w:val="16"/>
         </w:rPr>
         <w:t>. arXiv:2607.12254.</w:t>
       </w:r>
     </w:p>
     <w:p>
       <w:pPr>
-        <w:spacing w:after="40" w:line="240" w:lineRule="auto"/>
+        <w:spacing w:after="10" w:line="228" w:lineRule="auto"/>
         <w:ind w:left="360" w:hanging="360"/>
       </w:pPr>
       <w:r>
         <w:rPr>
           <w:rFonts w:ascii="Calibri" w:hAnsi="Calibri" w:eastAsia="PingFang SC"/>
-          <w:sz w:val="18"/>
+          <w:sz w:val="16"/>
         </w:rPr>
         <w:t xml:space="preserve">[14] Mao et al. </w:t>
       </w:r>
@@ -3662,27 +3674,27 @@
         <w:rPr>
           <w:rFonts w:ascii="Calibri" w:hAnsi="Calibri" w:eastAsia="PingFang SC"/>
           <w:i/>
-          <w:sz w:val="18"/>
+          <w:sz w:val="16"/>
         </w:rPr>
         <w:t>Agents Don't Just Agree, They Remember</w:t>
       </w:r>
       <w:r>
         <w:rPr>
           <w:rFonts w:ascii="Calibri" w:hAnsi="Calibri" w:eastAsia="PingFang SC"/>
-          <w:sz w:val="18"/>
+          <w:sz w:val="16"/>
         </w:rPr>
         <w:t>. arXiv:2607.10526.</w:t>
       </w:r>
     </w:p>
     <w:p>
       <w:pPr>
-        <w:spacing w:after="40" w:line="240" w:lineRule="auto"/>
+        <w:spacing w:after="10" w:line="228" w:lineRule="auto"/>
         <w:ind w:left="360" w:hanging="360"/>
       </w:pPr>
       <w:r>
         <w:rPr>
           <w:rFonts w:ascii="Calibri" w:hAnsi="Calibri" w:eastAsia="PingFang SC"/>
-          <w:sz w:val="18"/>
+          <w:sz w:val="16"/>
         </w:rPr>
         <w:t xml:space="preserve">[15] Yang et al. </w:t>
       </w:r>
@@ -3690,21 +3702,197 @@
         <w:rPr>
           <w:rFonts w:ascii="Calibri" w:hAnsi="Calibri" w:eastAsia="PingFang SC"/>
           <w:i/>
-          <w:sz w:val="18"/>
+          <w:sz w:val="16"/>
         </w:rPr>
         <w:t>APeB</w:t>
       </w:r>
       <w:r>
         <w:rPr>
           <w:rFonts w:ascii="Calibri" w:hAnsi="Calibri" w:eastAsia="PingFang SC"/>
-          <w:sz w:val="18"/>
+          <w:sz w:val="16"/>
         </w:rPr>
         <w:t>. arXiv:2607.03162.</w:t>
       </w:r>
     </w:p>
+    <w:p>
+      <w:pPr>
+        <w:spacing w:after="10" w:line="228" w:lineRule="auto"/>
+        <w:ind w:left="360" w:hanging="360"/>
+      </w:pPr>
+      <w:r>
+        <w:rPr>
+          <w:rFonts w:ascii="Calibri" w:hAnsi="Calibri" w:eastAsia="PingFang SC"/>
+          <w:sz w:val="16"/>
+        </w:rPr>
+        <w:t xml:space="preserve">[16] Hao et al. </w:t>
+      </w:r>
+      <w:r>
+        <w:rPr>
+          <w:rFonts w:ascii="Calibri" w:hAnsi="Calibri" w:eastAsia="PingFang SC"/>
+          <w:i/>
+          <w:sz w:val="16"/>
+        </w:rPr>
+        <w:t>Evaluating Personalized Tool-Augmented LLMs from the Perspectives of Personalization and Proactivity</w:t>
+      </w:r>
+      <w:r>
+        <w:rPr>
+          <w:rFonts w:ascii="Calibri" w:hAnsi="Calibri" w:eastAsia="PingFang SC"/>
+          <w:sz w:val="16"/>
+        </w:rPr>
+        <w:t xml:space="preserve">. ACL, 2025. </w:t>
+      </w:r>
+      <w:hyperlink r:id="rId14">
+        <w:r>
+          <w:rPr>
+            <w:rFonts w:ascii="Calibri" w:hAnsi="Calibri" w:eastAsia="PingFang SC"/>
+            <w:color w:val="2E74B5"/>
+            <w:u w:val="single"/>
+            <w:sz w:val="16"/>
+            <w:szCs w:val="16"/>
+          </w:rPr>
+          <w:t>https://aclanthology.org/2025.acl-long.1064/</w:t>
+        </w:r>
+      </w:hyperlink>
+    </w:p>
+    <w:p>
+      <w:pPr>
+        <w:spacing w:after="10" w:line="228" w:lineRule="auto"/>
+        <w:ind w:left="360" w:hanging="360"/>
+      </w:pPr>
+      <w:r>
+        <w:rPr>
+          <w:rFonts w:ascii="Calibri" w:hAnsi="Calibri" w:eastAsia="PingFang SC"/>
+          <w:sz w:val="16"/>
+        </w:rPr>
+        <w:t xml:space="preserve">[17] Li et al. </w:t>
+      </w:r>
+      <w:r>
+        <w:rPr>
+          <w:rFonts w:ascii="Calibri" w:hAnsi="Calibri" w:eastAsia="PingFang SC"/>
+          <w:i/>
+          <w:sz w:val="16"/>
+        </w:rPr>
+        <w:t>Personalized Deep Research: A User-Centric Framework, Dataset, and Hybrid Evaluation</w:t>
+      </w:r>
+      <w:r>
+        <w:rPr>
+          <w:rFonts w:ascii="Calibri" w:hAnsi="Calibri" w:eastAsia="PingFang SC"/>
+          <w:sz w:val="16"/>
+        </w:rPr>
+        <w:t>. arXiv:2605.10530.</w:t>
+      </w:r>
+    </w:p>
+    <w:p>
+      <w:pPr>
+        <w:spacing w:after="10" w:line="228" w:lineRule="auto"/>
+        <w:ind w:left="360" w:hanging="360"/>
+      </w:pPr>
+      <w:r>
+        <w:rPr>
+          <w:rFonts w:ascii="Calibri" w:hAnsi="Calibri" w:eastAsia="PingFang SC"/>
+          <w:sz w:val="16"/>
+        </w:rPr>
+        <w:t xml:space="preserve">[18] Liang et al. </w:t>
+      </w:r>
+      <w:r>
+        <w:rPr>
+          <w:rFonts w:ascii="Calibri" w:hAnsi="Calibri" w:eastAsia="PingFang SC"/>
+          <w:i/>
+          <w:sz w:val="16"/>
+        </w:rPr>
+        <w:t>Learning Personalized Agents from Human Feedback</w:t>
+      </w:r>
+      <w:r>
+        <w:rPr>
+          <w:rFonts w:ascii="Calibri" w:hAnsi="Calibri" w:eastAsia="PingFang SC"/>
+          <w:sz w:val="16"/>
+        </w:rPr>
+        <w:t>. arXiv:2602.16173.</w:t>
+      </w:r>
+    </w:p>
+    <w:p>
+      <w:pPr>
+        <w:spacing w:after="10" w:line="228" w:lineRule="auto"/>
+        <w:ind w:left="360" w:hanging="360"/>
+      </w:pPr>
+      <w:r>
+        <w:rPr>
+          <w:rFonts w:ascii="Calibri" w:hAnsi="Calibri" w:eastAsia="PingFang SC"/>
+          <w:sz w:val="16"/>
+        </w:rPr>
+        <w:t xml:space="preserve">[19] Shen et al. </w:t>
+      </w:r>
+      <w:r>
+        <w:rPr>
+          <w:rFonts w:ascii="Calibri" w:hAnsi="Calibri" w:eastAsia="PingFang SC"/>
+          <w:i/>
+          <w:sz w:val="16"/>
+        </w:rPr>
+        <w:t>Mem2ActBench</w:t>
+      </w:r>
+      <w:r>
+        <w:rPr>
+          <w:rFonts w:ascii="Calibri" w:hAnsi="Calibri" w:eastAsia="PingFang SC"/>
+          <w:sz w:val="16"/>
+        </w:rPr>
+        <w:t xml:space="preserve">. ACL, 2026. </w:t>
+      </w:r>
+      <w:hyperlink r:id="rId15">
+        <w:r>
+          <w:rPr>
+            <w:rFonts w:ascii="Calibri" w:hAnsi="Calibri" w:eastAsia="PingFang SC"/>
+            <w:color w:val="2E74B5"/>
+            <w:u w:val="single"/>
+            <w:sz w:val="16"/>
+            <w:szCs w:val="16"/>
+          </w:rPr>
+          <w:t>https://aclanthology.org/2026.acl-long.370/</w:t>
+        </w:r>
+      </w:hyperlink>
+    </w:p>
+    <w:p>
+      <w:pPr>
+        <w:spacing w:after="10" w:line="228" w:lineRule="auto"/>
+        <w:ind w:left="360" w:hanging="360"/>
+      </w:pPr>
+      <w:r>
+        <w:rPr>
+          <w:rFonts w:ascii="Calibri" w:hAnsi="Calibri" w:eastAsia="PingFang SC"/>
+          <w:sz w:val="16"/>
+        </w:rPr>
+        <w:t xml:space="preserve">[20] Balepur et al. </w:t>
+      </w:r>
+      <w:r>
+        <w:rPr>
+          <w:rFonts w:ascii="Calibri" w:hAnsi="Calibri" w:eastAsia="PingFang SC"/>
+          <w:i/>
+          <w:sz w:val="16"/>
+        </w:rPr>
+        <w:t>Language Models Don't Know What You Want</w:t>
+      </w:r>
+      <w:r>
+        <w:rPr>
+          <w:rFonts w:ascii="Calibri" w:hAnsi="Calibri" w:eastAsia="PingFang SC"/>
+          <w:sz w:val="16"/>
+        </w:rPr>
+        <w:t xml:space="preserve">. ACL, 2026. </w:t>
+      </w:r>
+      <w:hyperlink r:id="rId19">
+        <w:r>
+          <w:rPr>
+            <w:rFonts w:ascii="Calibri" w:hAnsi="Calibri" w:eastAsia="PingFang SC"/>
+            <w:color w:val="2E74B5"/>
+            <w:u w:val="single"/>
+            <w:sz w:val="16"/>
+            <w:szCs w:val="16"/>
+          </w:rPr>
+          <w:t>https://aclanthology.org/2026.acl-long.723/</w:t>
+        </w:r>
+      </w:hyperlink>
+    </w:p>
     <w:sectPr>
-      <w:headerReference w:type="default" r:id="rId22"/>
-      <w:footerReference w:type="default" r:id="rId23"/>
+      <w:headerReference w:type="default" r:id="rId23"/>
+      <w:footerReference w:type="default" r:id="rId24"/>
       <w:pgSz w:w="12240" w:h="15840"/>
       <w:pgMar w:top="1296" w:right="1296" w:bottom="1296" w:left="1296" w:header="708" w:footer="708" w:gutter="0"/>
       <w:cols w:space="720"/>
@@ -4264,12 +4452,12 @@
     <w:qFormat/>
     <w:rsid w:val="00FC693F"/>
     <w:pPr>
-      <w:spacing w:before="0" w:after="80" w:line="276" w:lineRule="auto"/>
+      <w:spacing w:before="0" w:after="60" w:line="259" w:lineRule="auto"/>
       <w:jc w:val="left"/>
     </w:pPr>
     <w:rPr>
       <w:rFonts w:ascii="Calibri" w:hAnsi="Calibri" w:eastAsia="PingFang SC"/>
-      <w:sz w:val="21"/>
+      <w:sz w:val="20"/>
     </w:rPr>
   </w:style>
   <w:style w:type="paragraph" w:styleId="Header">
@@ -4331,8 +4519,8 @@
       <w:outlineLvl w:val="0"/>
     </w:pPr>
     <w:rPr>
-      <w:rFonts w:asciiTheme="majorHAnsi" w:eastAsiaTheme="majorEastAsia" w:hAnsiTheme="majorHAnsi" w:cstheme="majorBidi" w:ascii="Calibri" w:hAnsi="Calibri" w:eastAsia="PingFang SC"/>
-      <w:b/>
+      <w:rFonts w:asciiTheme="majorHAnsi" w:eastAsiaTheme="majorEastAsia" w:hAnsiTheme="majorHAnsi" w:cstheme="majorBidi" w:ascii="Calibri" w:hAnsi="Calibri" w:eastAsia="Hiragino Sans GB"/>
+      <w:b w:val="0"/>
       <w:bCs/>
       <w:color w:val="2E74B5"/>
       <w:sz w:val="31"/>
@@ -4355,8 +4543,8 @@
       <w:outlineLvl w:val="1"/>
     </w:pPr>
     <w:rPr>
-      <w:rFonts w:asciiTheme="majorHAnsi" w:eastAsiaTheme="majorEastAsia" w:hAnsiTheme="majorHAnsi" w:cstheme="majorBidi" w:ascii="Calibri" w:hAnsi="Calibri" w:eastAsia="PingFang SC"/>
-      <w:b/>
+      <w:rFonts w:asciiTheme="majorHAnsi" w:eastAsiaTheme="majorEastAsia" w:hAnsiTheme="majorHAnsi" w:cstheme="majorBidi" w:ascii="Calibri" w:hAnsi="Calibri" w:eastAsia="Hiragino Sans GB"/>
+      <w:b w:val="0"/>
       <w:bCs/>
       <w:color w:val="2E74B5"/>
       <w:sz w:val="25"/>
@@ -4379,8 +4567,8 @@
       <w:outlineLvl w:val="2"/>
     </w:pPr>
     <w:rPr>
-      <w:rFonts w:asciiTheme="majorHAnsi" w:eastAsiaTheme="majorEastAsia" w:hAnsiTheme="majorHAnsi" w:cstheme="majorBidi" w:ascii="Calibri" w:hAnsi="Calibri" w:eastAsia="PingFang SC"/>
-      <w:b/>
+      <w:rFonts w:asciiTheme="majorHAnsi" w:eastAsiaTheme="majorEastAsia" w:hAnsiTheme="majorHAnsi" w:cstheme="majorBidi" w:ascii="Calibri" w:hAnsi="Calibri" w:eastAsia="Hiragino Sans GB"/>
+      <w:b w:val="0"/>
       <w:bCs/>
       <w:color w:val="163A63"/>
       <w:sz w:val="23"/>
@@ -4799,13 +4987,13 @@
       <w:numPr>
         <w:numId w:val="1"/>
       </w:numPr>
-      <w:spacing w:after="80" w:line="290" w:lineRule="auto"/>
+      <w:spacing w:after="60" w:line="259" w:lineRule="auto"/>
       <w:ind w:left="540" w:hanging="279"/>
       <w:contextualSpacing/>
     </w:pPr>
     <w:rPr>
       <w:rFonts w:ascii="Calibri" w:hAnsi="Calibri" w:eastAsia="PingFang SC"/>
-      <w:sz w:val="22"/>
+      <w:sz w:val="20"/>
     </w:rPr>
   </w:style>
   <w:style w:type="paragraph" w:styleId="ListBullet2">
@@ -4844,13 +5032,13 @@
       <w:numPr>
         <w:numId w:val="5"/>
       </w:numPr>
-      <w:spacing w:after="80" w:line="290" w:lineRule="auto"/>
+      <w:spacing w:after="60" w:line="259" w:lineRule="auto"/>
       <w:ind w:left="540" w:hanging="279"/>
       <w:contextualSpacing/>
     </w:pPr>
     <w:rPr>
       <w:rFonts w:ascii="Calibri" w:hAnsi="Calibri" w:eastAsia="PingFang SC"/>
-      <w:sz w:val="22"/>
+      <w:sz w:val="20"/>
     </w:rPr>
   </w:style>
   <w:style w:type="paragraph" w:styleId="ListNumber2">

--- a/deliverables/DeepAlign-Bench_汇报精简版.docx
+++ b/deliverables/DeepAlign-Bench_汇报精简版.docx
@@ -131,7 +131,7 @@
                 <w:color w:val="5B6B7A"/>
                 <w:sz w:val="21"/>
               </w:rPr>
-              <w:t>v0.19 · 汇报精简版</w:t>
+              <w:t>v0.20 · 汇报精简版</w:t>
             </w:r>
           </w:p>
         </w:tc>
@@ -283,7 +283,7 @@
           <w:color w:val="163A63"/>
           <w:sz w:val="24"/>
         </w:rPr>
-        <w:t>不是测报告写得多漂亮，而是测同一任务下，agent 能不能把正确结果交给正确用户。</w:t>
+        <w:t>在已有单用户绝对适配之上，测同一任务下哪份结果更适合哪位用户，以及结论能否跨 cue 保持。</w:t>
       </w:r>
     </w:p>
     <w:p>
@@ -468,14 +468,14 @@
         <w:rPr>
           <w:rFonts w:ascii="Calibri" w:hAnsi="Calibri" w:eastAsia="PingFang SC"/>
         </w:rPr>
-        <w:t>已有工作已经测到用户理解、历史利用、工具行动、动态记忆和个性化 Deep Research。我们要补的不是又一块能力，而是一个识别问题：</w:t>
+        <w:t>已有工作已经测到用户理解、历史利用、工具行动、动态记忆和个性化 Deep Research。我们要补的不是又一块能力，而是一个结果识别问题：</w:t>
       </w:r>
       <w:r>
         <w:rPr>
           <w:rFonts w:ascii="Calibri" w:hAnsi="Calibri" w:eastAsia="PingFang SC"/>
           <w:b/>
         </w:rPr>
-        <w:t>同一任务和证据下，agent 能不能为不同用户交付不同但都正确的 Deep Research 结果。</w:t>
+        <w:t>同一任务和证据下，agent 能不能为不同用户交付不同但都正确、且各自更适合目标用户的 Deep Research 结果。</w:t>
       </w:r>
     </w:p>
     <w:p>
@@ -595,13 +595,11 @@
           <w:t>[20]</w:t>
         </w:r>
       </w:hyperlink>
-    </w:p>
-    <w:p>
       <w:r>
         <w:rPr>
           <w:rFonts w:ascii="Calibri" w:hAnsi="Calibri" w:eastAsia="PingFang SC"/>
         </w:rPr>
-        <w:t>因此，缺少的不是“更多 persona”或“agent 会不会用 memory”，而是把广义 DR 最终交付物放进反事实协议：固定任务、证据、工具和预算，只交换两个都合理的用户；再用预冻结 must-change / must-hold / must-not 真值与真人校准 judge 排除输入/输出更长、persona 复述、文风偏好和额外任务信息。</w:t>
+        <w:t xml:space="preserve"> PDR-Bench 的 P-Score 已按 task/persona 生成权重与子标准，因此不能把它描述成只看长度或文风。</w:t>
       </w:r>
     </w:p>
     <w:p>
@@ -609,8 +607,42 @@
         <w:rPr>
           <w:rFonts w:ascii="Calibri" w:hAnsi="Calibri" w:eastAsia="PingFang SC"/>
         </w:rPr>
-        <w:t>因此我们采用反事实对照：固定任务、证据、工具和预算，只改变用户；再把两个用户的交付物交换评分。只有 matched 持续优于 swapped，同时事实和共同质量不下降，才算真正个性化。</w:t>
+        <w:t>因此，缺少的不是“更多 persona”“agent 会不会用 memory”或“persona-aware rubric”，而是在单用户绝对适配之上加入跨用户检验：固定任务、证据、工具和预算，只交换两个都合理的用户；让两套用户 rubric 交叉评价两份交付物，并用预冻结 must-change / must-hold / must-not 真值检查该变与不该变的部分。</w:t>
       </w:r>
+    </w:p>
+    <w:p>
+      <w:r>
+        <w:rPr>
+          <w:rFonts w:ascii="Calibri" w:hAnsi="Calibri" w:eastAsia="PingFang SC"/>
+        </w:rPr>
+        <w:t>因此我们采用反事实对照：固定任务、证据、工具和预算，只改变用户；再把两个用户的交付物交换评分。只有 matched 持续优于 swapped，同时事实和共同质量不下降，才支持“交付物对目标用户具有反事实特异性”。这不证明模型内部真正理解了用户；还需让同一 user-state 以 persona、自然历史、澄清对话和去关键词改写表达，检查核心结论是否稳定。不同 persona cue 会改变测量结论，</w:t>
+      </w:r>
+      <w:hyperlink r:id="rId20">
+        <w:r>
+          <w:rPr>
+            <w:rFonts w:ascii="Calibri" w:hAnsi="Calibri" w:eastAsia="PingFang SC"/>
+            <w:color w:val="2E74B5"/>
+            <w:u w:val="single"/>
+          </w:rPr>
+          <w:t>[21]</w:t>
+        </w:r>
+      </w:hyperlink>
+      <w:r>
+        <w:rPr>
+          <w:rFonts w:ascii="Calibri" w:hAnsi="Calibri" w:eastAsia="PingFang SC"/>
+        </w:rPr>
+        <w:t xml:space="preserve"> 个性化 rubric 也应同时检查代表性、一致性和区分力。</w:t>
+      </w:r>
+      <w:hyperlink r:id="rId21">
+        <w:r>
+          <w:rPr>
+            <w:rFonts w:ascii="Calibri" w:hAnsi="Calibri" w:eastAsia="PingFang SC"/>
+            <w:color w:val="2E74B5"/>
+            <w:u w:val="single"/>
+          </w:rPr>
+          <w:t>[22]</w:t>
+        </w:r>
+      </w:hyperlink>
     </w:p>
     <w:p>
       <w:pPr>
@@ -1190,7 +1222,7 @@
                     <pic:cNvPicPr/>
                   </pic:nvPicPr>
                   <pic:blipFill>
-                    <a:blip r:embed="rId22"/>
+                    <a:blip r:embed="rId24"/>
                     <a:stretch>
                       <a:fillRect/>
                     </a:stretch>
@@ -1221,14 +1253,14 @@
           <w:color w:val="5B6B7A"/>
           <w:sz w:val="19"/>
         </w:rPr>
-        <w:t>图 1  固定任务与证据，只改变用户；先过共同质量门槛，再用 matched/swapped 判断真正个性化。</w:t>
+        <w:t>图 1  固定任务与证据，只改变用户；先过共同质量门槛，再用 matched/swapped 识别结果特异性。</w:t>
       </w:r>
     </w:p>
     <w:p>
       <w:pPr>
         <w:sectPr>
-          <w:headerReference w:type="default" r:id="rId20"/>
-          <w:footerReference w:type="default" r:id="rId21"/>
+          <w:headerReference w:type="default" r:id="rId22"/>
+          <w:footerReference w:type="default" r:id="rId23"/>
           <w:pgSz w:w="15840" w:h="12240" w:orient="landscape"/>
           <w:pgMar w:top="936" w:right="936" w:bottom="936" w:left="936" w:header="708" w:footer="708" w:gutter="0"/>
           <w:cols w:space="720"/>
@@ -1975,6 +2007,60 @@
                 <w:rFonts w:ascii="Calibri" w:hAnsi="Calibri" w:eastAsia="PingFang SC"/>
                 <w:sz w:val="18"/>
               </w:rPr>
+              <w:t>Worst-view CFA / Cue Gap</w:t>
+            </w:r>
+          </w:p>
+        </w:tc>
+        <w:tc>
+          <w:tcPr>
+            <w:tcW w:type="dxa" w:w="4680"/>
+            <w:tcMar>
+              <w:top w:w="80" w:type="dxa"/>
+              <w:start w:w="120" w:type="dxa"/>
+              <w:bottom w:w="80" w:type="dxa"/>
+              <w:end w:w="120" w:type="dxa"/>
+            </w:tcMar>
+            <w:vAlign w:val="center"/>
+          </w:tcPr>
+          <w:p>
+            <w:pPr>
+              <w:spacing w:before="0" w:after="40" w:line="259" w:lineRule="auto"/>
+              <w:jc w:val="left"/>
+            </w:pPr>
+            <w:r/>
+            <w:r>
+              <w:rPr>
+                <w:rFonts w:ascii="Calibri" w:hAnsi="Calibri" w:eastAsia="PingFang SC"/>
+                <w:sz w:val="18"/>
+              </w:rPr>
+              <w:t>同一 user-state 换表达后是否仍稳定</w:t>
+            </w:r>
+          </w:p>
+        </w:tc>
+      </w:tr>
+      <w:tr>
+        <w:tc>
+          <w:tcPr>
+            <w:tcW w:type="dxa" w:w="4680"/>
+            <w:tcMar>
+              <w:top w:w="80" w:type="dxa"/>
+              <w:start w:w="120" w:type="dxa"/>
+              <w:bottom w:w="80" w:type="dxa"/>
+              <w:end w:w="120" w:type="dxa"/>
+            </w:tcMar>
+            <w:vAlign w:val="center"/>
+          </w:tcPr>
+          <w:p>
+            <w:pPr>
+              <w:spacing w:before="0" w:after="40" w:line="259" w:lineRule="auto"/>
+              <w:jc w:val="center"/>
+            </w:pPr>
+            <w:r/>
+            <w:r>
+              <w:rPr>
+                <w:rFonts w:ascii="Calibri" w:hAnsi="Calibri" w:eastAsia="PingFang SC"/>
+                <w:sz w:val="18"/>
+              </w:rPr>
               <w:t>Retention</w:t>
             </w:r>
           </w:p>
@@ -2241,7 +2327,7 @@
         <w:rPr>
           <w:rFonts w:ascii="Calibri" w:hAnsi="Calibri" w:eastAsia="PingFang SC"/>
         </w:rPr>
-        <w:t>：用 matched/swapped 排除篇幅和 persona 复述等替代解释；</w:t>
+        <w:t>：用 matched/swapped 构造跨用户 2×2 对角优势，并用语义等价信号检查表面 cue 敏感性；</w:t>
       </w:r>
     </w:p>
     <w:p>
@@ -2349,7 +2435,7 @@
         <w:rPr>
           <w:rFonts w:ascii="Calibri" w:hAnsi="Calibri" w:eastAsia="PingFang SC"/>
         </w:rPr>
-        <w:t>差异不能写成“更多任务和更多 agent”。真正差异是：反事实识别、用户信息来源多元、动态/长程测试、模块化 rubric、独立 judge benchmark，以及明确区分测试意图和观察到的真实失败。</w:t>
+        <w:t>差异不能写成“更多任务和更多 agent”，也不能说 PDR-Bench 没有 persona-aware rubric。真正差异是：在其单用户绝对适配之上增加跨用户 matched/swapped 对角优势、预冻结变化/不变项和跨线索表达稳健性；再用动态/长程测试与独立 JudgeBench 诊断失败。</w:t>
       </w:r>
     </w:p>
     <w:p>
@@ -3145,7 +3231,7 @@
         <w:rPr>
           <w:rFonts w:ascii="Calibri" w:hAnsi="Calibri" w:eastAsia="PingFang SC"/>
         </w:rPr>
-        <w:t>是否同意 Atlas、反事实识别和 rubric compiler 是核心贡献，而不是“测尽所有组合”？</w:t>
+        <w:t>是否同意 Atlas、跨用户反事实特异性和 rubric compiler 是核心贡献，而不是“测尽所有组合”？</w:t>
       </w:r>
     </w:p>
     <w:p>
@@ -3890,9 +3976,89 @@
         </w:r>
       </w:hyperlink>
     </w:p>
+    <w:p>
+      <w:pPr>
+        <w:spacing w:after="10" w:line="228" w:lineRule="auto"/>
+        <w:ind w:left="360" w:hanging="360"/>
+      </w:pPr>
+      <w:r>
+        <w:rPr>
+          <w:rFonts w:ascii="Calibri" w:hAnsi="Calibri" w:eastAsia="PingFang SC"/>
+          <w:sz w:val="16"/>
+        </w:rPr>
+        <w:t xml:space="preserve">[21] Weeber et al. </w:t>
+      </w:r>
+      <w:r>
+        <w:rPr>
+          <w:rFonts w:ascii="Calibri" w:hAnsi="Calibri" w:eastAsia="PingFang SC"/>
+          <w:i/>
+          <w:sz w:val="16"/>
+        </w:rPr>
+        <w:t>One Persona, Many Cues, Different Results</w:t>
+      </w:r>
+      <w:r>
+        <w:rPr>
+          <w:rFonts w:ascii="Calibri" w:hAnsi="Calibri" w:eastAsia="PingFang SC"/>
+          <w:sz w:val="16"/>
+        </w:rPr>
+        <w:t xml:space="preserve">. ACL, 2026. </w:t>
+      </w:r>
+      <w:hyperlink r:id="rId20">
+        <w:r>
+          <w:rPr>
+            <w:rFonts w:ascii="Calibri" w:hAnsi="Calibri" w:eastAsia="PingFang SC"/>
+            <w:color w:val="2E74B5"/>
+            <w:u w:val="single"/>
+            <w:sz w:val="16"/>
+            <w:szCs w:val="16"/>
+          </w:rPr>
+          <w:t>https://aclanthology.org/2026.acl-long.2079/</w:t>
+        </w:r>
+      </w:hyperlink>
+    </w:p>
+    <w:p>
+      <w:pPr>
+        <w:spacing w:after="10" w:line="228" w:lineRule="auto"/>
+        <w:ind w:left="360" w:hanging="360"/>
+      </w:pPr>
+      <w:r>
+        <w:rPr>
+          <w:rFonts w:ascii="Calibri" w:hAnsi="Calibri" w:eastAsia="PingFang SC"/>
+          <w:sz w:val="16"/>
+        </w:rPr>
+        <w:t xml:space="preserve">[22] Qiu et al. </w:t>
+      </w:r>
+      <w:r>
+        <w:rPr>
+          <w:rFonts w:ascii="Calibri" w:hAnsi="Calibri" w:eastAsia="PingFang SC"/>
+          <w:i/>
+          <w:sz w:val="16"/>
+        </w:rPr>
+        <w:t>Preference-Aware Rubric Learning for Personalized Evaluation</w:t>
+      </w:r>
+      <w:r>
+        <w:rPr>
+          <w:rFonts w:ascii="Calibri" w:hAnsi="Calibri" w:eastAsia="PingFang SC"/>
+          <w:sz w:val="16"/>
+        </w:rPr>
+        <w:t xml:space="preserve">. arXiv:2605.31545, 2026. </w:t>
+      </w:r>
+      <w:hyperlink r:id="rId21">
+        <w:r>
+          <w:rPr>
+            <w:rFonts w:ascii="Calibri" w:hAnsi="Calibri" w:eastAsia="PingFang SC"/>
+            <w:color w:val="2E74B5"/>
+            <w:u w:val="single"/>
+            <w:sz w:val="16"/>
+            <w:szCs w:val="16"/>
+          </w:rPr>
+          <w:t>https://arxiv.org/abs/2605.31545</w:t>
+        </w:r>
+      </w:hyperlink>
+    </w:p>
     <w:sectPr>
-      <w:headerReference w:type="default" r:id="rId23"/>
-      <w:footerReference w:type="default" r:id="rId24"/>
+      <w:headerReference w:type="default" r:id="rId25"/>
+      <w:footerReference w:type="default" r:id="rId26"/>
       <w:pgSz w:w="12240" w:h="15840"/>
       <w:pgMar w:top="1296" w:right="1296" w:bottom="1296" w:left="1296" w:header="708" w:footer="708" w:gutter="0"/>
       <w:cols w:space="720"/>
@@ -4452,12 +4618,12 @@
     <w:qFormat/>
     <w:rsid w:val="00FC693F"/>
     <w:pPr>
-      <w:spacing w:before="0" w:after="60" w:line="259" w:lineRule="auto"/>
+      <w:spacing w:before="0" w:after="50" w:line="252" w:lineRule="auto"/>
       <w:jc w:val="left"/>
     </w:pPr>
     <w:rPr>
       <w:rFonts w:ascii="Calibri" w:hAnsi="Calibri" w:eastAsia="PingFang SC"/>
-      <w:sz w:val="20"/>
+      <w:sz w:val="19"/>
     </w:rPr>
   </w:style>
   <w:style w:type="paragraph" w:styleId="Header">

--- a/deliverables/DeepAlign-Bench_汇报精简版.docx
+++ b/deliverables/DeepAlign-Bench_汇报精简版.docx
@@ -131,7 +131,7 @@
                 <w:color w:val="5B6B7A"/>
                 <w:sz w:val="21"/>
               </w:rPr>
-              <w:t>v0.20 · 汇报精简版</w:t>
+              <w:t>v0.21 · 汇报精简版</w:t>
             </w:r>
           </w:p>
         </w:tc>
@@ -283,7 +283,7 @@
           <w:color w:val="163A63"/>
           <w:sz w:val="24"/>
         </w:rPr>
-        <w:t>在已有单用户绝对适配之上，测同一任务下哪份结果更适合哪位用户，以及结论能否跨 cue 保持。</w:t>
+        <w:t>从 absolute adaptation evaluation 转向 counterfactual personalization effect identification：测同一任务下哪份结果更适合哪位用户。</w:t>
       </w:r>
     </w:p>
     <w:p>
@@ -599,7 +599,7 @@
         <w:rPr>
           <w:rFonts w:ascii="Calibri" w:hAnsi="Calibri" w:eastAsia="PingFang SC"/>
         </w:rPr>
-        <w:t xml:space="preserve"> PDR-Bench 的 P-Score 已按 task/persona 生成权重与子标准，因此不能把它描述成只看长度或文风。</w:t>
+        <w:t xml:space="preserve"> PDR-Bench 的 task/persona-conditioned P-Score 已经能够评价给定用户条件下的报告适配质量。</w:t>
       </w:r>
     </w:p>
     <w:p>
@@ -607,7 +607,33 @@
         <w:rPr>
           <w:rFonts w:ascii="Calibri" w:hAnsi="Calibri" w:eastAsia="PingFang SC"/>
         </w:rPr>
-        <w:t>因此，缺少的不是“更多 persona”“agent 会不会用 memory”或“persona-aware rubric”，而是在单用户绝对适配之上加入跨用户检验：固定任务、证据、工具和预算，只交换两个都合理的用户；让两套用户 rubric 交叉评价两份交付物，并用预冻结 must-change / must-hold / must-not 真值检查该变与不该变的部分。</w:t>
+        <w:t xml:space="preserve">因此，DeepAlign 的创新不是把 PDR-Bench 的 rubric 做得更细，而是把估计对象从 </w:t>
+      </w:r>
+      <w:r>
+        <w:rPr>
+          <w:rFonts w:ascii="Calibri" w:hAnsi="Calibri" w:eastAsia="PingFang SC"/>
+          <w:b/>
+        </w:rPr>
+        <w:t>absolute adaptation evaluation</w:t>
+      </w:r>
+      <w:r>
+        <w:rPr>
+          <w:rFonts w:ascii="Calibri" w:hAnsi="Calibri" w:eastAsia="PingFang SC"/>
+        </w:rPr>
+        <w:t xml:space="preserve"> 改为 </w:t>
+      </w:r>
+      <w:r>
+        <w:rPr>
+          <w:rFonts w:ascii="Calibri" w:hAnsi="Calibri" w:eastAsia="PingFang SC"/>
+          <w:b/>
+        </w:rPr>
+        <w:t>counterfactual personalization effect identification</w:t>
+      </w:r>
+      <w:r>
+        <w:rPr>
+          <w:rFonts w:ascii="Calibri" w:hAnsi="Calibri" w:eastAsia="PingFang SC"/>
+        </w:rPr>
+        <w:t>：固定任务、证据、工具和预算，只交换两个都合理的用户；让两套用户 rubric 交叉评价两份交付物，并用预冻结 must-change / must-hold / must-not 检查必要变化、共同不变项和禁止过度推断。</w:t>
       </w:r>
     </w:p>
     <w:p>
@@ -2435,7 +2461,7 @@
         <w:rPr>
           <w:rFonts w:ascii="Calibri" w:hAnsi="Calibri" w:eastAsia="PingFang SC"/>
         </w:rPr>
-        <w:t>差异不能写成“更多任务和更多 agent”，也不能说 PDR-Bench 没有 persona-aware rubric。真正差异是：在其单用户绝对适配之上增加跨用户 matched/swapped 对角优势、预冻结变化/不变项和跨线索表达稳健性；再用动态/长程测试与独立 JudgeBench 诊断失败。</w:t>
+        <w:t>PDR-Bench 已解决 task–persona 条件下的 absolute adaptation evaluation。DeepAlign 的核心差异只有一条：转向 counterfactual personalization effect identification，以跨用户 matched/swapped 对角优势和预冻结 must-change/must-hold/must-not 识别方向正确且边界受控的用户特异变化。跨线索、动态/长程测试与独立 JudgeBench 是稳健性和诊断支持，不是对 PDR-Bench rubric/judge 的否定。</w:t>
       </w:r>
     </w:p>
     <w:p>
@@ -3231,7 +3257,7 @@
         <w:rPr>
           <w:rFonts w:ascii="Calibri" w:hAnsi="Calibri" w:eastAsia="PingFang SC"/>
         </w:rPr>
-        <w:t>是否同意 Atlas、跨用户反事实特异性和 rubric compiler 是核心贡献，而不是“测尽所有组合”？</w:t>
+        <w:t>是否同意将“跨用户 counterfactual personalization effect identification”锁定为唯一核心方法贡献，Atlas 与 rubric compiler 作为实现和外部效度支撑？</w:t>
       </w:r>
     </w:p>
     <w:p>

--- a/deliverables/DeepAlign-Bench_汇报精简版.docx
+++ b/deliverables/DeepAlign-Bench_汇报精简版.docx
@@ -131,7 +131,7 @@
                 <w:color w:val="5B6B7A"/>
                 <w:sz w:val="21"/>
               </w:rPr>
-              <w:t>v0.21 · 汇报精简版</w:t>
+              <w:t>v0.22 · 汇报精简版</w:t>
             </w:r>
           </w:p>
         </w:tc>
@@ -633,8 +633,18 @@
         <w:rPr>
           <w:rFonts w:ascii="Calibri" w:hAnsi="Calibri" w:eastAsia="PingFang SC"/>
         </w:rPr>
-        <w:t>：固定任务、证据、工具和预算，只交换两个都合理的用户；让两套用户 rubric 交叉评价两份交付物，并用预冻结 must-change / must-hold / must-not 检查必要变化、共同不变项和禁止过度推断。</w:t>
+        <w:t>：固定任务、证据、工具和预算，只交换两个都合理的用户；让两套用户 rubric 交叉评价两份交付物，并用预冻结 must-change / must-hold / must-not 检查必要变化、共同不变项和禁止过度推断。PDR 的 judge 仍有可靠性边界：最佳 PCA=0.43，校准只有 15 个 query/两个 agent，且动态 criterion、非 target-user 人评、复合事实核验链和 P/Q/R 补偿式聚合均需额外审计。</w:t>
       </w:r>
+      <w:hyperlink r:id="rId17">
+        <w:r>
+          <w:rPr>
+            <w:rFonts w:ascii="Calibri" w:hAnsi="Calibri" w:eastAsia="PingFang SC"/>
+            <w:color w:val="2E74B5"/>
+            <w:u w:val="single"/>
+          </w:rPr>
+          <w:t>[3]</w:t>
+        </w:r>
+      </w:hyperlink>
     </w:p>
     <w:p>
       <w:r>
@@ -709,7 +719,7 @@
           </w:tcPr>
           <w:p>
             <w:pPr>
-              <w:spacing w:before="0" w:after="40" w:line="259" w:lineRule="auto"/>
+              <w:spacing w:before="0" w:after="0" w:line="240" w:lineRule="auto"/>
               <w:jc w:val="center"/>
             </w:pPr>
             <w:r>
@@ -722,7 +732,7 @@
                 <w:rFonts w:ascii="Calibri" w:hAnsi="Calibri" w:eastAsia="PingFang SC"/>
                 <w:b/>
                 <w:color w:val="163A63"/>
-                <w:sz w:val="18"/>
+                <w:sz w:val="16"/>
               </w:rPr>
               <w:t>项目</w:t>
             </w:r>
@@ -742,7 +752,7 @@
           </w:tcPr>
           <w:p>
             <w:pPr>
-              <w:spacing w:before="0" w:after="40" w:line="259" w:lineRule="auto"/>
+              <w:spacing w:before="0" w:after="0" w:line="240" w:lineRule="auto"/>
               <w:jc w:val="center"/>
             </w:pPr>
             <w:r>
@@ -755,7 +765,7 @@
                 <w:rFonts w:ascii="Calibri" w:hAnsi="Calibri" w:eastAsia="PingFang SC"/>
                 <w:b/>
                 <w:color w:val="163A63"/>
-                <w:sz w:val="18"/>
+                <w:sz w:val="16"/>
               </w:rPr>
               <w:t>锁定规模</w:t>
             </w:r>
@@ -776,14 +786,14 @@
           </w:tcPr>
           <w:p>
             <w:pPr>
-              <w:spacing w:before="0" w:after="40" w:line="259" w:lineRule="auto"/>
+              <w:spacing w:before="0" w:after="0" w:line="240" w:lineRule="auto"/>
               <w:jc w:val="center"/>
             </w:pPr>
             <w:r/>
             <w:r>
               <w:rPr>
                 <w:rFonts w:ascii="Calibri" w:hAnsi="Calibri" w:eastAsia="PingFang SC"/>
-                <w:sz w:val="18"/>
+                <w:sz w:val="16"/>
               </w:rPr>
               <w:t>Task family</w:t>
             </w:r>
@@ -802,14 +812,14 @@
           </w:tcPr>
           <w:p>
             <w:pPr>
-              <w:spacing w:before="0" w:after="40" w:line="259" w:lineRule="auto"/>
+              <w:spacing w:before="0" w:after="0" w:line="240" w:lineRule="auto"/>
               <w:jc w:val="left"/>
             </w:pPr>
             <w:r/>
             <w:r>
               <w:rPr>
                 <w:rFonts w:ascii="Calibri" w:hAnsi="Calibri" w:eastAsia="PingFang SC"/>
-                <w:sz w:val="18"/>
+                <w:sz w:val="16"/>
               </w:rPr>
               <w:t>24 个</w:t>
             </w:r>
@@ -830,14 +840,14 @@
           </w:tcPr>
           <w:p>
             <w:pPr>
-              <w:spacing w:before="0" w:after="40" w:line="259" w:lineRule="auto"/>
+              <w:spacing w:before="0" w:after="0" w:line="240" w:lineRule="auto"/>
               <w:jc w:val="center"/>
             </w:pPr>
             <w:r/>
             <w:r>
               <w:rPr>
                 <w:rFonts w:ascii="Calibri" w:hAnsi="Calibri" w:eastAsia="PingFang SC"/>
-                <w:sz w:val="18"/>
+                <w:sz w:val="16"/>
               </w:rPr>
               <w:t>核心 user-task</w:t>
             </w:r>
@@ -856,14 +866,14 @@
           </w:tcPr>
           <w:p>
             <w:pPr>
-              <w:spacing w:before="0" w:after="40" w:line="259" w:lineRule="auto"/>
+              <w:spacing w:before="0" w:after="0" w:line="240" w:lineRule="auto"/>
               <w:jc w:val="left"/>
             </w:pPr>
             <w:r/>
             <w:r>
               <w:rPr>
                 <w:rFonts w:ascii="Calibri" w:hAnsi="Calibri" w:eastAsia="PingFang SC"/>
-                <w:sz w:val="18"/>
+                <w:sz w:val="16"/>
               </w:rPr>
               <w:t>48 个，两个强对比用户</w:t>
             </w:r>
@@ -884,14 +894,14 @@
           </w:tcPr>
           <w:p>
             <w:pPr>
-              <w:spacing w:before="0" w:after="40" w:line="259" w:lineRule="auto"/>
+              <w:spacing w:before="0" w:after="0" w:line="240" w:lineRule="auto"/>
               <w:jc w:val="center"/>
             </w:pPr>
             <w:r/>
             <w:r>
               <w:rPr>
                 <w:rFonts w:ascii="Calibri" w:hAnsi="Calibri" w:eastAsia="PingFang SC"/>
-                <w:sz w:val="18"/>
+                <w:sz w:val="16"/>
               </w:rPr>
               <w:t>用户信息条件</w:t>
             </w:r>
@@ -910,14 +920,14 @@
           </w:tcPr>
           <w:p>
             <w:pPr>
-              <w:spacing w:before="0" w:after="40" w:line="259" w:lineRule="auto"/>
+              <w:spacing w:before="0" w:after="0" w:line="240" w:lineRule="auto"/>
               <w:jc w:val="left"/>
             </w:pPr>
             <w:r/>
             <w:r>
               <w:rPr>
                 <w:rFonts w:ascii="Calibri" w:hAnsi="Calibri" w:eastAsia="PingFang SC"/>
-                <w:sz w:val="18"/>
+                <w:sz w:val="16"/>
               </w:rPr>
               <w:t>4 种</w:t>
             </w:r>
@@ -938,14 +948,14 @@
           </w:tcPr>
           <w:p>
             <w:pPr>
-              <w:spacing w:before="0" w:after="40" w:line="259" w:lineRule="auto"/>
+              <w:spacing w:before="0" w:after="0" w:line="240" w:lineRule="auto"/>
               <w:jc w:val="center"/>
             </w:pPr>
             <w:r/>
             <w:r>
               <w:rPr>
                 <w:rFonts w:ascii="Calibri" w:hAnsi="Calibri" w:eastAsia="PingFang SC"/>
-                <w:sz w:val="18"/>
+                <w:sz w:val="16"/>
               </w:rPr>
               <w:t>核心 agent</w:t>
             </w:r>
@@ -964,14 +974,14 @@
           </w:tcPr>
           <w:p>
             <w:pPr>
-              <w:spacing w:before="0" w:after="40" w:line="259" w:lineRule="auto"/>
+              <w:spacing w:before="0" w:after="0" w:line="240" w:lineRule="auto"/>
               <w:jc w:val="left"/>
             </w:pPr>
             <w:r/>
             <w:r>
               <w:rPr>
                 <w:rFonts w:ascii="Calibri" w:hAnsi="Calibri" w:eastAsia="PingFang SC"/>
-                <w:sz w:val="18"/>
+                <w:sz w:val="16"/>
               </w:rPr>
               <w:t>3 类</w:t>
             </w:r>
@@ -992,14 +1002,14 @@
           </w:tcPr>
           <w:p>
             <w:pPr>
-              <w:spacing w:before="0" w:after="40" w:line="259" w:lineRule="auto"/>
+              <w:spacing w:before="0" w:after="0" w:line="240" w:lineRule="auto"/>
               <w:jc w:val="center"/>
             </w:pPr>
             <w:r/>
             <w:r>
               <w:rPr>
                 <w:rFonts w:ascii="Calibri" w:hAnsi="Calibri" w:eastAsia="PingFang SC"/>
-                <w:sz w:val="18"/>
+                <w:sz w:val="16"/>
               </w:rPr>
               <w:t>核心运行</w:t>
             </w:r>
@@ -1018,14 +1028,14 @@
           </w:tcPr>
           <w:p>
             <w:pPr>
-              <w:spacing w:before="0" w:after="40" w:line="259" w:lineRule="auto"/>
+              <w:spacing w:before="0" w:after="0" w:line="240" w:lineRule="auto"/>
               <w:jc w:val="left"/>
             </w:pPr>
             <w:r/>
             <w:r>
               <w:rPr>
                 <w:rFonts w:ascii="Calibri" w:hAnsi="Calibri" w:eastAsia="PingFang SC"/>
-                <w:sz w:val="18"/>
+                <w:sz w:val="16"/>
               </w:rPr>
               <w:t>最多 576 episodes</w:t>
             </w:r>
@@ -1046,14 +1056,14 @@
           </w:tcPr>
           <w:p>
             <w:pPr>
-              <w:spacing w:before="0" w:after="40" w:line="259" w:lineRule="auto"/>
+              <w:spacing w:before="0" w:after="0" w:line="240" w:lineRule="auto"/>
               <w:jc w:val="center"/>
             </w:pPr>
             <w:r/>
             <w:r>
               <w:rPr>
                 <w:rFonts w:ascii="Calibri" w:hAnsi="Calibri" w:eastAsia="PingFang SC"/>
-                <w:sz w:val="18"/>
+                <w:sz w:val="16"/>
               </w:rPr>
               <w:t>压力测试</w:t>
             </w:r>
@@ -1072,14 +1082,14 @@
           </w:tcPr>
           <w:p>
             <w:pPr>
-              <w:spacing w:before="0" w:after="40" w:line="259" w:lineRule="auto"/>
+              <w:spacing w:before="0" w:after="0" w:line="240" w:lineRule="auto"/>
               <w:jc w:val="left"/>
             </w:pPr>
             <w:r/>
             <w:r>
               <w:rPr>
                 <w:rFonts w:ascii="Calibri" w:hAnsi="Calibri" w:eastAsia="PingFang SC"/>
-                <w:sz w:val="18"/>
+                <w:sz w:val="16"/>
               </w:rPr>
               <w:t>8 个 anchor family</w:t>
             </w:r>
@@ -1100,14 +1110,14 @@
           </w:tcPr>
           <w:p>
             <w:pPr>
-              <w:spacing w:before="0" w:after="40" w:line="259" w:lineRule="auto"/>
+              <w:spacing w:before="0" w:after="0" w:line="240" w:lineRule="auto"/>
               <w:jc w:val="center"/>
             </w:pPr>
             <w:r/>
             <w:r>
               <w:rPr>
                 <w:rFonts w:ascii="Calibri" w:hAnsi="Calibri" w:eastAsia="PingFang SC"/>
-                <w:sz w:val="18"/>
+                <w:sz w:val="16"/>
               </w:rPr>
               <w:t>JudgeBench</w:t>
             </w:r>
@@ -1126,14 +1136,14 @@
           </w:tcPr>
           <w:p>
             <w:pPr>
-              <w:spacing w:before="0" w:after="40" w:line="259" w:lineRule="auto"/>
+              <w:spacing w:before="0" w:after="0" w:line="240" w:lineRule="auto"/>
               <w:jc w:val="left"/>
             </w:pPr>
             <w:r/>
             <w:r>
               <w:rPr>
                 <w:rFonts w:ascii="Calibri" w:hAnsi="Calibri" w:eastAsia="PingFang SC"/>
-                <w:sz w:val="18"/>
+                <w:sz w:val="16"/>
               </w:rPr>
               <w:t>240 个判分单元</w:t>
             </w:r>
@@ -1154,14 +1164,14 @@
           </w:tcPr>
           <w:p>
             <w:pPr>
-              <w:spacing w:before="0" w:after="40" w:line="259" w:lineRule="auto"/>
+              <w:spacing w:before="0" w:after="0" w:line="240" w:lineRule="auto"/>
               <w:jc w:val="center"/>
             </w:pPr>
             <w:r/>
             <w:r>
               <w:rPr>
                 <w:rFonts w:ascii="Calibri" w:hAnsi="Calibri" w:eastAsia="PingFang SC"/>
-                <w:sz w:val="18"/>
+                <w:sz w:val="16"/>
               </w:rPr>
               <w:t>人评</w:t>
             </w:r>
@@ -1180,14 +1190,14 @@
           </w:tcPr>
           <w:p>
             <w:pPr>
-              <w:spacing w:before="0" w:after="40" w:line="259" w:lineRule="auto"/>
+              <w:spacing w:before="0" w:after="0" w:line="240" w:lineRule="auto"/>
               <w:jc w:val="left"/>
             </w:pPr>
             <w:r/>
             <w:r>
               <w:rPr>
                 <w:rFonts w:ascii="Calibri" w:hAnsi="Calibri" w:eastAsia="PingFang SC"/>
-                <w:sz w:val="18"/>
+                <w:sz w:val="16"/>
               </w:rPr>
               <w:t>至少 20% 输出；专家评事实，目标用户评 matched/swapped；加关键失败仲裁</w:t>
             </w:r>
@@ -1206,7 +1216,7 @@
           <w:headerReference w:type="default" r:id="rId9"/>
           <w:footerReference w:type="default" r:id="rId10"/>
           <w:pgSz w:w="12240" w:h="15840"/>
-          <w:pgMar w:top="1296" w:right="1296" w:bottom="1296" w:left="1296" w:header="708" w:footer="708" w:gutter="0"/>
+          <w:pgMar w:top="1080" w:right="1080" w:bottom="1080" w:left="1080" w:header="708" w:footer="708" w:gutter="0"/>
           <w:cols w:space="720"/>
           <w:docGrid w:linePitch="360"/>
         </w:sectPr>
@@ -1565,6 +1575,14 @@
       </w:r>
     </w:p>
     <w:p>
+      <w:r>
+        <w:rPr>
+          <w:rFonts w:ascii="Calibri" w:hAnsi="Calibri" w:eastAsia="PingFang SC"/>
+        </w:rPr>
+        <w:t>每个 family 的构造顺序固定为：真实需求 seed → 冻结共同 task/evidence/deliverable → 标注任务坐标 → 设置难度旋钮 → 配两个都自然的用户 → 冻结差异契约 → matched/swapped pilot。Family 是受控实验蓝图，不是“旅行类”这样的主题标签。</w:t>
+      </w:r>
+    </w:p>
+    <w:p>
       <w:pPr>
         <w:pStyle w:val="Heading2"/>
       </w:pPr>
@@ -1578,6 +1596,14 @@
           <w:rFonts w:ascii="Calibri" w:hAnsi="Calibri" w:eastAsia="PingFang SC"/>
         </w:rPr>
         <w:t>Persona 不是人物小传，而是 task-conditioned user state 的一种展示。每组 persona-task 必须通过六项检查：场景真实、会影响决策、用户间可区分、存在共同核心、信息最少且隐私可控、不依赖刻板印象。</w:t>
+      </w:r>
+    </w:p>
+    <w:p>
+      <w:r>
+        <w:rPr>
+          <w:rFonts w:ascii="Calibri" w:hAnsi="Calibri" w:eastAsia="PingFang SC"/>
+        </w:rPr>
+        <w:t>实操采用：真实 source record → task-relevant axes → Ua/Ub 共享核心 → 只改 2–3 个决策相关字段 → fact-to-contract map → 从同一 ledger 编译 persona/history/clarification → wrong-user/irrelevant/stale 负对照 → 原用户、相似用户、专家验证。</w:t>
       </w:r>
     </w:p>
     <w:p>
@@ -1627,7 +1653,7 @@
         <w:rPr>
           <w:rFonts w:ascii="Calibri" w:hAnsi="Calibri" w:eastAsia="PingFang SC"/>
         </w:rPr>
-        <w:t>三类核心 agent：商业 Deep Research、统一搜索/工具 harness、可复现开源 Deep Research。</w:t>
+        <w:t>三类核心 agent：M1 商业 Deep Research、M2 统一搜索/工具 harness、M3 可复现开源 DRA；code、multi-agent、memory-enhanced 只作适用 anchor 的架构 probe。</w:t>
       </w:r>
     </w:p>
     <w:p>
@@ -1643,7 +1669,29 @@
         <w:rPr>
           <w:rFonts w:ascii="Calibri" w:hAnsi="Calibri" w:eastAsia="PingFang SC"/>
         </w:rPr>
-        <w:t>所有 anchor 都有 clean + persona swap + irrelevant-signal 配对；冲突/过期、context dilution、agent handoff、动态更新按预注册适用性分配。Re-anchor 是恢复干预，不是攻击类型；固定子集无论是否先失败都重跑，避免高估恢复收益。</w:t>
+        <w:t>8 个 anchor 固定覆盖日常决策、学习职业、金融信息、健康信息、企业采购/合规、软件生产、学术前沿、政策传播。所有 anchor 都有 clean + persona swap + irrelevant-signal 配对；其他 failure mode 用平衡不完全区组分配，每类至少落到两个 anchor。</w:t>
+      </w:r>
+    </w:p>
+    <w:p>
+      <w:r>
+        <w:rPr>
+          <w:rFonts w:ascii="Calibri" w:hAnsi="Calibri" w:eastAsia="PingFang SC"/>
+        </w:rPr>
+        <w:t xml:space="preserve">每个 anchor 跑 </w:t>
+      </w:r>
+      <w:r>
+        <w:rPr>
+          <w:rFonts w:ascii="Courier New" w:hAnsi="Courier New" w:eastAsia="PingFang SC"/>
+          <w:color w:val="6A3E00"/>
+          <w:sz w:val="20"/>
+        </w:rPr>
+        <w:t>S0 clean → S1 单轻扰动 → S2 单强扰动 → S3 复合扰动 → S4 同前缀恢复</w:t>
+      </w:r>
+      <w:r>
+        <w:rPr>
+          <w:rFonts w:ascii="Calibri" w:hAnsi="Calibri" w:eastAsia="PingFang SC"/>
+        </w:rPr>
+        <w:t>。难度由 evidence、signal、horizon、handoff、permission、counterfactual subtlety 六维记录；risk、failure mode 和强度不合并成一个分数。</w:t>
       </w:r>
     </w:p>
     <w:p>
@@ -1659,7 +1707,7 @@
         <w:rPr>
           <w:rFonts w:ascii="Calibri" w:hAnsi="Calibri" w:eastAsia="PingFang SC"/>
         </w:rPr>
-        <w:t>Frozen Core、Live Web、Longitudinal 三条轨道分开报告；不同工具预算和不可复现产品不混成一个榜。</w:t>
+        <w:t>三类运行环境实操为：E1 Frozen Harness 使用只读快照和统一预算，形成因果主榜；E2 Live Product/Web 使用原生工具并记录版本、日期、地区和 URL 快照，形成产品榜；E3 Stateful Sandbox 在固定 checkpoint 注入冲突、handoff、更新和恢复，形成机制榜。它们与 agent 类型正交，需统一 reset/signal/checkpoint/event/artifact/trace adapter。</w:t>
       </w:r>
     </w:p>
     <w:p>
@@ -1795,7 +1843,7 @@
           </w:tcPr>
           <w:p>
             <w:pPr>
-              <w:spacing w:before="0" w:after="40" w:line="259" w:lineRule="auto"/>
+              <w:spacing w:before="0" w:after="0" w:line="240" w:lineRule="auto"/>
               <w:jc w:val="center"/>
             </w:pPr>
             <w:r>
@@ -1808,7 +1856,7 @@
                 <w:rFonts w:ascii="Calibri" w:hAnsi="Calibri" w:eastAsia="PingFang SC"/>
                 <w:b/>
                 <w:color w:val="163A63"/>
-                <w:sz w:val="18"/>
+                <w:sz w:val="16"/>
               </w:rPr>
               <w:t>指标</w:t>
             </w:r>
@@ -1828,7 +1876,7 @@
           </w:tcPr>
           <w:p>
             <w:pPr>
-              <w:spacing w:before="0" w:after="40" w:line="259" w:lineRule="auto"/>
+              <w:spacing w:before="0" w:after="0" w:line="240" w:lineRule="auto"/>
               <w:jc w:val="center"/>
             </w:pPr>
             <w:r>
@@ -1841,7 +1889,7 @@
                 <w:rFonts w:ascii="Calibri" w:hAnsi="Calibri" w:eastAsia="PingFang SC"/>
                 <w:b/>
                 <w:color w:val="163A63"/>
-                <w:sz w:val="18"/>
+                <w:sz w:val="16"/>
               </w:rPr>
               <w:t>回答的问题</w:t>
             </w:r>
@@ -1862,14 +1910,14 @@
           </w:tcPr>
           <w:p>
             <w:pPr>
-              <w:spacing w:before="0" w:after="40" w:line="259" w:lineRule="auto"/>
+              <w:spacing w:before="0" w:after="0" w:line="240" w:lineRule="auto"/>
               <w:jc w:val="center"/>
             </w:pPr>
             <w:r/>
             <w:r>
               <w:rPr>
                 <w:rFonts w:ascii="Calibri" w:hAnsi="Calibri" w:eastAsia="PingFang SC"/>
-                <w:sz w:val="18"/>
+                <w:sz w:val="16"/>
               </w:rPr>
               <w:t>TQ / FR</w:t>
             </w:r>
@@ -1888,14 +1936,14 @@
           </w:tcPr>
           <w:p>
             <w:pPr>
-              <w:spacing w:before="0" w:after="40" w:line="259" w:lineRule="auto"/>
+              <w:spacing w:before="0" w:after="0" w:line="240" w:lineRule="auto"/>
               <w:jc w:val="left"/>
             </w:pPr>
             <w:r/>
             <w:r>
               <w:rPr>
                 <w:rFonts w:ascii="Calibri" w:hAnsi="Calibri" w:eastAsia="PingFang SC"/>
-                <w:sz w:val="18"/>
+                <w:sz w:val="16"/>
               </w:rPr>
               <w:t>任务和事实是否先过基本质量门槛</w:t>
             </w:r>
@@ -1916,14 +1964,14 @@
           </w:tcPr>
           <w:p>
             <w:pPr>
-              <w:spacing w:before="0" w:after="40" w:line="259" w:lineRule="auto"/>
+              <w:spacing w:before="0" w:after="0" w:line="240" w:lineRule="auto"/>
               <w:jc w:val="center"/>
             </w:pPr>
             <w:r/>
             <w:r>
               <w:rPr>
                 <w:rFonts w:ascii="Calibri" w:hAnsi="Calibri" w:eastAsia="PingFang SC"/>
-                <w:sz w:val="18"/>
+                <w:sz w:val="16"/>
               </w:rPr>
               <w:t>PF − MP</w:t>
             </w:r>
@@ -1942,14 +1990,14 @@
           </w:tcPr>
           <w:p>
             <w:pPr>
-              <w:spacing w:before="0" w:after="40" w:line="259" w:lineRule="auto"/>
+              <w:spacing w:before="0" w:after="0" w:line="240" w:lineRule="auto"/>
               <w:jc w:val="left"/>
             </w:pPr>
             <w:r/>
             <w:r>
               <w:rPr>
                 <w:rFonts w:ascii="Calibri" w:hAnsi="Calibri" w:eastAsia="PingFang SC"/>
-                <w:sz w:val="18"/>
+                <w:sz w:val="16"/>
               </w:rPr>
               <w:t>用户特异要求减去误用、泄露和过度迎合</w:t>
             </w:r>
@@ -1970,14 +2018,14 @@
           </w:tcPr>
           <w:p>
             <w:pPr>
-              <w:spacing w:before="0" w:after="40" w:line="259" w:lineRule="auto"/>
+              <w:spacing w:before="0" w:after="0" w:line="240" w:lineRule="auto"/>
               <w:jc w:val="center"/>
             </w:pPr>
             <w:r/>
             <w:r>
               <w:rPr>
                 <w:rFonts w:ascii="Calibri" w:hAnsi="Calibri" w:eastAsia="PingFang SC"/>
-                <w:sz w:val="18"/>
+                <w:sz w:val="16"/>
               </w:rPr>
               <w:t>CFA</w:t>
             </w:r>
@@ -1996,14 +2044,14 @@
           </w:tcPr>
           <w:p>
             <w:pPr>
-              <w:spacing w:before="0" w:after="40" w:line="259" w:lineRule="auto"/>
+              <w:spacing w:before="0" w:after="0" w:line="240" w:lineRule="auto"/>
               <w:jc w:val="left"/>
             </w:pPr>
             <w:r/>
             <w:r>
               <w:rPr>
                 <w:rFonts w:ascii="Calibri" w:hAnsi="Calibri" w:eastAsia="PingFang SC"/>
-                <w:sz w:val="18"/>
+                <w:sz w:val="16"/>
               </w:rPr>
               <w:t>matched 是否稳定优于 swapped</w:t>
             </w:r>
@@ -2024,14 +2072,14 @@
           </w:tcPr>
           <w:p>
             <w:pPr>
-              <w:spacing w:before="0" w:after="40" w:line="259" w:lineRule="auto"/>
+              <w:spacing w:before="0" w:after="0" w:line="240" w:lineRule="auto"/>
               <w:jc w:val="center"/>
             </w:pPr>
             <w:r/>
             <w:r>
               <w:rPr>
                 <w:rFonts w:ascii="Calibri" w:hAnsi="Calibri" w:eastAsia="PingFang SC"/>
-                <w:sz w:val="18"/>
+                <w:sz w:val="16"/>
               </w:rPr>
               <w:t>Worst-view CFA / Cue Gap</w:t>
             </w:r>
@@ -2050,14 +2098,14 @@
           </w:tcPr>
           <w:p>
             <w:pPr>
-              <w:spacing w:before="0" w:after="40" w:line="259" w:lineRule="auto"/>
+              <w:spacing w:before="0" w:after="0" w:line="240" w:lineRule="auto"/>
               <w:jc w:val="left"/>
             </w:pPr>
             <w:r/>
             <w:r>
               <w:rPr>
                 <w:rFonts w:ascii="Calibri" w:hAnsi="Calibri" w:eastAsia="PingFang SC"/>
-                <w:sz w:val="18"/>
+                <w:sz w:val="16"/>
               </w:rPr>
               <w:t>同一 user-state 换表达后是否仍稳定</w:t>
             </w:r>
@@ -2078,14 +2126,14 @@
           </w:tcPr>
           <w:p>
             <w:pPr>
-              <w:spacing w:before="0" w:after="40" w:line="259" w:lineRule="auto"/>
+              <w:spacing w:before="0" w:after="0" w:line="240" w:lineRule="auto"/>
               <w:jc w:val="center"/>
             </w:pPr>
             <w:r/>
             <w:r>
               <w:rPr>
                 <w:rFonts w:ascii="Calibri" w:hAnsi="Calibri" w:eastAsia="PingFang SC"/>
-                <w:sz w:val="18"/>
+                <w:sz w:val="16"/>
               </w:rPr>
               <w:t>Retention</w:t>
             </w:r>
@@ -2104,14 +2152,14 @@
           </w:tcPr>
           <w:p>
             <w:pPr>
-              <w:spacing w:before="0" w:after="40" w:line="259" w:lineRule="auto"/>
+              <w:spacing w:before="0" w:after="0" w:line="240" w:lineRule="auto"/>
               <w:jc w:val="left"/>
             </w:pPr>
             <w:r/>
             <w:r>
               <w:rPr>
                 <w:rFonts w:ascii="Calibri" w:hAnsi="Calibri" w:eastAsia="PingFang SC"/>
-                <w:sz w:val="18"/>
+                <w:sz w:val="16"/>
               </w:rPr>
               <w:t>长任务中用户适配保留多少</w:t>
             </w:r>
@@ -2132,14 +2180,14 @@
           </w:tcPr>
           <w:p>
             <w:pPr>
-              <w:spacing w:before="0" w:after="40" w:line="259" w:lineRule="auto"/>
+              <w:spacing w:before="0" w:after="0" w:line="240" w:lineRule="auto"/>
               <w:jc w:val="center"/>
             </w:pPr>
             <w:r/>
             <w:r>
               <w:rPr>
                 <w:rFonts w:ascii="Calibri" w:hAnsi="Calibri" w:eastAsia="PingFang SC"/>
-                <w:sz w:val="18"/>
+                <w:sz w:val="16"/>
               </w:rPr>
               <w:t>Recovery</w:t>
             </w:r>
@@ -2158,14 +2206,14 @@
           </w:tcPr>
           <w:p>
             <w:pPr>
-              <w:spacing w:before="0" w:after="40" w:line="259" w:lineRule="auto"/>
+              <w:spacing w:before="0" w:after="0" w:line="240" w:lineRule="auto"/>
               <w:jc w:val="left"/>
             </w:pPr>
             <w:r/>
             <w:r>
               <w:rPr>
                 <w:rFonts w:ascii="Calibri" w:hAnsi="Calibri" w:eastAsia="PingFang SC"/>
-                <w:sz w:val="18"/>
+                <w:sz w:val="16"/>
               </w:rPr>
               <w:t>纠正或重新锚定后恢复多少</w:t>
             </w:r>
@@ -2184,6 +2232,14 @@
           <w:rFonts w:ascii="Calibri" w:hAnsi="Calibri" w:eastAsia="PingFang SC"/>
         </w:rPr>
         <w:t>主榜先过 TQ、FR 和关键隐私门槛，再报告个性化指标。不能用“懂用户”补偿事实错误。</w:t>
+      </w:r>
+    </w:p>
+    <w:p>
+      <w:r>
+        <w:rPr>
+          <w:rFonts w:ascii="Calibri" w:hAnsi="Calibri" w:eastAsia="PingFang SC"/>
+        </w:rPr>
+        <w:t>Leaderboard 分四张 profile：clean task/deliverable、signal acquisition、S0–S3 stress/failure curve、S4 recovery/governance；只有同 anchor、同环境、同预算的 agent 才做显著性比较。</w:t>
       </w:r>
     </w:p>
     <w:p>
@@ -2461,7 +2517,7 @@
         <w:rPr>
           <w:rFonts w:ascii="Calibri" w:hAnsi="Calibri" w:eastAsia="PingFang SC"/>
         </w:rPr>
-        <w:t>PDR-Bench 已解决 task–persona 条件下的 absolute adaptation evaluation。DeepAlign 的核心差异只有一条：转向 counterfactual personalization effect identification，以跨用户 matched/swapped 对角优势和预冻结 must-change/must-hold/must-not 识别方向正确且边界受控的用户特异变化。跨线索、动态/长程测试与独立 JudgeBench 是稳健性和诊断支持，不是对 PDR-Bench rubric/judge 的否定。</w:t>
+        <w:t>PDR-Bench 已建立 task–persona 条件下的 absolute adaptation evaluation。DeepAlign 的核心差异是 counterfactual effect identification；同时，PDR 已报告的低 PCA、窄校准、动态量尺和复合自动核验说明其 judge 仍需更强 validation。两条主张同时成立：前者定义方法创新，后者解释为什么必须建 JudgeBench。</w:t>
       </w:r>
     </w:p>
     <w:p>
@@ -2504,7 +2560,7 @@
           </w:tcPr>
           <w:p>
             <w:pPr>
-              <w:spacing w:before="0" w:after="40" w:line="259" w:lineRule="auto"/>
+              <w:spacing w:before="0" w:after="0" w:line="240" w:lineRule="auto"/>
               <w:jc w:val="center"/>
             </w:pPr>
             <w:r>
@@ -2517,7 +2573,7 @@
                 <w:rFonts w:ascii="Calibri" w:hAnsi="Calibri" w:eastAsia="PingFang SC"/>
                 <w:b/>
                 <w:color w:val="163A63"/>
-                <w:sz w:val="18"/>
+                <w:sz w:val="16"/>
               </w:rPr>
               <w:t>周</w:t>
             </w:r>
@@ -2537,7 +2593,7 @@
           </w:tcPr>
           <w:p>
             <w:pPr>
-              <w:spacing w:before="0" w:after="40" w:line="259" w:lineRule="auto"/>
+              <w:spacing w:before="0" w:after="0" w:line="240" w:lineRule="auto"/>
               <w:jc w:val="center"/>
             </w:pPr>
             <w:r>
@@ -2550,7 +2606,7 @@
                 <w:rFonts w:ascii="Calibri" w:hAnsi="Calibri" w:eastAsia="PingFang SC"/>
                 <w:b/>
                 <w:color w:val="163A63"/>
-                <w:sz w:val="18"/>
+                <w:sz w:val="16"/>
               </w:rPr>
               <w:t>研究产出</w:t>
             </w:r>
@@ -2570,7 +2626,7 @@
           </w:tcPr>
           <w:p>
             <w:pPr>
-              <w:spacing w:before="0" w:after="40" w:line="259" w:lineRule="auto"/>
+              <w:spacing w:before="0" w:after="0" w:line="240" w:lineRule="auto"/>
               <w:jc w:val="center"/>
             </w:pPr>
             <w:r>
@@ -2583,7 +2639,7 @@
                 <w:rFonts w:ascii="Calibri" w:hAnsi="Calibri" w:eastAsia="PingFang SC"/>
                 <w:b/>
                 <w:color w:val="163A63"/>
-                <w:sz w:val="18"/>
+                <w:sz w:val="16"/>
               </w:rPr>
               <w:t>Go / No-Go</w:t>
             </w:r>
@@ -2604,14 +2660,14 @@
           </w:tcPr>
           <w:p>
             <w:pPr>
-              <w:spacing w:before="0" w:after="40" w:line="259" w:lineRule="auto"/>
+              <w:spacing w:before="0" w:after="0" w:line="240" w:lineRule="auto"/>
               <w:jc w:val="center"/>
             </w:pPr>
             <w:r/>
             <w:r>
               <w:rPr>
                 <w:rFonts w:ascii="Calibri" w:hAnsi="Calibri" w:eastAsia="PingFang SC"/>
-                <w:sz w:val="18"/>
+                <w:sz w:val="16"/>
               </w:rPr>
               <w:t>1</w:t>
             </w:r>
@@ -2630,14 +2686,14 @@
           </w:tcPr>
           <w:p>
             <w:pPr>
-              <w:spacing w:before="0" w:after="40" w:line="259" w:lineRule="auto"/>
+              <w:spacing w:before="0" w:after="0" w:line="240" w:lineRule="auto"/>
               <w:jc w:val="left"/>
             </w:pPr>
             <w:r/>
             <w:r>
               <w:rPr>
                 <w:rFonts w:ascii="Calibri" w:hAnsi="Calibri" w:eastAsia="PingFang SC"/>
-                <w:sz w:val="18"/>
+                <w:sz w:val="16"/>
               </w:rPr>
               <w:t>Atlas、schema、coverage、24 family 配额</w:t>
             </w:r>
@@ -2656,14 +2712,14 @@
           </w:tcPr>
           <w:p>
             <w:pPr>
-              <w:spacing w:before="0" w:after="40" w:line="259" w:lineRule="auto"/>
+              <w:spacing w:before="0" w:after="0" w:line="240" w:lineRule="auto"/>
               <w:jc w:val="left"/>
             </w:pPr>
             <w:r/>
             <w:r>
               <w:rPr>
                 <w:rFonts w:ascii="Calibri" w:hAnsi="Calibri" w:eastAsia="PingFang SC"/>
-                <w:sz w:val="18"/>
+                <w:sz w:val="16"/>
               </w:rPr>
               <w:t>ontology 是否可运行</w:t>
             </w:r>
@@ -2684,14 +2740,14 @@
           </w:tcPr>
           <w:p>
             <w:pPr>
-              <w:spacing w:before="0" w:after="40" w:line="259" w:lineRule="auto"/>
+              <w:spacing w:before="0" w:after="0" w:line="240" w:lineRule="auto"/>
               <w:jc w:val="center"/>
             </w:pPr>
             <w:r/>
             <w:r>
               <w:rPr>
                 <w:rFonts w:ascii="Calibri" w:hAnsi="Calibri" w:eastAsia="PingFang SC"/>
-                <w:sz w:val="18"/>
+                <w:sz w:val="16"/>
               </w:rPr>
               <w:t>2</w:t>
             </w:r>
@@ -2710,14 +2766,14 @@
           </w:tcPr>
           <w:p>
             <w:pPr>
-              <w:spacing w:before="0" w:after="40" w:line="259" w:lineRule="auto"/>
+              <w:spacing w:before="0" w:after="0" w:line="240" w:lineRule="auto"/>
               <w:jc w:val="left"/>
             </w:pPr>
             <w:r/>
             <w:r>
               <w:rPr>
                 <w:rFonts w:ascii="Calibri" w:hAnsi="Calibri" w:eastAsia="PingFang SC"/>
-                <w:sz w:val="18"/>
+                <w:sz w:val="16"/>
               </w:rPr>
               <w:t>24 family、48 user state、persona 检查</w:t>
             </w:r>
@@ -2736,14 +2792,14 @@
           </w:tcPr>
           <w:p>
             <w:pPr>
-              <w:spacing w:before="0" w:after="40" w:line="259" w:lineRule="auto"/>
+              <w:spacing w:before="0" w:after="0" w:line="240" w:lineRule="auto"/>
               <w:jc w:val="left"/>
             </w:pPr>
             <w:r/>
             <w:r>
               <w:rPr>
                 <w:rFonts w:ascii="Calibri" w:hAnsi="Calibri" w:eastAsia="PingFang SC"/>
-                <w:sz w:val="18"/>
+                <w:sz w:val="16"/>
               </w:rPr>
               <w:t>80% family 有稳定用户差异</w:t>
             </w:r>
@@ -2764,14 +2820,14 @@
           </w:tcPr>
           <w:p>
             <w:pPr>
-              <w:spacing w:before="0" w:after="40" w:line="259" w:lineRule="auto"/>
+              <w:spacing w:before="0" w:after="0" w:line="240" w:lineRule="auto"/>
               <w:jc w:val="center"/>
             </w:pPr>
             <w:r/>
             <w:r>
               <w:rPr>
                 <w:rFonts w:ascii="Calibri" w:hAnsi="Calibri" w:eastAsia="PingFang SC"/>
-                <w:sz w:val="18"/>
+                <w:sz w:val="16"/>
               </w:rPr>
               <w:t>3</w:t>
             </w:r>
@@ -2790,14 +2846,14 @@
           </w:tcPr>
           <w:p>
             <w:pPr>
-              <w:spacing w:before="0" w:after="40" w:line="259" w:lineRule="auto"/>
+              <w:spacing w:before="0" w:after="0" w:line="240" w:lineRule="auto"/>
               <w:jc w:val="left"/>
             </w:pPr>
             <w:r/>
             <w:r>
               <w:rPr>
                 <w:rFonts w:ascii="Calibri" w:hAnsi="Calibri" w:eastAsia="PingFang SC"/>
-                <w:sz w:val="18"/>
+                <w:sz w:val="16"/>
               </w:rPr>
               <w:t>真值包和 rubric modules</w:t>
             </w:r>
@@ -2816,14 +2872,14 @@
           </w:tcPr>
           <w:p>
             <w:pPr>
-              <w:spacing w:before="0" w:after="40" w:line="259" w:lineRule="auto"/>
+              <w:spacing w:before="0" w:after="0" w:line="240" w:lineRule="auto"/>
               <w:jc w:val="left"/>
             </w:pPr>
             <w:r/>
             <w:r>
               <w:rPr>
                 <w:rFonts w:ascii="Calibri" w:hAnsi="Calibri" w:eastAsia="PingFang SC"/>
-                <w:sz w:val="18"/>
+                <w:sz w:val="16"/>
               </w:rPr>
               <w:t>matched/swapped 可区分</w:t>
             </w:r>
@@ -2844,14 +2900,14 @@
           </w:tcPr>
           <w:p>
             <w:pPr>
-              <w:spacing w:before="0" w:after="40" w:line="259" w:lineRule="auto"/>
+              <w:spacing w:before="0" w:after="0" w:line="240" w:lineRule="auto"/>
               <w:jc w:val="center"/>
             </w:pPr>
             <w:r/>
             <w:r>
               <w:rPr>
                 <w:rFonts w:ascii="Calibri" w:hAnsi="Calibri" w:eastAsia="PingFang SC"/>
-                <w:sz w:val="18"/>
+                <w:sz w:val="16"/>
               </w:rPr>
               <w:t>4</w:t>
             </w:r>
@@ -2870,14 +2926,14 @@
           </w:tcPr>
           <w:p>
             <w:pPr>
-              <w:spacing w:before="0" w:after="40" w:line="259" w:lineRule="auto"/>
+              <w:spacing w:before="0" w:after="0" w:line="240" w:lineRule="auto"/>
               <w:jc w:val="left"/>
             </w:pPr>
             <w:r/>
             <w:r>
               <w:rPr>
                 <w:rFonts w:ascii="Calibri" w:hAnsi="Calibri" w:eastAsia="PingFang SC"/>
-                <w:sz w:val="18"/>
+                <w:sz w:val="16"/>
               </w:rPr>
               <w:t>240-unit JudgeBench、6 family dry run</w:t>
             </w:r>
@@ -2896,14 +2952,14 @@
           </w:tcPr>
           <w:p>
             <w:pPr>
-              <w:spacing w:before="0" w:after="40" w:line="259" w:lineRule="auto"/>
+              <w:spacing w:before="0" w:after="0" w:line="240" w:lineRule="auto"/>
               <w:jc w:val="left"/>
             </w:pPr>
             <w:r/>
             <w:r>
               <w:rPr>
                 <w:rFonts w:ascii="Calibri" w:hAnsi="Calibri" w:eastAsia="PingFang SC"/>
-                <w:sz w:val="18"/>
+                <w:sz w:val="16"/>
               </w:rPr>
               <w:t>judge 不过门则扩大人评</w:t>
             </w:r>
@@ -2924,14 +2980,14 @@
           </w:tcPr>
           <w:p>
             <w:pPr>
-              <w:spacing w:before="0" w:after="40" w:line="259" w:lineRule="auto"/>
+              <w:spacing w:before="0" w:after="0" w:line="240" w:lineRule="auto"/>
               <w:jc w:val="center"/>
             </w:pPr>
             <w:r/>
             <w:r>
               <w:rPr>
                 <w:rFonts w:ascii="Calibri" w:hAnsi="Calibri" w:eastAsia="PingFang SC"/>
-                <w:sz w:val="18"/>
+                <w:sz w:val="16"/>
               </w:rPr>
               <w:t>5</w:t>
             </w:r>
@@ -2950,14 +3006,14 @@
           </w:tcPr>
           <w:p>
             <w:pPr>
-              <w:spacing w:before="0" w:after="40" w:line="259" w:lineRule="auto"/>
+              <w:spacing w:before="0" w:after="0" w:line="240" w:lineRule="auto"/>
               <w:jc w:val="left"/>
             </w:pPr>
             <w:r/>
             <w:r>
               <w:rPr>
                 <w:rFonts w:ascii="Calibri" w:hAnsi="Calibri" w:eastAsia="PingFang SC"/>
-                <w:sz w:val="18"/>
+                <w:sz w:val="16"/>
               </w:rPr>
               <w:t>三类核心 agent 主矩阵</w:t>
             </w:r>
@@ -2976,14 +3032,14 @@
           </w:tcPr>
           <w:p>
             <w:pPr>
-              <w:spacing w:before="0" w:after="40" w:line="259" w:lineRule="auto"/>
+              <w:spacing w:before="0" w:after="0" w:line="240" w:lineRule="auto"/>
               <w:jc w:val="left"/>
             </w:pPr>
             <w:r/>
             <w:r>
               <w:rPr>
                 <w:rFonts w:ascii="Calibri" w:hAnsi="Calibri" w:eastAsia="PingFang SC"/>
-                <w:sz w:val="18"/>
+                <w:sz w:val="16"/>
               </w:rPr>
               <w:t>成本和失败率可控</w:t>
             </w:r>
@@ -3004,14 +3060,14 @@
           </w:tcPr>
           <w:p>
             <w:pPr>
-              <w:spacing w:before="0" w:after="40" w:line="259" w:lineRule="auto"/>
+              <w:spacing w:before="0" w:after="0" w:line="240" w:lineRule="auto"/>
               <w:jc w:val="center"/>
             </w:pPr>
             <w:r/>
             <w:r>
               <w:rPr>
                 <w:rFonts w:ascii="Calibri" w:hAnsi="Calibri" w:eastAsia="PingFang SC"/>
-                <w:sz w:val="18"/>
+                <w:sz w:val="16"/>
               </w:rPr>
               <w:t>6</w:t>
             </w:r>
@@ -3030,14 +3086,14 @@
           </w:tcPr>
           <w:p>
             <w:pPr>
-              <w:spacing w:before="0" w:after="40" w:line="259" w:lineRule="auto"/>
+              <w:spacing w:before="0" w:after="0" w:line="240" w:lineRule="auto"/>
               <w:jc w:val="left"/>
             </w:pPr>
             <w:r/>
             <w:r>
               <w:rPr>
                 <w:rFonts w:ascii="Calibri" w:hAnsi="Calibri" w:eastAsia="PingFang SC"/>
-                <w:sz w:val="18"/>
+                <w:sz w:val="16"/>
               </w:rPr>
               <w:t>anchor 压测、20% 人评、错误编码</w:t>
             </w:r>
@@ -3056,14 +3112,14 @@
           </w:tcPr>
           <w:p>
             <w:pPr>
-              <w:spacing w:before="0" w:after="40" w:line="259" w:lineRule="auto"/>
+              <w:spacing w:before="0" w:after="0" w:line="240" w:lineRule="auto"/>
               <w:jc w:val="left"/>
             </w:pPr>
             <w:r/>
             <w:r>
               <w:rPr>
                 <w:rFonts w:ascii="Calibri" w:hAnsi="Calibri" w:eastAsia="PingFang SC"/>
-                <w:sz w:val="18"/>
+                <w:sz w:val="16"/>
               </w:rPr>
               <w:t>是否有独立个性化信号</w:t>
             </w:r>
@@ -3084,14 +3140,14 @@
           </w:tcPr>
           <w:p>
             <w:pPr>
-              <w:spacing w:before="0" w:after="40" w:line="259" w:lineRule="auto"/>
+              <w:spacing w:before="0" w:after="0" w:line="240" w:lineRule="auto"/>
               <w:jc w:val="center"/>
             </w:pPr>
             <w:r/>
             <w:r>
               <w:rPr>
                 <w:rFonts w:ascii="Calibri" w:hAnsi="Calibri" w:eastAsia="PingFang SC"/>
-                <w:sz w:val="18"/>
+                <w:sz w:val="16"/>
               </w:rPr>
               <w:t>7</w:t>
             </w:r>
@@ -3110,14 +3166,14 @@
           </w:tcPr>
           <w:p>
             <w:pPr>
-              <w:spacing w:before="0" w:after="40" w:line="259" w:lineRule="auto"/>
+              <w:spacing w:before="0" w:after="0" w:line="240" w:lineRule="auto"/>
               <w:jc w:val="left"/>
             </w:pPr>
             <w:r/>
             <w:r>
               <w:rPr>
                 <w:rFonts w:ascii="Calibri" w:hAnsi="Calibri" w:eastAsia="PingFang SC"/>
-                <w:sz w:val="18"/>
+                <w:sz w:val="16"/>
               </w:rPr>
               <w:t>统计、覆盖审计、Results 初稿</w:t>
             </w:r>
@@ -3136,14 +3192,14 @@
           </w:tcPr>
           <w:p>
             <w:pPr>
-              <w:spacing w:before="0" w:after="40" w:line="259" w:lineRule="auto"/>
+              <w:spacing w:before="0" w:after="0" w:line="240" w:lineRule="auto"/>
               <w:jc w:val="left"/>
             </w:pPr>
             <w:r/>
             <w:r>
               <w:rPr>
                 <w:rFonts w:ascii="Calibri" w:hAnsi="Calibri" w:eastAsia="PingFang SC"/>
-                <w:sz w:val="18"/>
+                <w:sz w:val="16"/>
               </w:rPr>
               <w:t>删除不受支持支线</w:t>
             </w:r>
@@ -3164,14 +3220,14 @@
           </w:tcPr>
           <w:p>
             <w:pPr>
-              <w:spacing w:before="0" w:after="40" w:line="259" w:lineRule="auto"/>
+              <w:spacing w:before="0" w:after="0" w:line="240" w:lineRule="auto"/>
               <w:jc w:val="center"/>
             </w:pPr>
             <w:r/>
             <w:r>
               <w:rPr>
                 <w:rFonts w:ascii="Calibri" w:hAnsi="Calibri" w:eastAsia="PingFang SC"/>
-                <w:sz w:val="18"/>
+                <w:sz w:val="16"/>
               </w:rPr>
               <w:t>8</w:t>
             </w:r>
@@ -3190,14 +3246,14 @@
           </w:tcPr>
           <w:p>
             <w:pPr>
-              <w:spacing w:before="0" w:after="40" w:line="259" w:lineRule="auto"/>
+              <w:spacing w:before="0" w:after="0" w:line="240" w:lineRule="auto"/>
               <w:jc w:val="left"/>
             </w:pPr>
             <w:r/>
             <w:r>
               <w:rPr>
                 <w:rFonts w:ascii="Calibri" w:hAnsi="Calibri" w:eastAsia="PingFang SC"/>
-                <w:sz w:val="18"/>
+                <w:sz w:val="16"/>
               </w:rPr>
               <w:t>结果冻结、复现、全文和匿名材料</w:t>
             </w:r>
@@ -3216,14 +3272,14 @@
           </w:tcPr>
           <w:p>
             <w:pPr>
-              <w:spacing w:before="0" w:after="40" w:line="259" w:lineRule="auto"/>
+              <w:spacing w:before="0" w:after="0" w:line="240" w:lineRule="auto"/>
               <w:jc w:val="left"/>
             </w:pPr>
             <w:r/>
             <w:r>
               <w:rPr>
                 <w:rFonts w:ascii="Calibri" w:hAnsi="Calibri" w:eastAsia="PingFang SC"/>
-                <w:sz w:val="18"/>
+                <w:sz w:val="16"/>
               </w:rPr>
               <w:t>不再新增分类和系统</w:t>
             </w:r>
@@ -3408,13 +3464,13 @@
     </w:p>
     <w:p>
       <w:pPr>
-        <w:spacing w:after="10" w:line="228" w:lineRule="auto"/>
+        <w:spacing w:after="0" w:line="216" w:lineRule="auto"/>
         <w:ind w:left="360" w:hanging="360"/>
       </w:pPr>
       <w:r>
         <w:rPr>
           <w:rFonts w:ascii="Calibri" w:hAnsi="Calibri" w:eastAsia="PingFang SC"/>
-          <w:sz w:val="16"/>
+          <w:sz w:val="14"/>
         </w:rPr>
         <w:t xml:space="preserve">[1] OpenCompass Team. </w:t>
       </w:r>
@@ -3422,27 +3478,27 @@
         <w:rPr>
           <w:rFonts w:ascii="Calibri" w:hAnsi="Calibri" w:eastAsia="PingFang SC"/>
           <w:i/>
-          <w:sz w:val="16"/>
+          <w:sz w:val="14"/>
         </w:rPr>
         <w:t>OpenCompass: A Universal Evaluation Platform for Large Language Models</w:t>
       </w:r>
       <w:r>
         <w:rPr>
           <w:rFonts w:ascii="Calibri" w:hAnsi="Calibri" w:eastAsia="PingFang SC"/>
-          <w:sz w:val="16"/>
+          <w:sz w:val="14"/>
         </w:rPr>
         <w:t>. 2026.</w:t>
       </w:r>
     </w:p>
     <w:p>
       <w:pPr>
-        <w:spacing w:after="10" w:line="228" w:lineRule="auto"/>
+        <w:spacing w:after="0" w:line="216" w:lineRule="auto"/>
         <w:ind w:left="360" w:hanging="360"/>
       </w:pPr>
       <w:r>
         <w:rPr>
           <w:rFonts w:ascii="Calibri" w:hAnsi="Calibri" w:eastAsia="PingFang SC"/>
-          <w:sz w:val="16"/>
+          <w:sz w:val="14"/>
         </w:rPr>
         <w:t xml:space="preserve">[2] Zhang et al. </w:t>
       </w:r>
@@ -3450,27 +3506,27 @@
         <w:rPr>
           <w:rFonts w:ascii="Calibri" w:hAnsi="Calibri" w:eastAsia="PingFang SC"/>
           <w:i/>
-          <w:sz w:val="16"/>
+          <w:sz w:val="14"/>
         </w:rPr>
         <w:t>Agent-SafetyBench</w:t>
       </w:r>
       <w:r>
         <w:rPr>
           <w:rFonts w:ascii="Calibri" w:hAnsi="Calibri" w:eastAsia="PingFang SC"/>
-          <w:sz w:val="16"/>
+          <w:sz w:val="14"/>
         </w:rPr>
         <w:t>. arXiv:2412.14470.</w:t>
       </w:r>
     </w:p>
     <w:p>
       <w:pPr>
-        <w:spacing w:after="10" w:line="228" w:lineRule="auto"/>
+        <w:spacing w:after="0" w:line="216" w:lineRule="auto"/>
         <w:ind w:left="360" w:hanging="360"/>
       </w:pPr>
       <w:r>
         <w:rPr>
           <w:rFonts w:ascii="Calibri" w:hAnsi="Calibri" w:eastAsia="PingFang SC"/>
-          <w:sz w:val="16"/>
+          <w:sz w:val="14"/>
         </w:rPr>
         <w:t xml:space="preserve">[3] </w:t>
       </w:r>
@@ -3478,27 +3534,27 @@
         <w:rPr>
           <w:rFonts w:ascii="Calibri" w:hAnsi="Calibri" w:eastAsia="PingFang SC"/>
           <w:i/>
-          <w:sz w:val="16"/>
+          <w:sz w:val="14"/>
         </w:rPr>
         <w:t>Towards Personalized Deep Research: Benchmarks and Evaluations</w:t>
       </w:r>
       <w:r>
         <w:rPr>
           <w:rFonts w:ascii="Calibri" w:hAnsi="Calibri" w:eastAsia="PingFang SC"/>
-          <w:sz w:val="16"/>
+          <w:sz w:val="14"/>
         </w:rPr>
         <w:t>. arXiv:2509.25106.</w:t>
       </w:r>
     </w:p>
     <w:p>
       <w:pPr>
-        <w:spacing w:after="10" w:line="228" w:lineRule="auto"/>
+        <w:spacing w:after="0" w:line="216" w:lineRule="auto"/>
         <w:ind w:left="360" w:hanging="360"/>
       </w:pPr>
       <w:r>
         <w:rPr>
           <w:rFonts w:ascii="Calibri" w:hAnsi="Calibri" w:eastAsia="PingFang SC"/>
-          <w:sz w:val="16"/>
+          <w:sz w:val="14"/>
         </w:rPr>
         <w:t xml:space="preserve">[4] Wang et al. </w:t>
       </w:r>
@@ -3506,27 +3562,27 @@
         <w:rPr>
           <w:rFonts w:ascii="Calibri" w:hAnsi="Calibri" w:eastAsia="PingFang SC"/>
           <w:i/>
-          <w:sz w:val="16"/>
+          <w:sz w:val="14"/>
         </w:rPr>
         <w:t>LiveResearchBench</w:t>
       </w:r>
       <w:r>
         <w:rPr>
           <w:rFonts w:ascii="Calibri" w:hAnsi="Calibri" w:eastAsia="PingFang SC"/>
-          <w:sz w:val="16"/>
+          <w:sz w:val="14"/>
         </w:rPr>
         <w:t>. arXiv:2510.14240.</w:t>
       </w:r>
     </w:p>
     <w:p>
       <w:pPr>
-        <w:spacing w:after="10" w:line="228" w:lineRule="auto"/>
+        <w:spacing w:after="0" w:line="216" w:lineRule="auto"/>
         <w:ind w:left="360" w:hanging="360"/>
       </w:pPr>
       <w:r>
         <w:rPr>
           <w:rFonts w:ascii="Calibri" w:hAnsi="Calibri" w:eastAsia="PingFang SC"/>
-          <w:sz w:val="16"/>
+          <w:sz w:val="14"/>
         </w:rPr>
         <w:t xml:space="preserve">[5] Sharma et al. </w:t>
       </w:r>
@@ -3534,27 +3590,27 @@
         <w:rPr>
           <w:rFonts w:ascii="Calibri" w:hAnsi="Calibri" w:eastAsia="PingFang SC"/>
           <w:i/>
-          <w:sz w:val="16"/>
+          <w:sz w:val="14"/>
         </w:rPr>
         <w:t>ResearchRubrics</w:t>
       </w:r>
       <w:r>
         <w:rPr>
           <w:rFonts w:ascii="Calibri" w:hAnsi="Calibri" w:eastAsia="PingFang SC"/>
-          <w:sz w:val="16"/>
+          <w:sz w:val="14"/>
         </w:rPr>
         <w:t>. arXiv:2511.07685.</w:t>
       </w:r>
     </w:p>
     <w:p>
       <w:pPr>
-        <w:spacing w:after="10" w:line="228" w:lineRule="auto"/>
+        <w:spacing w:after="0" w:line="216" w:lineRule="auto"/>
         <w:ind w:left="360" w:hanging="360"/>
       </w:pPr>
       <w:r>
         <w:rPr>
           <w:rFonts w:ascii="Calibri" w:hAnsi="Calibri" w:eastAsia="PingFang SC"/>
-          <w:sz w:val="16"/>
+          <w:sz w:val="14"/>
         </w:rPr>
         <w:t xml:space="preserve">[6] Liang et al. </w:t>
       </w:r>
@@ -3562,27 +3618,27 @@
         <w:rPr>
           <w:rFonts w:ascii="Calibri" w:hAnsi="Calibri" w:eastAsia="PingFang SC"/>
           <w:i/>
-          <w:sz w:val="16"/>
+          <w:sz w:val="14"/>
         </w:rPr>
         <w:t>HELM</w:t>
       </w:r>
       <w:r>
         <w:rPr>
           <w:rFonts w:ascii="Calibri" w:hAnsi="Calibri" w:eastAsia="PingFang SC"/>
-          <w:sz w:val="16"/>
+          <w:sz w:val="14"/>
         </w:rPr>
         <w:t>. TMLR, 2023.</w:t>
       </w:r>
     </w:p>
     <w:p>
       <w:pPr>
-        <w:spacing w:after="10" w:line="228" w:lineRule="auto"/>
+        <w:spacing w:after="0" w:line="216" w:lineRule="auto"/>
         <w:ind w:left="360" w:hanging="360"/>
       </w:pPr>
       <w:r>
         <w:rPr>
           <w:rFonts w:ascii="Calibri" w:hAnsi="Calibri" w:eastAsia="PingFang SC"/>
-          <w:sz w:val="16"/>
+          <w:sz w:val="14"/>
         </w:rPr>
         <w:t xml:space="preserve">[7] Ribeiro et al. </w:t>
       </w:r>
@@ -3590,27 +3646,27 @@
         <w:rPr>
           <w:rFonts w:ascii="Calibri" w:hAnsi="Calibri" w:eastAsia="PingFang SC"/>
           <w:i/>
-          <w:sz w:val="16"/>
+          <w:sz w:val="14"/>
         </w:rPr>
         <w:t>CheckList</w:t>
       </w:r>
       <w:r>
         <w:rPr>
           <w:rFonts w:ascii="Calibri" w:hAnsi="Calibri" w:eastAsia="PingFang SC"/>
-          <w:sz w:val="16"/>
+          <w:sz w:val="14"/>
         </w:rPr>
         <w:t>. ACL, 2020.</w:t>
       </w:r>
     </w:p>
     <w:p>
       <w:pPr>
-        <w:spacing w:after="10" w:line="228" w:lineRule="auto"/>
+        <w:spacing w:after="0" w:line="216" w:lineRule="auto"/>
         <w:ind w:left="360" w:hanging="360"/>
       </w:pPr>
       <w:r>
         <w:rPr>
           <w:rFonts w:ascii="Calibri" w:hAnsi="Calibri" w:eastAsia="PingFang SC"/>
-          <w:sz w:val="16"/>
+          <w:sz w:val="14"/>
         </w:rPr>
         <w:t xml:space="preserve">[8] Reuel et al. </w:t>
       </w:r>
@@ -3618,27 +3674,27 @@
         <w:rPr>
           <w:rFonts w:ascii="Calibri" w:hAnsi="Calibri" w:eastAsia="PingFang SC"/>
           <w:i/>
-          <w:sz w:val="16"/>
+          <w:sz w:val="14"/>
         </w:rPr>
         <w:t>BetterBench</w:t>
       </w:r>
       <w:r>
         <w:rPr>
           <w:rFonts w:ascii="Calibri" w:hAnsi="Calibri" w:eastAsia="PingFang SC"/>
-          <w:sz w:val="16"/>
+          <w:sz w:val="14"/>
         </w:rPr>
         <w:t>. arXiv:2411.12990.</w:t>
       </w:r>
     </w:p>
     <w:p>
       <w:pPr>
-        <w:spacing w:after="10" w:line="228" w:lineRule="auto"/>
+        <w:spacing w:after="0" w:line="216" w:lineRule="auto"/>
         <w:ind w:left="360" w:hanging="360"/>
       </w:pPr>
       <w:r>
         <w:rPr>
           <w:rFonts w:ascii="Calibri" w:hAnsi="Calibri" w:eastAsia="PingFang SC"/>
-          <w:sz w:val="16"/>
+          <w:sz w:val="14"/>
         </w:rPr>
         <w:t xml:space="preserve">[9] Zeng et al. </w:t>
       </w:r>
@@ -3646,27 +3702,27 @@
         <w:rPr>
           <w:rFonts w:ascii="Calibri" w:hAnsi="Calibri" w:eastAsia="PingFang SC"/>
           <w:i/>
-          <w:sz w:val="16"/>
+          <w:sz w:val="14"/>
         </w:rPr>
         <w:t>Setoka</w:t>
       </w:r>
       <w:r>
         <w:rPr>
           <w:rFonts w:ascii="Calibri" w:hAnsi="Calibri" w:eastAsia="PingFang SC"/>
-          <w:sz w:val="16"/>
+          <w:sz w:val="14"/>
         </w:rPr>
         <w:t>. arXiv:2607.27056.</w:t>
       </w:r>
     </w:p>
     <w:p>
       <w:pPr>
-        <w:spacing w:after="10" w:line="228" w:lineRule="auto"/>
+        <w:spacing w:after="0" w:line="216" w:lineRule="auto"/>
         <w:ind w:left="360" w:hanging="360"/>
       </w:pPr>
       <w:r>
         <w:rPr>
           <w:rFonts w:ascii="Calibri" w:hAnsi="Calibri" w:eastAsia="PingFang SC"/>
-          <w:sz w:val="16"/>
+          <w:sz w:val="14"/>
         </w:rPr>
         <w:t xml:space="preserve">[10] Qian et al. </w:t>
       </w:r>
@@ -3674,27 +3730,27 @@
         <w:rPr>
           <w:rFonts w:ascii="Calibri" w:hAnsi="Calibri" w:eastAsia="PingFang SC"/>
           <w:i/>
-          <w:sz w:val="16"/>
+          <w:sz w:val="14"/>
         </w:rPr>
         <w:t>User-Conditioned Evaluation under Temporal Interventions</w:t>
       </w:r>
       <w:r>
         <w:rPr>
           <w:rFonts w:ascii="Calibri" w:hAnsi="Calibri" w:eastAsia="PingFang SC"/>
-          <w:sz w:val="16"/>
+          <w:sz w:val="14"/>
         </w:rPr>
         <w:t>. arXiv:2607.21635.</w:t>
       </w:r>
     </w:p>
     <w:p>
       <w:pPr>
-        <w:spacing w:after="10" w:line="228" w:lineRule="auto"/>
+        <w:spacing w:after="0" w:line="216" w:lineRule="auto"/>
         <w:ind w:left="360" w:hanging="360"/>
       </w:pPr>
       <w:r>
         <w:rPr>
           <w:rFonts w:ascii="Calibri" w:hAnsi="Calibri" w:eastAsia="PingFang SC"/>
-          <w:sz w:val="16"/>
+          <w:sz w:val="14"/>
         </w:rPr>
         <w:t xml:space="preserve">[11] Yang et al. </w:t>
       </w:r>
@@ -3702,27 +3758,27 @@
         <w:rPr>
           <w:rFonts w:ascii="Calibri" w:hAnsi="Calibri" w:eastAsia="PingFang SC"/>
           <w:i/>
-          <w:sz w:val="16"/>
+          <w:sz w:val="14"/>
         </w:rPr>
         <w:t>PersonaTrail</w:t>
       </w:r>
       <w:r>
         <w:rPr>
           <w:rFonts w:ascii="Calibri" w:hAnsi="Calibri" w:eastAsia="PingFang SC"/>
-          <w:sz w:val="16"/>
+          <w:sz w:val="14"/>
         </w:rPr>
         <w:t>. arXiv:2607.20482.</w:t>
       </w:r>
     </w:p>
     <w:p>
       <w:pPr>
-        <w:spacing w:after="10" w:line="228" w:lineRule="auto"/>
+        <w:spacing w:after="0" w:line="216" w:lineRule="auto"/>
         <w:ind w:left="360" w:hanging="360"/>
       </w:pPr>
       <w:r>
         <w:rPr>
           <w:rFonts w:ascii="Calibri" w:hAnsi="Calibri" w:eastAsia="PingFang SC"/>
-          <w:sz w:val="16"/>
+          <w:sz w:val="14"/>
         </w:rPr>
         <w:t xml:space="preserve">[12] Todisco et al. </w:t>
       </w:r>
@@ -3730,27 +3786,27 @@
         <w:rPr>
           <w:rFonts w:ascii="Calibri" w:hAnsi="Calibri" w:eastAsia="PingFang SC"/>
           <w:i/>
-          <w:sz w:val="16"/>
+          <w:sz w:val="14"/>
         </w:rPr>
         <w:t>TARS</w:t>
       </w:r>
       <w:r>
         <w:rPr>
           <w:rFonts w:ascii="Calibri" w:hAnsi="Calibri" w:eastAsia="PingFang SC"/>
-          <w:sz w:val="16"/>
+          <w:sz w:val="14"/>
         </w:rPr>
         <w:t>. arXiv:2607.15948.</w:t>
       </w:r>
     </w:p>
     <w:p>
       <w:pPr>
-        <w:spacing w:after="10" w:line="228" w:lineRule="auto"/>
+        <w:spacing w:after="0" w:line="216" w:lineRule="auto"/>
         <w:ind w:left="360" w:hanging="360"/>
       </w:pPr>
       <w:r>
         <w:rPr>
           <w:rFonts w:ascii="Calibri" w:hAnsi="Calibri" w:eastAsia="PingFang SC"/>
-          <w:sz w:val="16"/>
+          <w:sz w:val="14"/>
         </w:rPr>
         <w:t xml:space="preserve">[13] Yang. </w:t>
       </w:r>
@@ -3758,27 +3814,27 @@
         <w:rPr>
           <w:rFonts w:ascii="Calibri" w:hAnsi="Calibri" w:eastAsia="PingFang SC"/>
           <w:i/>
-          <w:sz w:val="16"/>
+          <w:sz w:val="14"/>
         </w:rPr>
         <w:t>SARSI Agents for Personal Singularity</w:t>
       </w:r>
       <w:r>
         <w:rPr>
           <w:rFonts w:ascii="Calibri" w:hAnsi="Calibri" w:eastAsia="PingFang SC"/>
-          <w:sz w:val="16"/>
+          <w:sz w:val="14"/>
         </w:rPr>
         <w:t>. arXiv:2607.12254.</w:t>
       </w:r>
     </w:p>
     <w:p>
       <w:pPr>
-        <w:spacing w:after="10" w:line="228" w:lineRule="auto"/>
+        <w:spacing w:after="0" w:line="216" w:lineRule="auto"/>
         <w:ind w:left="360" w:hanging="360"/>
       </w:pPr>
       <w:r>
         <w:rPr>
           <w:rFonts w:ascii="Calibri" w:hAnsi="Calibri" w:eastAsia="PingFang SC"/>
-          <w:sz w:val="16"/>
+          <w:sz w:val="14"/>
         </w:rPr>
         <w:t xml:space="preserve">[14] Mao et al. </w:t>
       </w:r>
@@ -3786,27 +3842,27 @@
         <w:rPr>
           <w:rFonts w:ascii="Calibri" w:hAnsi="Calibri" w:eastAsia="PingFang SC"/>
           <w:i/>
-          <w:sz w:val="16"/>
+          <w:sz w:val="14"/>
         </w:rPr>
         <w:t>Agents Don't Just Agree, They Remember</w:t>
       </w:r>
       <w:r>
         <w:rPr>
           <w:rFonts w:ascii="Calibri" w:hAnsi="Calibri" w:eastAsia="PingFang SC"/>
-          <w:sz w:val="16"/>
+          <w:sz w:val="14"/>
         </w:rPr>
         <w:t>. arXiv:2607.10526.</w:t>
       </w:r>
     </w:p>
     <w:p>
       <w:pPr>
-        <w:spacing w:after="10" w:line="228" w:lineRule="auto"/>
+        <w:spacing w:after="0" w:line="216" w:lineRule="auto"/>
         <w:ind w:left="360" w:hanging="360"/>
       </w:pPr>
       <w:r>
         <w:rPr>
           <w:rFonts w:ascii="Calibri" w:hAnsi="Calibri" w:eastAsia="PingFang SC"/>
-          <w:sz w:val="16"/>
+          <w:sz w:val="14"/>
         </w:rPr>
         <w:t xml:space="preserve">[15] Yang et al. </w:t>
       </w:r>
@@ -3814,27 +3870,27 @@
         <w:rPr>
           <w:rFonts w:ascii="Calibri" w:hAnsi="Calibri" w:eastAsia="PingFang SC"/>
           <w:i/>
-          <w:sz w:val="16"/>
+          <w:sz w:val="14"/>
         </w:rPr>
         <w:t>APeB</w:t>
       </w:r>
       <w:r>
         <w:rPr>
           <w:rFonts w:ascii="Calibri" w:hAnsi="Calibri" w:eastAsia="PingFang SC"/>
-          <w:sz w:val="16"/>
+          <w:sz w:val="14"/>
         </w:rPr>
         <w:t>. arXiv:2607.03162.</w:t>
       </w:r>
     </w:p>
     <w:p>
       <w:pPr>
-        <w:spacing w:after="10" w:line="228" w:lineRule="auto"/>
+        <w:spacing w:after="0" w:line="216" w:lineRule="auto"/>
         <w:ind w:left="360" w:hanging="360"/>
       </w:pPr>
       <w:r>
         <w:rPr>
           <w:rFonts w:ascii="Calibri" w:hAnsi="Calibri" w:eastAsia="PingFang SC"/>
-          <w:sz w:val="16"/>
+          <w:sz w:val="14"/>
         </w:rPr>
         <w:t xml:space="preserve">[16] Hao et al. </w:t>
       </w:r>
@@ -3842,14 +3898,14 @@
         <w:rPr>
           <w:rFonts w:ascii="Calibri" w:hAnsi="Calibri" w:eastAsia="PingFang SC"/>
           <w:i/>
-          <w:sz w:val="16"/>
+          <w:sz w:val="14"/>
         </w:rPr>
         <w:t>Evaluating Personalized Tool-Augmented LLMs from the Perspectives of Personalization and Proactivity</w:t>
       </w:r>
       <w:r>
         <w:rPr>
           <w:rFonts w:ascii="Calibri" w:hAnsi="Calibri" w:eastAsia="PingFang SC"/>
-          <w:sz w:val="16"/>
+          <w:sz w:val="14"/>
         </w:rPr>
         <w:t xml:space="preserve">. ACL, 2025. </w:t>
       </w:r>
@@ -3859,8 +3915,8 @@
             <w:rFonts w:ascii="Calibri" w:hAnsi="Calibri" w:eastAsia="PingFang SC"/>
             <w:color w:val="2E74B5"/>
             <w:u w:val="single"/>
-            <w:sz w:val="16"/>
-            <w:szCs w:val="16"/>
+            <w:sz w:val="15"/>
+            <w:szCs w:val="15"/>
           </w:rPr>
           <w:t>https://aclanthology.org/2025.acl-long.1064/</w:t>
         </w:r>
@@ -3868,13 +3924,13 @@
     </w:p>
     <w:p>
       <w:pPr>
-        <w:spacing w:after="10" w:line="228" w:lineRule="auto"/>
+        <w:spacing w:after="0" w:line="216" w:lineRule="auto"/>
         <w:ind w:left="360" w:hanging="360"/>
       </w:pPr>
       <w:r>
         <w:rPr>
           <w:rFonts w:ascii="Calibri" w:hAnsi="Calibri" w:eastAsia="PingFang SC"/>
-          <w:sz w:val="16"/>
+          <w:sz w:val="14"/>
         </w:rPr>
         <w:t xml:space="preserve">[17] Li et al. </w:t>
       </w:r>
@@ -3882,27 +3938,27 @@
         <w:rPr>
           <w:rFonts w:ascii="Calibri" w:hAnsi="Calibri" w:eastAsia="PingFang SC"/>
           <w:i/>
-          <w:sz w:val="16"/>
+          <w:sz w:val="14"/>
         </w:rPr>
         <w:t>Personalized Deep Research: A User-Centric Framework, Dataset, and Hybrid Evaluation</w:t>
       </w:r>
       <w:r>
         <w:rPr>
           <w:rFonts w:ascii="Calibri" w:hAnsi="Calibri" w:eastAsia="PingFang SC"/>
-          <w:sz w:val="16"/>
+          <w:sz w:val="14"/>
         </w:rPr>
         <w:t>. arXiv:2605.10530.</w:t>
       </w:r>
     </w:p>
     <w:p>
       <w:pPr>
-        <w:spacing w:after="10" w:line="228" w:lineRule="auto"/>
+        <w:spacing w:after="0" w:line="216" w:lineRule="auto"/>
         <w:ind w:left="360" w:hanging="360"/>
       </w:pPr>
       <w:r>
         <w:rPr>
           <w:rFonts w:ascii="Calibri" w:hAnsi="Calibri" w:eastAsia="PingFang SC"/>
-          <w:sz w:val="16"/>
+          <w:sz w:val="14"/>
         </w:rPr>
         <w:t xml:space="preserve">[18] Liang et al. </w:t>
       </w:r>
@@ -3910,27 +3966,27 @@
         <w:rPr>
           <w:rFonts w:ascii="Calibri" w:hAnsi="Calibri" w:eastAsia="PingFang SC"/>
           <w:i/>
-          <w:sz w:val="16"/>
+          <w:sz w:val="14"/>
         </w:rPr>
         <w:t>Learning Personalized Agents from Human Feedback</w:t>
       </w:r>
       <w:r>
         <w:rPr>
           <w:rFonts w:ascii="Calibri" w:hAnsi="Calibri" w:eastAsia="PingFang SC"/>
-          <w:sz w:val="16"/>
+          <w:sz w:val="14"/>
         </w:rPr>
         <w:t>. arXiv:2602.16173.</w:t>
       </w:r>
     </w:p>
     <w:p>
       <w:pPr>
-        <w:spacing w:after="10" w:line="228" w:lineRule="auto"/>
+        <w:spacing w:after="0" w:line="216" w:lineRule="auto"/>
         <w:ind w:left="360" w:hanging="360"/>
       </w:pPr>
       <w:r>
         <w:rPr>
           <w:rFonts w:ascii="Calibri" w:hAnsi="Calibri" w:eastAsia="PingFang SC"/>
-          <w:sz w:val="16"/>
+          <w:sz w:val="14"/>
         </w:rPr>
         <w:t xml:space="preserve">[19] Shen et al. </w:t>
       </w:r>
@@ -3938,14 +3994,14 @@
         <w:rPr>
           <w:rFonts w:ascii="Calibri" w:hAnsi="Calibri" w:eastAsia="PingFang SC"/>
           <w:i/>
-          <w:sz w:val="16"/>
+          <w:sz w:val="14"/>
         </w:rPr>
         <w:t>Mem2ActBench</w:t>
       </w:r>
       <w:r>
         <w:rPr>
           <w:rFonts w:ascii="Calibri" w:hAnsi="Calibri" w:eastAsia="PingFang SC"/>
-          <w:sz w:val="16"/>
+          <w:sz w:val="14"/>
         </w:rPr>
         <w:t xml:space="preserve">. ACL, 2026. </w:t>
       </w:r>
@@ -3955,8 +4011,8 @@
             <w:rFonts w:ascii="Calibri" w:hAnsi="Calibri" w:eastAsia="PingFang SC"/>
             <w:color w:val="2E74B5"/>
             <w:u w:val="single"/>
-            <w:sz w:val="16"/>
-            <w:szCs w:val="16"/>
+            <w:sz w:val="15"/>
+            <w:szCs w:val="15"/>
           </w:rPr>
           <w:t>https://aclanthology.org/2026.acl-long.370/</w:t>
         </w:r>
@@ -3964,13 +4020,13 @@
     </w:p>
     <w:p>
       <w:pPr>
-        <w:spacing w:after="10" w:line="228" w:lineRule="auto"/>
+        <w:spacing w:after="0" w:line="216" w:lineRule="auto"/>
         <w:ind w:left="360" w:hanging="360"/>
       </w:pPr>
       <w:r>
         <w:rPr>
           <w:rFonts w:ascii="Calibri" w:hAnsi="Calibri" w:eastAsia="PingFang SC"/>
-          <w:sz w:val="16"/>
+          <w:sz w:val="14"/>
         </w:rPr>
         <w:t xml:space="preserve">[20] Balepur et al. </w:t>
       </w:r>
@@ -3978,14 +4034,14 @@
         <w:rPr>
           <w:rFonts w:ascii="Calibri" w:hAnsi="Calibri" w:eastAsia="PingFang SC"/>
           <w:i/>
-          <w:sz w:val="16"/>
+          <w:sz w:val="14"/>
         </w:rPr>
         <w:t>Language Models Don't Know What You Want</w:t>
       </w:r>
       <w:r>
         <w:rPr>
           <w:rFonts w:ascii="Calibri" w:hAnsi="Calibri" w:eastAsia="PingFang SC"/>
-          <w:sz w:val="16"/>
+          <w:sz w:val="14"/>
         </w:rPr>
         <w:t xml:space="preserve">. ACL, 2026. </w:t>
       </w:r>
@@ -3995,8 +4051,8 @@
             <w:rFonts w:ascii="Calibri" w:hAnsi="Calibri" w:eastAsia="PingFang SC"/>
             <w:color w:val="2E74B5"/>
             <w:u w:val="single"/>
-            <w:sz w:val="16"/>
-            <w:szCs w:val="16"/>
+            <w:sz w:val="15"/>
+            <w:szCs w:val="15"/>
           </w:rPr>
           <w:t>https://aclanthology.org/2026.acl-long.723/</w:t>
         </w:r>
@@ -4004,13 +4060,13 @@
     </w:p>
     <w:p>
       <w:pPr>
-        <w:spacing w:after="10" w:line="228" w:lineRule="auto"/>
+        <w:spacing w:after="0" w:line="216" w:lineRule="auto"/>
         <w:ind w:left="360" w:hanging="360"/>
       </w:pPr>
       <w:r>
         <w:rPr>
           <w:rFonts w:ascii="Calibri" w:hAnsi="Calibri" w:eastAsia="PingFang SC"/>
-          <w:sz w:val="16"/>
+          <w:sz w:val="14"/>
         </w:rPr>
         <w:t xml:space="preserve">[21] Weeber et al. </w:t>
       </w:r>
@@ -4018,14 +4074,14 @@
         <w:rPr>
           <w:rFonts w:ascii="Calibri" w:hAnsi="Calibri" w:eastAsia="PingFang SC"/>
           <w:i/>
-          <w:sz w:val="16"/>
+          <w:sz w:val="14"/>
         </w:rPr>
         <w:t>One Persona, Many Cues, Different Results</w:t>
       </w:r>
       <w:r>
         <w:rPr>
           <w:rFonts w:ascii="Calibri" w:hAnsi="Calibri" w:eastAsia="PingFang SC"/>
-          <w:sz w:val="16"/>
+          <w:sz w:val="14"/>
         </w:rPr>
         <w:t xml:space="preserve">. ACL, 2026. </w:t>
       </w:r>
@@ -4035,8 +4091,8 @@
             <w:rFonts w:ascii="Calibri" w:hAnsi="Calibri" w:eastAsia="PingFang SC"/>
             <w:color w:val="2E74B5"/>
             <w:u w:val="single"/>
-            <w:sz w:val="16"/>
-            <w:szCs w:val="16"/>
+            <w:sz w:val="15"/>
+            <w:szCs w:val="15"/>
           </w:rPr>
           <w:t>https://aclanthology.org/2026.acl-long.2079/</w:t>
         </w:r>
@@ -4044,13 +4100,13 @@
     </w:p>
     <w:p>
       <w:pPr>
-        <w:spacing w:after="10" w:line="228" w:lineRule="auto"/>
+        <w:spacing w:after="0" w:line="216" w:lineRule="auto"/>
         <w:ind w:left="360" w:hanging="360"/>
       </w:pPr>
       <w:r>
         <w:rPr>
           <w:rFonts w:ascii="Calibri" w:hAnsi="Calibri" w:eastAsia="PingFang SC"/>
-          <w:sz w:val="16"/>
+          <w:sz w:val="14"/>
         </w:rPr>
         <w:t xml:space="preserve">[22] Qiu et al. </w:t>
       </w:r>
@@ -4058,14 +4114,14 @@
         <w:rPr>
           <w:rFonts w:ascii="Calibri" w:hAnsi="Calibri" w:eastAsia="PingFang SC"/>
           <w:i/>
-          <w:sz w:val="16"/>
+          <w:sz w:val="14"/>
         </w:rPr>
         <w:t>Preference-Aware Rubric Learning for Personalized Evaluation</w:t>
       </w:r>
       <w:r>
         <w:rPr>
           <w:rFonts w:ascii="Calibri" w:hAnsi="Calibri" w:eastAsia="PingFang SC"/>
-          <w:sz w:val="16"/>
+          <w:sz w:val="14"/>
         </w:rPr>
         <w:t xml:space="preserve">. arXiv:2605.31545, 2026. </w:t>
       </w:r>
@@ -4075,8 +4131,8 @@
             <w:rFonts w:ascii="Calibri" w:hAnsi="Calibri" w:eastAsia="PingFang SC"/>
             <w:color w:val="2E74B5"/>
             <w:u w:val="single"/>
-            <w:sz w:val="16"/>
-            <w:szCs w:val="16"/>
+            <w:sz w:val="15"/>
+            <w:szCs w:val="15"/>
           </w:rPr>
           <w:t>https://arxiv.org/abs/2605.31545</w:t>
         </w:r>
@@ -4086,7 +4142,7 @@
       <w:headerReference w:type="default" r:id="rId25"/>
       <w:footerReference w:type="default" r:id="rId26"/>
       <w:pgSz w:w="12240" w:h="15840"/>
-      <w:pgMar w:top="1296" w:right="1296" w:bottom="1296" w:left="1296" w:header="708" w:footer="708" w:gutter="0"/>
+      <w:pgMar w:top="1080" w:right="1080" w:bottom="1080" w:left="1080" w:header="708" w:footer="708" w:gutter="0"/>
       <w:cols w:space="720"/>
       <w:docGrid w:linePitch="360"/>
     </w:sectPr>

--- a/deliverables/DeepAlign-Bench_汇报精简版.docx
+++ b/deliverables/DeepAlign-Bench_汇报精简版.docx
@@ -131,7 +131,7 @@
                 <w:color w:val="5B6B7A"/>
                 <w:sz w:val="21"/>
               </w:rPr>
-              <w:t>v0.22 · 汇报精简版</w:t>
+              <w:t>v0.23 · 汇报精简版</w:t>
             </w:r>
           </w:p>
         </w:tc>
@@ -1492,7 +1492,7 @@
         <w:rPr>
           <w:rFonts w:ascii="Calibri" w:hAnsi="Calibri" w:eastAsia="PingFang SC"/>
         </w:rPr>
-        <w:t>Update/Recover：用户纠正后能否更新和恢复。</w:t>
+        <w:t>Update：用户状态按任务脚本变化后，能否采用当前真值并停止使用旧状态。</w:t>
       </w:r>
     </w:p>
     <w:p>
@@ -1685,7 +1685,7 @@
           <w:color w:val="6A3E00"/>
           <w:sz w:val="20"/>
         </w:rPr>
-        <w:t>S0 clean → S1 单轻扰动 → S2 单强扰动 → S3 复合扰动 → S4 同前缀恢复</w:t>
+        <w:t>S0 clean → S1 单轻扰动 → S2 单强扰动 → S3 复合扰动</w:t>
       </w:r>
       <w:r>
         <w:rPr>
@@ -1699,7 +1699,7 @@
         <w:rPr>
           <w:rFonts w:ascii="Calibri" w:hAnsi="Calibri" w:eastAsia="PingFang SC"/>
         </w:rPr>
-        <w:t>指标：ΔPF / invariance、冲突解析率、PF retention/AUC、handoff loss、update correctness、recovery gain；同时报告 TQ、事实性、隐私和长度副作用。</w:t>
+        <w:t>指标：ΔPF / invariance、冲突解析率、PF retention/AUC、handoff loss、update correctness 和旧状态残留率；同时报告 TQ、事实性、隐私和长度副作用。</w:t>
       </w:r>
     </w:p>
     <w:p>
@@ -1707,7 +1707,7 @@
         <w:rPr>
           <w:rFonts w:ascii="Calibri" w:hAnsi="Calibri" w:eastAsia="PingFang SC"/>
         </w:rPr>
-        <w:t>三类运行环境实操为：E1 Frozen Harness 使用只读快照和统一预算，形成因果主榜；E2 Live Product/Web 使用原生工具并记录版本、日期、地区和 URL 快照，形成产品榜；E3 Stateful Sandbox 在固定 checkpoint 注入冲突、handoff、更新和恢复，形成机制榜。它们与 agent 类型正交，需统一 reset/signal/checkpoint/event/artifact/trace adapter。</w:t>
+        <w:t>三类运行环境实操为：E1 Frozen Harness 使用只读快照和统一预算，形成因果主榜；E2 Live Product/Web 使用原生工具并记录版本、日期、地区和 URL 快照，形成产品榜；E3 Stateful Sandbox 在固定 checkpoint 注入冲突、handoff 和动态更新，形成压力与机制榜。它们与 agent 类型正交，需统一 reset/signal/checkpoint/event/artifact/trace adapter。</w:t>
       </w:r>
     </w:p>
     <w:p>
@@ -2189,7 +2189,7 @@
                 <w:rFonts w:ascii="Calibri" w:hAnsi="Calibri" w:eastAsia="PingFang SC"/>
                 <w:sz w:val="16"/>
               </w:rPr>
-              <w:t>Recovery</w:t>
+              <w:t>Update</w:t>
             </w:r>
           </w:p>
         </w:tc>
@@ -2215,7 +2215,7 @@
                 <w:rFonts w:ascii="Calibri" w:hAnsi="Calibri" w:eastAsia="PingFang SC"/>
                 <w:sz w:val="16"/>
               </w:rPr>
-              <w:t>纠正或重新锚定后恢复多少</w:t>
+              <w:t>状态改变后采用当前真值、避免旧状态残留的能力</w:t>
             </w:r>
           </w:p>
         </w:tc>
@@ -2239,7 +2239,7 @@
         <w:rPr>
           <w:rFonts w:ascii="Calibri" w:hAnsi="Calibri" w:eastAsia="PingFang SC"/>
         </w:rPr>
-        <w:t>Leaderboard 分四张 profile：clean task/deliverable、signal acquisition、S0–S3 stress/failure curve、S4 recovery/governance；只有同 anchor、同环境、同预算的 agent 才做显著性比较。</w:t>
+        <w:t>Leaderboard 分四张 profile：clean task/deliverable、signal acquisition、S0–S3 stress/failure curve、boundary/governance；只有同 anchor、同环境、同预算的 agent 才做显著性比较。</w:t>
       </w:r>
     </w:p>
     <w:p>
@@ -2347,7 +2347,7 @@
         <w:rPr>
           <w:rFonts w:ascii="Calibri" w:hAnsi="Calibri" w:eastAsia="PingFang SC"/>
         </w:rPr>
-        <w:t>只看最后报告无法区分“没读到、忘了、知道但没用”。因此全量保存轻量轨迹，20%–30% 子集做 memory、handoff 和 re-anchor 的受控重跑。</w:t>
+        <w:t>只看最后报告无法区分“没读到、忘了、知道但没用”。因此全量保存轻量轨迹，20%–30% 子集做 memory、handoff 和 dynamic-update 的受控压力分叉。</w:t>
       </w:r>
     </w:p>
     <w:p>

--- a/deliverables/DeepAlign-Bench_汇报精简版.docx
+++ b/deliverables/DeepAlign-Bench_汇报精简版.docx
@@ -131,7 +131,7 @@
                 <w:color w:val="5B6B7A"/>
                 <w:sz w:val="21"/>
               </w:rPr>
-              <w:t>v0.23 · 汇报精简版</w:t>
+              <w:t>v0.28 · 汇报精简版</w:t>
             </w:r>
           </w:p>
         </w:tc>
@@ -189,7 +189,7 @@
                 <w:color w:val="5B6B7A"/>
                 <w:sz w:val="21"/>
               </w:rPr>
-              <w:t>2026 年 8 月 3 日</w:t>
+              <w:t>2026 年 8 月 8 日</w:t>
             </w:r>
           </w:p>
         </w:tc>
@@ -1739,9 +1739,11 @@
           <w:color w:val="163A63"/>
           <w:sz w:val="18"/>
         </w:rPr>
-        <w:t>Core + Personalization + Intent + Deliverable + Operator + Risk</w:t>
+        <w:t>case metadata + user ledger + contracts + evidence/permission</w:t>
         <w:br/>
-        <w:t>→ 当前 case 的 rubric</w:t>
+        <w:t>→ 选择 Core / Personalization / Intent / Deliverable / Operator / Risk 模板</w:t>
+        <w:br/>
+        <w:t>→ 填入 case 参数 → leaf expansion → 校验 → 冻结 rubric bundle</w:t>
       </w:r>
     </w:p>
     <w:p>
@@ -1749,7 +1751,37 @@
         <w:rPr>
           <w:rFonts w:ascii="Calibri" w:hAnsi="Calibri" w:eastAsia="PingFang SC"/>
         </w:rPr>
-        <w:t>统一的是 rubric 叶节点格式、适用条件和校准程序，不是让报告、代码、表格和幻灯共享同一张评分表。</w:t>
+        <w:t>有四个机器可读对象：case schema、固定模板 registry、固定 leaf schema、metric binding schema。模板路由随元数据变化：六类 research intent 各有模板；report / memo / workbook / code / slides / webpage / multi-file 各有交付物模板；stakes、permission、operator 再激活风险与压力模板。统一的是 leaf 格式、适用条件和聚合规则，不是让不同任务共用一张表。</w:t>
+      </w:r>
+    </w:p>
+    <w:p>
+      <w:r>
+        <w:rPr>
+          <w:rFonts w:ascii="Calibri" w:hAnsi="Calibri" w:eastAsia="PingFang SC"/>
+          <w:b/>
+        </w:rPr>
+        <w:t>当前成熟度：</w:t>
+      </w:r>
+      <w:r>
+        <w:rPr>
+          <w:rFonts w:ascii="Calibri" w:hAnsi="Calibri" w:eastAsia="PingFang SC"/>
+        </w:rPr>
+        <w:t>v0.28 已冻结 compiler contract 和端到端示例；自动 validator、模板路由器和 bundle 导出器是第 1 周工程任务。今晚确认的是方法接口与标注可行性，不把 schema 文件说成已经完成的生产系统。</w:t>
+      </w:r>
+    </w:p>
+    <w:p>
+      <w:r>
+        <w:rPr>
+          <w:rFonts w:ascii="Calibri" w:hAnsi="Calibri" w:eastAsia="PingFang SC"/>
+          <w:b/>
+        </w:rPr>
+        <w:t>Leaf expansion</w:t>
+      </w:r>
+      <w:r>
+        <w:rPr>
+          <w:rFonts w:ascii="Calibri" w:hAnsi="Calibri" w:eastAsia="PingFang SC"/>
+        </w:rPr>
+        <w:t xml:space="preserve"> 是运行前把复合要求拆成原子项。例如“Ua 的建议符合预算和风险”拆成“首阶段 ≤50 万”“三个月可逆试点”“继续/退出阈值”，每条都附 evidence target、0/1/2 锚点、weight、hard gate、judge route 和直接 metric binding。冻结后所有 agent 共用，不能看完输出再改。</w:t>
       </w:r>
     </w:p>
     <w:p>
@@ -1802,6 +1834,667 @@
           <w:rFonts w:ascii="Calibri" w:hAnsi="Calibri" w:eastAsia="PingFang SC"/>
         </w:rPr>
         <w:t>Clarify if unknown：缺关键信息时应提问或给条件分支。</w:t>
+      </w:r>
+    </w:p>
+    <w:p>
+      <w:pPr>
+        <w:pStyle w:val="Heading2"/>
+      </w:pPr>
+      <w:r>
+        <w:t>Leaf 到指标的显式绑定</w:t>
+      </w:r>
+    </w:p>
+    <w:tbl>
+      <w:tblPr>
+        <w:tblStyle w:val="TableGrid"/>
+        <w:tblW w:type="dxa" w:w="9360"/>
+        <w:jc w:val="left"/>
+        <w:tblLayout w:type="fixed"/>
+        <w:tblLook w:firstColumn="1" w:firstRow="1" w:lastColumn="0" w:lastRow="0" w:noHBand="0" w:noVBand="1" w:val="04A0"/>
+        <w:tblInd w:w="120" w:type="dxa"/>
+      </w:tblPr>
+      <w:tblGrid>
+        <w:gridCol w:w="1700"/>
+        <w:gridCol w:w="3000"/>
+        <w:gridCol w:w="4660"/>
+      </w:tblGrid>
+      <w:tr>
+        <w:trPr>
+          <w:tblHeader/>
+        </w:trPr>
+        <w:tc>
+          <w:tcPr>
+            <w:tcW w:type="dxa" w:w="1700"/>
+            <w:tcMar>
+              <w:top w:w="80" w:type="dxa"/>
+              <w:start w:w="120" w:type="dxa"/>
+              <w:bottom w:w="80" w:type="dxa"/>
+              <w:end w:w="120" w:type="dxa"/>
+            </w:tcMar>
+            <w:vAlign w:val="center"/>
+            <w:shd w:fill="F4F6F9"/>
+          </w:tcPr>
+          <w:p>
+            <w:pPr>
+              <w:spacing w:before="0" w:after="0" w:line="240" w:lineRule="auto"/>
+              <w:jc w:val="center"/>
+            </w:pPr>
+            <w:r>
+              <w:rPr>
+                <w:b/>
+              </w:rPr>
+            </w:r>
+            <w:r>
+              <w:rPr>
+                <w:rFonts w:ascii="Calibri" w:hAnsi="Calibri" w:eastAsia="PingFang SC"/>
+                <w:b/>
+                <w:color w:val="163A63"/>
+                <w:sz w:val="16"/>
+              </w:rPr>
+              <w:t>Leaf</w:t>
+            </w:r>
+          </w:p>
+        </w:tc>
+        <w:tc>
+          <w:tcPr>
+            <w:tcW w:type="dxa" w:w="3000"/>
+            <w:tcMar>
+              <w:top w:w="80" w:type="dxa"/>
+              <w:start w:w="120" w:type="dxa"/>
+              <w:bottom w:w="80" w:type="dxa"/>
+              <w:end w:w="120" w:type="dxa"/>
+            </w:tcMar>
+            <w:vAlign w:val="center"/>
+            <w:shd w:fill="F4F6F9"/>
+          </w:tcPr>
+          <w:p>
+            <w:pPr>
+              <w:spacing w:before="0" w:after="0" w:line="240" w:lineRule="auto"/>
+              <w:jc w:val="center"/>
+            </w:pPr>
+            <w:r>
+              <w:rPr>
+                <w:b/>
+              </w:rPr>
+            </w:r>
+            <w:r>
+              <w:rPr>
+                <w:rFonts w:ascii="Calibri" w:hAnsi="Calibri" w:eastAsia="PingFang SC"/>
+                <w:b/>
+                <w:color w:val="163A63"/>
+                <w:sz w:val="16"/>
+              </w:rPr>
+              <w:t>直接指标</w:t>
+            </w:r>
+          </w:p>
+        </w:tc>
+        <w:tc>
+          <w:tcPr>
+            <w:tcW w:type="dxa" w:w="4660"/>
+            <w:tcMar>
+              <w:top w:w="80" w:type="dxa"/>
+              <w:start w:w="120" w:type="dxa"/>
+              <w:bottom w:w="80" w:type="dxa"/>
+              <w:end w:w="120" w:type="dxa"/>
+            </w:tcMar>
+            <w:vAlign w:val="center"/>
+            <w:shd w:fill="F4F6F9"/>
+          </w:tcPr>
+          <w:p>
+            <w:pPr>
+              <w:spacing w:before="0" w:after="0" w:line="240" w:lineRule="auto"/>
+              <w:jc w:val="center"/>
+            </w:pPr>
+            <w:r>
+              <w:rPr>
+                <w:b/>
+              </w:rPr>
+            </w:r>
+            <w:r>
+              <w:rPr>
+                <w:rFonts w:ascii="Calibri" w:hAnsi="Calibri" w:eastAsia="PingFang SC"/>
+                <w:b/>
+                <w:color w:val="163A63"/>
+                <w:sz w:val="16"/>
+              </w:rPr>
+              <w:t>后续用途</w:t>
+            </w:r>
+          </w:p>
+        </w:tc>
+      </w:tr>
+      <w:tr>
+        <w:tc>
+          <w:tcPr>
+            <w:tcW w:type="dxa" w:w="1700"/>
+            <w:tcMar>
+              <w:top w:w="80" w:type="dxa"/>
+              <w:start w:w="120" w:type="dxa"/>
+              <w:bottom w:w="80" w:type="dxa"/>
+              <w:end w:w="120" w:type="dxa"/>
+            </w:tcMar>
+            <w:vAlign w:val="center"/>
+          </w:tcPr>
+          <w:p>
+            <w:pPr>
+              <w:spacing w:before="0" w:after="0" w:line="240" w:lineRule="auto"/>
+              <w:jc w:val="center"/>
+            </w:pPr>
+            <w:r/>
+            <w:r>
+              <w:rPr>
+                <w:rFonts w:ascii="Calibri" w:hAnsi="Calibri" w:eastAsia="PingFang SC"/>
+                <w:sz w:val="16"/>
+              </w:rPr>
+              <w:t>common / intent / deliverable</w:t>
+            </w:r>
+          </w:p>
+        </w:tc>
+        <w:tc>
+          <w:tcPr>
+            <w:tcW w:type="dxa" w:w="3000"/>
+            <w:tcMar>
+              <w:top w:w="80" w:type="dxa"/>
+              <w:start w:w="120" w:type="dxa"/>
+              <w:bottom w:w="80" w:type="dxa"/>
+              <w:end w:w="120" w:type="dxa"/>
+            </w:tcMar>
+            <w:vAlign w:val="center"/>
+          </w:tcPr>
+          <w:p>
+            <w:pPr>
+              <w:spacing w:before="0" w:after="0" w:line="240" w:lineRule="auto"/>
+              <w:jc w:val="left"/>
+            </w:pPr>
+            <w:r/>
+            <w:r>
+              <w:rPr>
+                <w:rFonts w:ascii="Calibri" w:hAnsi="Calibri" w:eastAsia="PingFang SC"/>
+                <w:sz w:val="16"/>
+              </w:rPr>
+              <w:t>TQ；事实项同时 FR</w:t>
+            </w:r>
+          </w:p>
+        </w:tc>
+        <w:tc>
+          <w:tcPr>
+            <w:tcW w:type="dxa" w:w="4660"/>
+            <w:tcMar>
+              <w:top w:w="80" w:type="dxa"/>
+              <w:start w:w="120" w:type="dxa"/>
+              <w:bottom w:w="80" w:type="dxa"/>
+              <w:end w:w="120" w:type="dxa"/>
+            </w:tcMar>
+            <w:vAlign w:val="center"/>
+          </w:tcPr>
+          <w:p>
+            <w:pPr>
+              <w:spacing w:before="0" w:after="0" w:line="240" w:lineRule="auto"/>
+              <w:jc w:val="left"/>
+            </w:pPr>
+            <w:r/>
+            <w:r>
+              <w:rPr>
+                <w:rFonts w:ascii="Calibri" w:hAnsi="Calibri" w:eastAsia="PingFang SC"/>
+                <w:sz w:val="16"/>
+              </w:rPr>
+              <w:t>基础质量门槛</w:t>
+            </w:r>
+          </w:p>
+        </w:tc>
+      </w:tr>
+      <w:tr>
+        <w:tc>
+          <w:tcPr>
+            <w:tcW w:type="dxa" w:w="1700"/>
+            <w:tcMar>
+              <w:top w:w="80" w:type="dxa"/>
+              <w:start w:w="120" w:type="dxa"/>
+              <w:bottom w:w="80" w:type="dxa"/>
+              <w:end w:w="120" w:type="dxa"/>
+            </w:tcMar>
+            <w:vAlign w:val="center"/>
+          </w:tcPr>
+          <w:p>
+            <w:pPr>
+              <w:spacing w:before="0" w:after="0" w:line="240" w:lineRule="auto"/>
+              <w:jc w:val="center"/>
+            </w:pPr>
+            <w:r/>
+            <w:r>
+              <w:rPr>
+                <w:rFonts w:ascii="Calibri" w:hAnsi="Calibri" w:eastAsia="PingFang SC"/>
+                <w:sz w:val="16"/>
+              </w:rPr>
+              <w:t>must-change</w:t>
+            </w:r>
+          </w:p>
+        </w:tc>
+        <w:tc>
+          <w:tcPr>
+            <w:tcW w:type="dxa" w:w="3000"/>
+            <w:tcMar>
+              <w:top w:w="80" w:type="dxa"/>
+              <w:start w:w="120" w:type="dxa"/>
+              <w:bottom w:w="80" w:type="dxa"/>
+              <w:end w:w="120" w:type="dxa"/>
+            </w:tcMar>
+            <w:vAlign w:val="center"/>
+          </w:tcPr>
+          <w:p>
+            <w:pPr>
+              <w:spacing w:before="0" w:after="0" w:line="240" w:lineRule="auto"/>
+              <w:jc w:val="left"/>
+            </w:pPr>
+            <w:r/>
+            <w:r>
+              <w:rPr>
+                <w:rFonts w:ascii="Calibri" w:hAnsi="Calibri" w:eastAsia="PingFang SC"/>
+                <w:sz w:val="16"/>
+              </w:rPr>
+              <w:t>指定用户 PF</w:t>
+            </w:r>
+          </w:p>
+        </w:tc>
+        <w:tc>
+          <w:tcPr>
+            <w:tcW w:type="dxa" w:w="4660"/>
+            <w:tcMar>
+              <w:top w:w="80" w:type="dxa"/>
+              <w:start w:w="120" w:type="dxa"/>
+              <w:bottom w:w="80" w:type="dxa"/>
+              <w:end w:w="120" w:type="dxa"/>
+            </w:tcMar>
+            <w:vAlign w:val="center"/>
+          </w:tcPr>
+          <w:p>
+            <w:pPr>
+              <w:spacing w:before="0" w:after="0" w:line="240" w:lineRule="auto"/>
+              <w:jc w:val="left"/>
+            </w:pPr>
+            <w:r/>
+            <w:r>
+              <w:rPr>
+                <w:rFonts w:ascii="Calibri" w:hAnsi="Calibri" w:eastAsia="PingFang SC"/>
+                <w:sz w:val="16"/>
+              </w:rPr>
+              <w:t>matched/swapped 交叉评分</w:t>
+            </w:r>
+          </w:p>
+        </w:tc>
+      </w:tr>
+      <w:tr>
+        <w:tc>
+          <w:tcPr>
+            <w:tcW w:type="dxa" w:w="1700"/>
+            <w:tcMar>
+              <w:top w:w="80" w:type="dxa"/>
+              <w:start w:w="120" w:type="dxa"/>
+              <w:bottom w:w="80" w:type="dxa"/>
+              <w:end w:w="120" w:type="dxa"/>
+            </w:tcMar>
+            <w:vAlign w:val="center"/>
+          </w:tcPr>
+          <w:p>
+            <w:pPr>
+              <w:spacing w:before="0" w:after="0" w:line="240" w:lineRule="auto"/>
+              <w:jc w:val="center"/>
+            </w:pPr>
+            <w:r/>
+            <w:r>
+              <w:rPr>
+                <w:rFonts w:ascii="Calibri" w:hAnsi="Calibri" w:eastAsia="PingFang SC"/>
+                <w:sz w:val="16"/>
+              </w:rPr>
+              <w:t>must-hold</w:t>
+            </w:r>
+          </w:p>
+        </w:tc>
+        <w:tc>
+          <w:tcPr>
+            <w:tcW w:type="dxa" w:w="3000"/>
+            <w:tcMar>
+              <w:top w:w="80" w:type="dxa"/>
+              <w:start w:w="120" w:type="dxa"/>
+              <w:bottom w:w="80" w:type="dxa"/>
+              <w:end w:w="120" w:type="dxa"/>
+            </w:tcMar>
+            <w:vAlign w:val="center"/>
+          </w:tcPr>
+          <w:p>
+            <w:pPr>
+              <w:spacing w:before="0" w:after="0" w:line="240" w:lineRule="auto"/>
+              <w:jc w:val="left"/>
+            </w:pPr>
+            <w:r/>
+            <w:r>
+              <w:rPr>
+                <w:rFonts w:ascii="Calibri" w:hAnsi="Calibri" w:eastAsia="PingFang SC"/>
+                <w:sz w:val="16"/>
+              </w:rPr>
+              <w:t>TQ + Neutral Invariance</w:t>
+            </w:r>
+          </w:p>
+        </w:tc>
+        <w:tc>
+          <w:tcPr>
+            <w:tcW w:type="dxa" w:w="4660"/>
+            <w:tcMar>
+              <w:top w:w="80" w:type="dxa"/>
+              <w:start w:w="120" w:type="dxa"/>
+              <w:bottom w:w="80" w:type="dxa"/>
+              <w:end w:w="120" w:type="dxa"/>
+            </w:tcMar>
+            <w:vAlign w:val="center"/>
+          </w:tcPr>
+          <w:p>
+            <w:pPr>
+              <w:spacing w:before="0" w:after="0" w:line="240" w:lineRule="auto"/>
+              <w:jc w:val="left"/>
+            </w:pPr>
+            <w:r/>
+            <w:r>
+              <w:rPr>
+                <w:rFonts w:ascii="Calibri" w:hAnsi="Calibri" w:eastAsia="PingFang SC"/>
+                <w:sz w:val="16"/>
+              </w:rPr>
+              <w:t>检查不该变的是否稳定</w:t>
+            </w:r>
+          </w:p>
+        </w:tc>
+      </w:tr>
+      <w:tr>
+        <w:tc>
+          <w:tcPr>
+            <w:tcW w:type="dxa" w:w="1700"/>
+            <w:tcMar>
+              <w:top w:w="80" w:type="dxa"/>
+              <w:start w:w="120" w:type="dxa"/>
+              <w:bottom w:w="80" w:type="dxa"/>
+              <w:end w:w="120" w:type="dxa"/>
+            </w:tcMar>
+            <w:vAlign w:val="center"/>
+          </w:tcPr>
+          <w:p>
+            <w:pPr>
+              <w:spacing w:before="0" w:after="0" w:line="240" w:lineRule="auto"/>
+              <w:jc w:val="center"/>
+            </w:pPr>
+            <w:r/>
+            <w:r>
+              <w:rPr>
+                <w:rFonts w:ascii="Calibri" w:hAnsi="Calibri" w:eastAsia="PingFang SC"/>
+                <w:sz w:val="16"/>
+              </w:rPr>
+              <w:t>must-not</w:t>
+            </w:r>
+          </w:p>
+        </w:tc>
+        <w:tc>
+          <w:tcPr>
+            <w:tcW w:type="dxa" w:w="3000"/>
+            <w:tcMar>
+              <w:top w:w="80" w:type="dxa"/>
+              <w:start w:w="120" w:type="dxa"/>
+              <w:bottom w:w="80" w:type="dxa"/>
+              <w:end w:w="120" w:type="dxa"/>
+            </w:tcMar>
+            <w:vAlign w:val="center"/>
+          </w:tcPr>
+          <w:p>
+            <w:pPr>
+              <w:spacing w:before="0" w:after="0" w:line="240" w:lineRule="auto"/>
+              <w:jc w:val="left"/>
+            </w:pPr>
+            <w:r/>
+            <w:r>
+              <w:rPr>
+                <w:rFonts w:ascii="Calibri" w:hAnsi="Calibri" w:eastAsia="PingFang SC"/>
+                <w:sz w:val="16"/>
+              </w:rPr>
+              <w:t>MP / hard gate</w:t>
+            </w:r>
+          </w:p>
+        </w:tc>
+        <w:tc>
+          <w:tcPr>
+            <w:tcW w:type="dxa" w:w="4660"/>
+            <w:tcMar>
+              <w:top w:w="80" w:type="dxa"/>
+              <w:start w:w="120" w:type="dxa"/>
+              <w:bottom w:w="80" w:type="dxa"/>
+              <w:end w:w="120" w:type="dxa"/>
+            </w:tcMar>
+            <w:vAlign w:val="center"/>
+          </w:tcPr>
+          <w:p>
+            <w:pPr>
+              <w:spacing w:before="0" w:after="0" w:line="240" w:lineRule="auto"/>
+              <w:jc w:val="left"/>
+            </w:pPr>
+            <w:r/>
+            <w:r>
+              <w:rPr>
+                <w:rFonts w:ascii="Calibri" w:hAnsi="Calibri" w:eastAsia="PingFang SC"/>
+                <w:sz w:val="16"/>
+              </w:rPr>
+              <w:t>防泄露、越权与过度个性化</w:t>
+            </w:r>
+          </w:p>
+        </w:tc>
+      </w:tr>
+      <w:tr>
+        <w:tc>
+          <w:tcPr>
+            <w:tcW w:type="dxa" w:w="1700"/>
+            <w:tcMar>
+              <w:top w:w="80" w:type="dxa"/>
+              <w:start w:w="120" w:type="dxa"/>
+              <w:bottom w:w="80" w:type="dxa"/>
+              <w:end w:w="120" w:type="dxa"/>
+            </w:tcMar>
+            <w:vAlign w:val="center"/>
+          </w:tcPr>
+          <w:p>
+            <w:pPr>
+              <w:spacing w:before="0" w:after="0" w:line="240" w:lineRule="auto"/>
+              <w:jc w:val="center"/>
+            </w:pPr>
+            <w:r/>
+            <w:r>
+              <w:rPr>
+                <w:rFonts w:ascii="Calibri" w:hAnsi="Calibri" w:eastAsia="PingFang SC"/>
+                <w:sz w:val="16"/>
+              </w:rPr>
+              <w:t>clarify</w:t>
+            </w:r>
+          </w:p>
+        </w:tc>
+        <w:tc>
+          <w:tcPr>
+            <w:tcW w:type="dxa" w:w="3000"/>
+            <w:tcMar>
+              <w:top w:w="80" w:type="dxa"/>
+              <w:start w:w="120" w:type="dxa"/>
+              <w:bottom w:w="80" w:type="dxa"/>
+              <w:end w:w="120" w:type="dxa"/>
+            </w:tcMar>
+            <w:vAlign w:val="center"/>
+          </w:tcPr>
+          <w:p>
+            <w:pPr>
+              <w:spacing w:before="0" w:after="0" w:line="240" w:lineRule="auto"/>
+              <w:jc w:val="left"/>
+            </w:pPr>
+            <w:r/>
+            <w:r>
+              <w:rPr>
+                <w:rFonts w:ascii="Calibri" w:hAnsi="Calibri" w:eastAsia="PingFang SC"/>
+                <w:sz w:val="16"/>
+              </w:rPr>
+              <w:t>Clarification Correctness；错误假设进 MP</w:t>
+            </w:r>
+          </w:p>
+        </w:tc>
+        <w:tc>
+          <w:tcPr>
+            <w:tcW w:type="dxa" w:w="4660"/>
+            <w:tcMar>
+              <w:top w:w="80" w:type="dxa"/>
+              <w:start w:w="120" w:type="dxa"/>
+              <w:bottom w:w="80" w:type="dxa"/>
+              <w:end w:w="120" w:type="dxa"/>
+            </w:tcMar>
+            <w:vAlign w:val="center"/>
+          </w:tcPr>
+          <w:p>
+            <w:pPr>
+              <w:spacing w:before="0" w:after="0" w:line="240" w:lineRule="auto"/>
+              <w:jc w:val="left"/>
+            </w:pPr>
+            <w:r/>
+            <w:r>
+              <w:rPr>
+                <w:rFonts w:ascii="Calibri" w:hAnsi="Calibri" w:eastAsia="PingFang SC"/>
+                <w:sz w:val="16"/>
+              </w:rPr>
+              <w:t>获取信息边界</w:t>
+            </w:r>
+          </w:p>
+        </w:tc>
+      </w:tr>
+      <w:tr>
+        <w:tc>
+          <w:tcPr>
+            <w:tcW w:type="dxa" w:w="1700"/>
+            <w:tcMar>
+              <w:top w:w="80" w:type="dxa"/>
+              <w:start w:w="120" w:type="dxa"/>
+              <w:bottom w:w="80" w:type="dxa"/>
+              <w:end w:w="120" w:type="dxa"/>
+            </w:tcMar>
+            <w:vAlign w:val="center"/>
+          </w:tcPr>
+          <w:p>
+            <w:pPr>
+              <w:spacing w:before="0" w:after="0" w:line="240" w:lineRule="auto"/>
+              <w:jc w:val="center"/>
+            </w:pPr>
+            <w:r/>
+            <w:r>
+              <w:rPr>
+                <w:rFonts w:ascii="Calibri" w:hAnsi="Calibri" w:eastAsia="PingFang SC"/>
+                <w:sz w:val="16"/>
+              </w:rPr>
+              <w:t>operator</w:t>
+            </w:r>
+          </w:p>
+        </w:tc>
+        <w:tc>
+          <w:tcPr>
+            <w:tcW w:type="dxa" w:w="3000"/>
+            <w:tcMar>
+              <w:top w:w="80" w:type="dxa"/>
+              <w:start w:w="120" w:type="dxa"/>
+              <w:bottom w:w="80" w:type="dxa"/>
+              <w:end w:w="120" w:type="dxa"/>
+            </w:tcMar>
+            <w:vAlign w:val="center"/>
+          </w:tcPr>
+          <w:p>
+            <w:pPr>
+              <w:spacing w:before="0" w:after="0" w:line="240" w:lineRule="auto"/>
+              <w:jc w:val="left"/>
+            </w:pPr>
+            <w:r/>
+            <w:r>
+              <w:rPr>
+                <w:rFonts w:ascii="Calibri" w:hAnsi="Calibri" w:eastAsia="PingFang SC"/>
+                <w:sz w:val="16"/>
+              </w:rPr>
+              <w:t>paired diagnostic Δ</w:t>
+            </w:r>
+          </w:p>
+        </w:tc>
+        <w:tc>
+          <w:tcPr>
+            <w:tcW w:type="dxa" w:w="4660"/>
+            <w:tcMar>
+              <w:top w:w="80" w:type="dxa"/>
+              <w:start w:w="120" w:type="dxa"/>
+              <w:bottom w:w="80" w:type="dxa"/>
+              <w:end w:w="120" w:type="dxa"/>
+            </w:tcMar>
+            <w:vAlign w:val="center"/>
+          </w:tcPr>
+          <w:p>
+            <w:pPr>
+              <w:spacing w:before="0" w:after="0" w:line="240" w:lineRule="auto"/>
+              <w:jc w:val="left"/>
+            </w:pPr>
+            <w:r/>
+            <w:r>
+              <w:rPr>
+                <w:rFonts w:ascii="Calibri" w:hAnsi="Calibri" w:eastAsia="PingFang SC"/>
+                <w:sz w:val="16"/>
+              </w:rPr>
+              <w:t>S0–S3 压力诊断</w:t>
+            </w:r>
+          </w:p>
+        </w:tc>
+      </w:tr>
+    </w:tbl>
+    <w:p>
+      <w:pPr>
+        <w:spacing w:after="40"/>
+      </w:pPr>
+    </w:p>
+    <w:p>
+      <w:r>
+        <w:rPr>
+          <w:rFonts w:ascii="Calibri" w:hAnsi="Calibri" w:eastAsia="PingFang SC"/>
+        </w:rPr>
+        <w:t>TQ/FR/PF/MP 直接聚合 leaves；</w:t>
+      </w:r>
+      <w:r>
+        <w:rPr>
+          <w:rFonts w:ascii="Calibri" w:hAnsi="Calibri" w:eastAsia="PingFang SC"/>
+          <w:b/>
+        </w:rPr>
+        <w:t>CFA 不绑定某一条 leaf</w:t>
+      </w:r>
+      <w:r>
+        <w:rPr>
+          <w:rFonts w:ascii="Calibri" w:hAnsi="Calibri" w:eastAsia="PingFang SC"/>
+        </w:rPr>
+        <w:t xml:space="preserve">。Ua 的同一组 PF leaves 同时评分 </w:t>
+      </w:r>
+      <w:r>
+        <w:rPr>
+          <w:rFonts w:ascii="Courier New" w:hAnsi="Courier New" w:eastAsia="PingFang SC"/>
+          <w:color w:val="6A3E00"/>
+          <w:sz w:val="20"/>
+        </w:rPr>
+        <w:t>Y_a/Y_b</w:t>
+      </w:r>
+      <w:r>
+        <w:rPr>
+          <w:rFonts w:ascii="Calibri" w:hAnsi="Calibri" w:eastAsia="PingFang SC"/>
+        </w:rPr>
+        <w:t xml:space="preserve">，Ub 同理，四个 PF 单元再计算 CFA。完整例子和 score trace 已写入 </w:t>
+      </w:r>
+      <w:r>
+        <w:rPr>
+          <w:rFonts w:ascii="Courier New" w:hAnsi="Courier New" w:eastAsia="PingFang SC"/>
+          <w:color w:val="6A3E00"/>
+          <w:sz w:val="20"/>
+        </w:rPr>
+        <w:t>rubric_bundle.example.yaml</w:t>
+      </w:r>
+      <w:r>
+        <w:rPr>
+          <w:rFonts w:ascii="Calibri" w:hAnsi="Calibri" w:eastAsia="PingFang SC"/>
+        </w:rPr>
+        <w:t>。</w:t>
       </w:r>
     </w:p>
     <w:p>
@@ -4165,7 +4858,7 @@
         <w:color w:val="5B6B7A"/>
         <w:sz w:val="18"/>
       </w:rPr>
-      <w:t xml:space="preserve">2026-8-3   ·   </w:t>
+      <w:t xml:space="preserve">2026-8-8   ·   </w:t>
     </w:r>
     <w:r>
       <w:rPr>
@@ -4198,7 +4891,7 @@
         <w:color w:val="5B6B7A"/>
         <w:sz w:val="18"/>
       </w:rPr>
-      <w:t xml:space="preserve">2026-8-3   ·   </w:t>
+      <w:t xml:space="preserve">2026-8-8   ·   </w:t>
     </w:r>
     <w:r>
       <w:rPr>
@@ -4231,7 +4924,7 @@
         <w:color w:val="5B6B7A"/>
         <w:sz w:val="18"/>
       </w:rPr>
-      <w:t xml:space="preserve">2026-8-3   ·   </w:t>
+      <w:t xml:space="preserve">2026-8-8   ·   </w:t>
     </w:r>
     <w:r>
       <w:rPr>

--- a/deliverables/DeepAlign-Bench_汇报精简版.docx
+++ b/deliverables/DeepAlign-Bench_汇报精简版.docx
@@ -131,7 +131,7 @@
                 <w:color w:val="5B6B7A"/>
                 <w:sz w:val="21"/>
               </w:rPr>
-              <w:t>v0.28 · 汇报精简版</w:t>
+              <w:t>v0.29 · 汇报精简版</w:t>
             </w:r>
           </w:p>
         </w:tc>
@@ -1669,7 +1669,7 @@
         <w:rPr>
           <w:rFonts w:ascii="Calibri" w:hAnsi="Calibri" w:eastAsia="PingFang SC"/>
         </w:rPr>
-        <w:t>8 个 anchor 固定覆盖日常决策、学习职业、金融信息、健康信息、企业采购/合规、软件生产、学术前沿、政策传播。所有 anchor 都有 clean + persona swap + irrelevant-signal 配对；其他 failure mode 用平衡不完全区组分配，每类至少落到两个 anchor。</w:t>
+        <w:t>8 个 anchor 固定覆盖日常决策、学习职业、金融信息、健康信息、企业采购/合规、软件生产、学术前沿、政策传播。所有 anchor 都有 clean + persona swap + irrelevant-signal 配对；其他 failure mode 用平衡不完全区组分配。跨任务比较某种 perturbation 时至少覆盖 4 个适用 anchor；2 个只算探索性复现。</w:t>
       </w:r>
     </w:p>
     <w:p>
@@ -1708,6 +1708,14 @@
           <w:rFonts w:ascii="Calibri" w:hAnsi="Calibri" w:eastAsia="PingFang SC"/>
         </w:rPr>
         <w:t>三类运行环境实操为：E1 Frozen Harness 使用只读快照和统一预算，形成因果主榜；E2 Live Product/Web 使用原生工具并记录版本、日期、地区和 URL 快照，形成产品榜；E3 Stateful Sandbox 在固定 checkpoint 注入冲突、handoff 和动态更新，形成压力与机制榜。它们与 agent 类型正交，需统一 reset/signal/checkpoint/event/artifact/trace adapter。</w:t>
+      </w:r>
+    </w:p>
+    <w:p>
+      <w:r>
+        <w:rPr>
+          <w:rFonts w:ascii="Calibri" w:hAnsi="Calibri" w:eastAsia="PingFang SC"/>
+        </w:rPr>
+        <w:t>开工顺序：先用 2 family × 2 agent 跑通 E1；再用 1 个 anchor 跑通 E3 checkpoint/conflict/update；最后做 1 个 E2 产品 adapter smoke test。三条轨道不同时搭满。</w:t>
       </w:r>
     </w:p>
     <w:p>
@@ -1751,7 +1759,15 @@
         <w:rPr>
           <w:rFonts w:ascii="Calibri" w:hAnsi="Calibri" w:eastAsia="PingFang SC"/>
         </w:rPr>
-        <w:t>有四个机器可读对象：case schema、固定模板 registry、固定 leaf schema、metric binding schema。模板路由随元数据变化：六类 research intent 各有模板；report / memo / workbook / code / slides / webpage / multi-file 各有交付物模板；stakes、permission、operator 再激活风险与压力模板。统一的是 leaf 格式、适用条件和聚合规则，不是让不同任务共用一张表。</w:t>
+        <w:t>有六个相互衔接的机器可读对象：case schema、固定模板 registry、36-module library、固定 leaf schema、metric binding schema 和 data-factory protocol。模板路由随元数据变化：六类 research intent 各有模板；report / memo / workbook / code / slides / webpage / multi-file 各有交付物模板；stakes、permission、operator 再激活风险与压力模板。统一的是 leaf 格式、适用条件和聚合规则，不是让不同任务共用一张表。</w:t>
+      </w:r>
+    </w:p>
+    <w:p>
+      <w:r>
+        <w:rPr>
+          <w:rFonts w:ascii="Calibri" w:hAnsi="Calibri" w:eastAsia="PingFang SC"/>
+        </w:rPr>
+        <w:t>现在另有一份 36-module library：6 Core + 9 Personalization + 6 Intent + 7 Deliverable + 4 Operator + 4 Risk。每个 case 只激活适用子集。强点不是“比 PDR-Bench 多几维”，而是每个 personalization leaf 有 user fact + must-change provenance、A/B 模块对称、同一 bundle 交叉评 matched/swapped，并用 must-hold/must-not 阻止无效差异和过度个性化。</w:t>
       </w:r>
     </w:p>
     <w:p>
@@ -1766,7 +1782,7 @@
         <w:rPr>
           <w:rFonts w:ascii="Calibri" w:hAnsi="Calibri" w:eastAsia="PingFang SC"/>
         </w:rPr>
-        <w:t>v0.28 已冻结 compiler contract 和端到端示例；自动 validator、模板路由器和 bundle 导出器是第 1 周工程任务。今晚确认的是方法接口与标注可行性，不把 schema 文件说成已经完成的生产系统。</w:t>
+        <w:t>v0.29 已冻结 compiler contract、36-module library、data-factory protocol 和端到端示例；自动 validator、模板路由器和 bundle 导出器是第 1 周工程任务。今晚确认的是方法接口与标注可行性，不把 schema 文件说成已经完成的生产系统。</w:t>
       </w:r>
     </w:p>
     <w:p>

--- a/deliverables/DeepAlign-Bench_汇报精简版.docx
+++ b/deliverables/DeepAlign-Bench_汇报精简版.docx
@@ -131,7 +131,7 @@
                 <w:color w:val="5B6B7A"/>
                 <w:sz w:val="21"/>
               </w:rPr>
-              <w:t>v0.29 · 汇报精简版</w:t>
+              <w:t>v0.30 · 汇报精简版</w:t>
             </w:r>
           </w:p>
         </w:tc>
@@ -283,7 +283,7 @@
           <w:color w:val="163A63"/>
           <w:sz w:val="24"/>
         </w:rPr>
-        <w:t>从 absolute adaptation evaluation 转向 counterfactual personalization effect identification：测同一任务下哪份结果更适合哪位用户。</w:t>
+        <w:t>从 absolute fit 转向 counterfactual identification：同时测哪份结果更适合哪位用户，以及它是否比 task-only 真正更有用。</w:t>
       </w:r>
     </w:p>
     <w:p>
@@ -1782,7 +1782,7 @@
         <w:rPr>
           <w:rFonts w:ascii="Calibri" w:hAnsi="Calibri" w:eastAsia="PingFang SC"/>
         </w:rPr>
-        <w:t>v0.29 已冻结 compiler contract、36-module library、data-factory protocol 和端到端示例；自动 validator、模板路由器和 bundle 导出器是第 1 周工程任务。今晚确认的是方法接口与标注可行性，不把 schema 文件说成已经完成的生产系统。</w:t>
+        <w:t>v0.30 已冻结 compiler contract、36-module library、data-factory protocol、端到端示例和 specificity × benefit 的双轴判定；自动 validator、模板路由器和 bundle 导出器是第 1 周工程任务。当前确认的是方法接口与标注可行性，不把 schema 文件说成已经完成的生产系统。</w:t>
       </w:r>
     </w:p>
     <w:p>
@@ -2736,7 +2736,7 @@
                 <w:rFonts w:ascii="Calibri" w:hAnsi="Calibri" w:eastAsia="PingFang SC"/>
                 <w:sz w:val="16"/>
               </w:rPr>
-              <w:t>CFA</w:t>
+              <w:t>Δa / Δb；CFA mean/min</w:t>
             </w:r>
           </w:p>
         </w:tc>
@@ -2762,7 +2762,61 @@
                 <w:rFonts w:ascii="Calibri" w:hAnsi="Calibri" w:eastAsia="PingFang SC"/>
                 <w:sz w:val="16"/>
               </w:rPr>
-              <w:t>matched 是否稳定优于 swapped</w:t>
+              <w:t>matched 是否在两个用户方向都优于 swapped，避免正负抵消</w:t>
+            </w:r>
+          </w:p>
+        </w:tc>
+      </w:tr>
+      <w:tr>
+        <w:tc>
+          <w:tcPr>
+            <w:tcW w:type="dxa" w:w="4680"/>
+            <w:tcMar>
+              <w:top w:w="80" w:type="dxa"/>
+              <w:start w:w="120" w:type="dxa"/>
+              <w:bottom w:w="80" w:type="dxa"/>
+              <w:end w:w="120" w:type="dxa"/>
+            </w:tcMar>
+            <w:vAlign w:val="center"/>
+          </w:tcPr>
+          <w:p>
+            <w:pPr>
+              <w:spacing w:before="0" w:after="0" w:line="240" w:lineRule="auto"/>
+              <w:jc w:val="center"/>
+            </w:pPr>
+            <w:r/>
+            <w:r>
+              <w:rPr>
+                <w:rFonts w:ascii="Calibri" w:hAnsi="Calibri" w:eastAsia="PingFang SC"/>
+                <w:sz w:val="16"/>
+              </w:rPr>
+              <w:t>Gain mean/min vs task-only</w:t>
+            </w:r>
+          </w:p>
+        </w:tc>
+        <w:tc>
+          <w:tcPr>
+            <w:tcW w:type="dxa" w:w="4680"/>
+            <w:tcMar>
+              <w:top w:w="80" w:type="dxa"/>
+              <w:start w:w="120" w:type="dxa"/>
+              <w:bottom w:w="80" w:type="dxa"/>
+              <w:end w:w="120" w:type="dxa"/>
+            </w:tcMar>
+            <w:vAlign w:val="center"/>
+          </w:tcPr>
+          <w:p>
+            <w:pPr>
+              <w:spacing w:before="0" w:after="0" w:line="240" w:lineRule="auto"/>
+              <w:jc w:val="left"/>
+            </w:pPr>
+            <w:r/>
+            <w:r>
+              <w:rPr>
+                <w:rFonts w:ascii="Calibri" w:hAnsi="Calibri" w:eastAsia="PingFang SC"/>
+                <w:sz w:val="16"/>
+              </w:rPr>
+              <w:t>个性化是否真的让两位用户受益，而不只是把版本做得不同</w:t>
             </w:r>
           </w:p>
         </w:tc>
@@ -2940,7 +2994,21 @@
         <w:rPr>
           <w:rFonts w:ascii="Calibri" w:hAnsi="Calibri" w:eastAsia="PingFang SC"/>
         </w:rPr>
-        <w:t>主榜先过 TQ、FR 和关键隐私门槛，再报告个性化指标。不能用“懂用户”补偿事实错误。</w:t>
+        <w:t xml:space="preserve">主榜先过 TQ、FR 和关键隐私门槛，再把个性化画成 </w:t>
+      </w:r>
+      <w:r>
+        <w:rPr>
+          <w:rFonts w:ascii="Courier New" w:hAnsi="Courier New" w:eastAsia="PingFang SC"/>
+          <w:color w:val="6A3E00"/>
+          <w:sz w:val="20"/>
+        </w:rPr>
+        <w:t>specificity × benefit</w:t>
+      </w:r>
+      <w:r>
+        <w:rPr>
+          <w:rFonts w:ascii="Calibri" w:hAnsi="Calibri" w:eastAsia="PingFang SC"/>
+        </w:rPr>
+        <w:t xml:space="preserve"> 二维结果。只有双向 matched&gt;swapped、双向不劣于 task-only、共同质量稳定且边界不违规，才记为 confirmatory success。</w:t>
       </w:r>
     </w:p>
     <w:p>
@@ -3118,7 +3186,7 @@
         <w:rPr>
           <w:rFonts w:ascii="Calibri" w:hAnsi="Calibri" w:eastAsia="PingFang SC"/>
         </w:rPr>
-        <w:t>：用 matched/swapped 构造跨用户 2×2 对角优势，并用语义等价信号检查表面 cue 敏感性；</w:t>
+        <w:t>：用 matched/swapped 构造跨用户 2×2 对角优势，用 task-only uplift 区分“版本可区分”和“用户真受益”，并以双向非补偿门防止一位用户的收益掩盖另一位用户的损失；</w:t>
       </w:r>
     </w:p>
     <w:p>
@@ -4116,7 +4184,7 @@
         <w:rPr>
           <w:rFonts w:ascii="Calibri" w:hAnsi="Calibri" w:eastAsia="PingFang SC"/>
         </w:rPr>
-        <w:t>Rubric 如果不能区分 matched/swapped，CFA 没有意义；</w:t>
+        <w:t>Rubric 如果不能区分 matched/swapped，或 matched 只是比 swapped 好却不优于 task-only，个性化结论没有意义；</w:t>
       </w:r>
     </w:p>
     <w:p>

--- a/deliverables/DeepAlign-Bench_汇报精简版.docx
+++ b/deliverables/DeepAlign-Bench_汇报精简版.docx
@@ -131,7 +131,7 @@
                 <w:color w:val="5B6B7A"/>
                 <w:sz w:val="21"/>
               </w:rPr>
-              <w:t>v0.30 · 汇报精简版</w:t>
+              <w:t>v0.31 · 汇报精简版</w:t>
             </w:r>
           </w:p>
         </w:tc>
@@ -1579,7 +1579,7 @@
         <w:rPr>
           <w:rFonts w:ascii="Calibri" w:hAnsi="Calibri" w:eastAsia="PingFang SC"/>
         </w:rPr>
-        <w:t>每个 family 的构造顺序固定为：真实需求 seed → 冻结共同 task/evidence/deliverable → 标注任务坐标 → 设置难度旋钮 → 配两个都自然的用户 → 冻结差异契约 → matched/swapped pilot。Family 是受控实验蓝图，不是“旅行类”这样的主题标签。</w:t>
+        <w:t>每个 family 的构造顺序固定为：真实需求 seed → 冻结共同 task/evidence/deliverable → 标注任务坐标 → 设置难度旋钮 → 配两个都自然的用户 → 冻结差异契约 → matched/swapped pilot。元数据分为自动导入并审计的 provenance、运行前双人标注/仲裁的构念字段、pilot 后另存的 observed 难度与失败；不能看到输出后改预期标签。</w:t>
       </w:r>
     </w:p>
     <w:p>
@@ -1603,7 +1603,7 @@
         <w:rPr>
           <w:rFonts w:ascii="Calibri" w:hAnsi="Calibri" w:eastAsia="PingFang SC"/>
         </w:rPr>
-        <w:t>实操采用：真实 source record → task-relevant axes → Ua/Ub 共享核心 → 只改 2–3 个决策相关字段 → fact-to-contract map → 从同一 ledger 编译 persona/history/clarification → wrong-user/irrelevant/stale 负对照 → 原用户、相似用户、专家验证。</w:t>
+        <w:t>实操采用：约 32–40 位参与者各选 1–2 个真实相关 task shell → 30–45 分钟结构化 elicitation → task-relevant fact ledger → Ua/Ub 共享核心 → 只改 2–4 个决策相关字段 → fact-to-contract map → 从同一 ledger 编译 persona/history/clarification → wrong-user/irrelevant/stale 负对照 → 原用户、相似用户、专家验证。Gold 优先两位真实用户；次选一位真实用户加第二位相似参与者确认的最小编辑；纯合成只作对照。</w:t>
       </w:r>
     </w:p>
     <w:p>
@@ -1749,9 +1749,9 @@
         </w:rPr>
         <w:t>case metadata + user ledger + contracts + evidence/permission</w:t>
         <w:br/>
-        <w:t>→ 选择 Core / Personalization / Intent / Deliverable / Operator / Risk 模板</w:t>
+        <w:t>→ 选择 Core / Personalization / Intent / Deliverable / Operator / Risk module</w:t>
         <w:br/>
-        <w:t>→ 填入 case 参数 → leaf expansion → 校验 → 冻结 rubric bundle</w:t>
+        <w:t>→ 选择 direction node → 填入 case 参数 → leaf expansion → 校验 → 冻结 rubric bundle</w:t>
       </w:r>
     </w:p>
     <w:p>
@@ -1782,7 +1782,7 @@
         <w:rPr>
           <w:rFonts w:ascii="Calibri" w:hAnsi="Calibri" w:eastAsia="PingFang SC"/>
         </w:rPr>
-        <w:t>v0.30 已冻结 compiler contract、36-module library、data-factory protocol、端到端示例和 specificity × benefit 的双轴判定；自动 validator、模板路由器和 bundle 导出器是第 1 周工程任务。当前确认的是方法接口与标注可行性，不把 schema 文件说成已经完成的生产系统。</w:t>
+        <w:t>v0.31 已增加 direction-node registry、分层标注和环境开工协议；自动 validator、模板路由器和 bundle 导出器仍是第 1 周工程任务。Module 是父级能力域，node 是可复用评价方向，leaf 才是带用户、阈值、证据和锚点的 case-specific 标准。只有同一残余构念在至少两个 family 重复且无法参数化现有 node 时才扩库。</w:t>
       </w:r>
     </w:p>
     <w:p>
@@ -3305,6 +3305,14 @@
         <w:t>8. 两个月安排</w:t>
       </w:r>
     </w:p>
+    <w:p>
+      <w:r>
+        <w:rPr>
+          <w:rFonts w:ascii="Calibri" w:hAnsi="Calibri" w:eastAsia="PingFang SC"/>
+        </w:rPr>
+        <w:t>先做 3 个完整 vertical-slice family，不直接批量写 24 个。至少 2 个通过 specificity、benefit、共同质量和边界四重门后再扩。环境顺序与粗工期：E1 Frozen 主轨约 1.5–2.5 engineer-weeks；E3 一个 stateful anchor 在 E1 后约 2–4 周；E2 单产品 adapter 约 3–7 天但持续维护，只作观察性外部效度。</w:t>
+      </w:r>
+    </w:p>
     <w:tbl>
       <w:tblPr>
         <w:tblStyle w:val="TableGrid"/>
@@ -4068,6 +4076,47 @@
       <w:pPr>
         <w:spacing w:after="40"/>
       </w:pPr>
+    </w:p>
+    <w:p>
+      <w:r>
+        <w:rPr>
+          <w:rFonts w:ascii="Calibri" w:hAnsi="Calibri" w:eastAsia="PingFang SC"/>
+          <w:b/>
+        </w:rPr>
+        <w:t>ICLR readiness：</w:t>
+      </w:r>
+      <w:r>
+        <w:rPr>
+          <w:rFonts w:ascii="Calibri" w:hAnsi="Calibri" w:eastAsia="PingFang SC"/>
+        </w:rPr>
+        <w:t>官方近年总体录用率约 27%–32%。</w:t>
+      </w:r>
+      <w:hyperlink r:id="rId27">
+        <w:r>
+          <w:rPr>
+            <w:rFonts w:ascii="Calibri" w:hAnsi="Calibri" w:eastAsia="PingFang SC"/>
+            <w:color w:val="2E74B5"/>
+            <w:u w:val="single"/>
+          </w:rPr>
+          <w:t>[23]</w:t>
+        </w:r>
+      </w:hyperlink>
+      <w:hyperlink r:id="rId28">
+        <w:r>
+          <w:rPr>
+            <w:rFonts w:ascii="Calibri" w:hAnsi="Calibri" w:eastAsia="PingFang SC"/>
+            <w:color w:val="2E74B5"/>
+            <w:u w:val="single"/>
+          </w:rPr>
+          <w:t>[24]</w:t>
+        </w:r>
+      </w:hyperlink>
+      <w:r>
+        <w:rPr>
+          <w:rFonts w:ascii="Calibri" w:hAnsi="Calibri" w:eastAsia="PingFang SC"/>
+        </w:rPr>
+        <w:t xml:space="preserve"> 当前无 pilot 直接投稿主观约 5%–12%；完成真人验证、24 family、可靠 E1、judge 校准和公开 artifact 但效应中等约 20%–35%；若 specificity × benefit 跨 strata 稳定且四重门、强 baseline 和复现都通过，约 35%–50%。按本方案执行的中心判断约三成；这是风险情景，不是精确概率。</w:t>
+      </w:r>
     </w:p>
     <w:p>
       <w:pPr>
@@ -4915,6 +4964,86 @@
         </w:r>
       </w:hyperlink>
     </w:p>
+    <w:p>
+      <w:pPr>
+        <w:spacing w:after="0" w:line="216" w:lineRule="auto"/>
+        <w:ind w:left="360" w:hanging="360"/>
+      </w:pPr>
+      <w:r>
+        <w:rPr>
+          <w:rFonts w:ascii="Calibri" w:hAnsi="Calibri" w:eastAsia="PingFang SC"/>
+          <w:sz w:val="14"/>
+        </w:rPr>
+        <w:t xml:space="preserve">[23] ICLR. </w:t>
+      </w:r>
+      <w:r>
+        <w:rPr>
+          <w:rFonts w:ascii="Calibri" w:hAnsi="Calibri" w:eastAsia="PingFang SC"/>
+          <w:i/>
+          <w:sz w:val="14"/>
+        </w:rPr>
+        <w:t>ICLR 2024 Fact Sheet</w:t>
+      </w:r>
+      <w:r>
+        <w:rPr>
+          <w:rFonts w:ascii="Calibri" w:hAnsi="Calibri" w:eastAsia="PingFang SC"/>
+          <w:sz w:val="14"/>
+        </w:rPr>
+        <w:t xml:space="preserve">. </w:t>
+      </w:r>
+      <w:hyperlink r:id="rId27">
+        <w:r>
+          <w:rPr>
+            <w:rFonts w:ascii="Calibri" w:hAnsi="Calibri" w:eastAsia="PingFang SC"/>
+            <w:color w:val="2E74B5"/>
+            <w:u w:val="single"/>
+            <w:sz w:val="15"/>
+            <w:szCs w:val="15"/>
+          </w:rPr>
+          <w:t>https://media.iclr.cc/Conferences/ICLR2024/ICLR2024-Fact_Sheet.pdf</w:t>
+        </w:r>
+      </w:hyperlink>
+    </w:p>
+    <w:p>
+      <w:pPr>
+        <w:spacing w:after="0" w:line="216" w:lineRule="auto"/>
+        <w:ind w:left="360" w:hanging="360"/>
+      </w:pPr>
+      <w:r>
+        <w:rPr>
+          <w:rFonts w:ascii="Calibri" w:hAnsi="Calibri" w:eastAsia="PingFang SC"/>
+          <w:sz w:val="14"/>
+        </w:rPr>
+        <w:t xml:space="preserve">[24] ICLR. </w:t>
+      </w:r>
+      <w:r>
+        <w:rPr>
+          <w:rFonts w:ascii="Calibri" w:hAnsi="Calibri" w:eastAsia="PingFang SC"/>
+          <w:i/>
+          <w:sz w:val="14"/>
+        </w:rPr>
+        <w:t>ICLR 2026 Fact Sheet</w:t>
+      </w:r>
+      <w:r>
+        <w:rPr>
+          <w:rFonts w:ascii="Calibri" w:hAnsi="Calibri" w:eastAsia="PingFang SC"/>
+          <w:sz w:val="14"/>
+        </w:rPr>
+        <w:t xml:space="preserve">. </w:t>
+      </w:r>
+      <w:hyperlink r:id="rId28">
+        <w:r>
+          <w:rPr>
+            <w:rFonts w:ascii="Calibri" w:hAnsi="Calibri" w:eastAsia="PingFang SC"/>
+            <w:color w:val="2E74B5"/>
+            <w:u w:val="single"/>
+            <w:sz w:val="15"/>
+            <w:szCs w:val="15"/>
+          </w:rPr>
+          <w:t>https://media.iclr.cc/Conferences/ICLR2026/ICLR2026_Fact_Sheet.pdf</w:t>
+        </w:r>
+      </w:hyperlink>
+    </w:p>
     <w:sectPr>
       <w:headerReference w:type="default" r:id="rId25"/>
       <w:footerReference w:type="default" r:id="rId26"/>

--- a/deliverables/DeepAlign-Bench_汇报精简版.docx
+++ b/deliverables/DeepAlign-Bench_汇报精简版.docx
@@ -131,7 +131,7 @@
                 <w:color w:val="5B6B7A"/>
                 <w:sz w:val="21"/>
               </w:rPr>
-              <w:t>v0.31 · 汇报精简版</w:t>
+              <w:t>v0.32 · 汇报精简版</w:t>
             </w:r>
           </w:p>
         </w:tc>
@@ -189,7 +189,7 @@
                 <w:color w:val="5B6B7A"/>
                 <w:sz w:val="21"/>
               </w:rPr>
-              <w:t>2026 年 8 月 8 日</w:t>
+              <w:t>2026 年 8 月 9 日</w:t>
             </w:r>
           </w:p>
         </w:tc>
@@ -283,7 +283,7 @@
           <w:color w:val="163A63"/>
           <w:sz w:val="24"/>
         </w:rPr>
-        <w:t>从 absolute fit 转向 counterfactual identification：同时测哪份结果更适合哪位用户，以及它是否比 task-only 真正更有用。</w:t>
+        <w:t>PDR-Bench 问报告是否适合你；DeepAlign-Bench 问报告是否让你做出了更好的决定。</w:t>
       </w:r>
     </w:p>
     <w:p>
@@ -468,14 +468,14 @@
         <w:rPr>
           <w:rFonts w:ascii="Calibri" w:hAnsi="Calibri" w:eastAsia="PingFang SC"/>
         </w:rPr>
-        <w:t>已有工作已经测到用户理解、历史利用、工具行动、动态记忆和个性化 Deep Research。我们要补的不是又一块能力，而是一个结果识别问题：</w:t>
+        <w:t>已有工作已经测到用户理解、历史利用、工具行动、动态记忆和个性化 Deep Research。我们要补的不是更细的“适配分”，而是下游结果：</w:t>
       </w:r>
       <w:r>
         <w:rPr>
           <w:rFonts w:ascii="Calibri" w:hAnsi="Calibri" w:eastAsia="PingFang SC"/>
           <w:b/>
         </w:rPr>
-        <w:t>同一任务和证据下，agent 能不能为不同用户交付不同但都正确、且各自更适合目标用户的 Deep Research 结果。</w:t>
+        <w:t>共同质量受控后，个性化 Deep Research 报告是否真的让目标用户做出更好的决定。</w:t>
       </w:r>
     </w:p>
     <w:p>
@@ -607,78 +607,29 @@
         <w:rPr>
           <w:rFonts w:ascii="Calibri" w:hAnsi="Calibri" w:eastAsia="PingFang SC"/>
         </w:rPr>
-        <w:t xml:space="preserve">因此，DeepAlign 的创新不是把 PDR-Bench 的 rubric 做得更细，而是把估计对象从 </w:t>
+        <w:t>DeepAlign v0.31 已把 PDR-Bench 的 absolute adaptation 推进到跨用户 counterfactual fit，但两者都停在 artifact-level。v0.32 再向下游走一步：Phase A 用 task-only/matched/swapped、三类契约和共同质量门证明报告处理成立；Phase B 把三类报告随机分配到反事实等价任务上，测真实用户的 decision regret、错配伤害、硬约束和置信度校准。</w:t>
+      </w:r>
+    </w:p>
+    <w:p>
+      <w:r>
+        <w:rPr>
+          <w:rFonts w:ascii="Calibri" w:hAnsi="Calibri" w:eastAsia="PingFang SC"/>
+        </w:rPr>
+        <w:t>一句话差异：</w:t>
       </w:r>
       <w:r>
         <w:rPr>
           <w:rFonts w:ascii="Calibri" w:hAnsi="Calibri" w:eastAsia="PingFang SC"/>
           <w:b/>
         </w:rPr>
-        <w:t>absolute adaptation evaluation</w:t>
+        <w:t>PDR-Bench 问报告是否适合你；DeepAlign-Bench 问这份报告是否让你决定得更好。</w:t>
       </w:r>
       <w:r>
         <w:rPr>
           <w:rFonts w:ascii="Calibri" w:hAnsi="Calibri" w:eastAsia="PingFang SC"/>
         </w:rPr>
-        <w:t xml:space="preserve"> 改为 </w:t>
+        <w:t xml:space="preserve"> PF/CFA 是处理操纵检查和中介，不再是论文终点。若 CFA 高但 DDE≈0，论文应报告现有个性化 fit 指标缺乏下游代理效度。</w:t>
       </w:r>
-      <w:r>
-        <w:rPr>
-          <w:rFonts w:ascii="Calibri" w:hAnsi="Calibri" w:eastAsia="PingFang SC"/>
-          <w:b/>
-        </w:rPr>
-        <w:t>counterfactual personalization effect identification</w:t>
-      </w:r>
-      <w:r>
-        <w:rPr>
-          <w:rFonts w:ascii="Calibri" w:hAnsi="Calibri" w:eastAsia="PingFang SC"/>
-        </w:rPr>
-        <w:t>：固定任务、证据、工具和预算，只交换两个都合理的用户；让两套用户 rubric 交叉评价两份交付物，并用预冻结 must-change / must-hold / must-not 检查必要变化、共同不变项和禁止过度推断。PDR 的 judge 仍有可靠性边界：最佳 PCA=0.43，校准只有 15 个 query/两个 agent，且动态 criterion、非 target-user 人评、复合事实核验链和 P/Q/R 补偿式聚合均需额外审计。</w:t>
-      </w:r>
-      <w:hyperlink r:id="rId17">
-        <w:r>
-          <w:rPr>
-            <w:rFonts w:ascii="Calibri" w:hAnsi="Calibri" w:eastAsia="PingFang SC"/>
-            <w:color w:val="2E74B5"/>
-            <w:u w:val="single"/>
-          </w:rPr>
-          <w:t>[3]</w:t>
-        </w:r>
-      </w:hyperlink>
-    </w:p>
-    <w:p>
-      <w:r>
-        <w:rPr>
-          <w:rFonts w:ascii="Calibri" w:hAnsi="Calibri" w:eastAsia="PingFang SC"/>
-        </w:rPr>
-        <w:t>因此我们采用反事实对照：固定任务、证据、工具和预算，只改变用户；再把两个用户的交付物交换评分。只有 matched 持续优于 swapped，同时事实和共同质量不下降，才支持“交付物对目标用户具有反事实特异性”。这不证明模型内部真正理解了用户；还需让同一 user-state 以 persona、自然历史、澄清对话和去关键词改写表达，检查核心结论是否稳定。不同 persona cue 会改变测量结论，</w:t>
-      </w:r>
-      <w:hyperlink r:id="rId20">
-        <w:r>
-          <w:rPr>
-            <w:rFonts w:ascii="Calibri" w:hAnsi="Calibri" w:eastAsia="PingFang SC"/>
-            <w:color w:val="2E74B5"/>
-            <w:u w:val="single"/>
-          </w:rPr>
-          <w:t>[21]</w:t>
-        </w:r>
-      </w:hyperlink>
-      <w:r>
-        <w:rPr>
-          <w:rFonts w:ascii="Calibri" w:hAnsi="Calibri" w:eastAsia="PingFang SC"/>
-        </w:rPr>
-        <w:t xml:space="preserve"> 个性化 rubric 也应同时检查代表性、一致性和区分力。</w:t>
-      </w:r>
-      <w:hyperlink r:id="rId21">
-        <w:r>
-          <w:rPr>
-            <w:rFonts w:ascii="Calibri" w:hAnsi="Calibri" w:eastAsia="PingFang SC"/>
-            <w:color w:val="2E74B5"/>
-            <w:u w:val="single"/>
-          </w:rPr>
-          <w:t>[22]</w:t>
-        </w:r>
-      </w:hyperlink>
     </w:p>
     <w:p>
       <w:pPr>
@@ -795,7 +746,7 @@
                 <w:rFonts w:ascii="Calibri" w:hAnsi="Calibri" w:eastAsia="PingFang SC"/>
                 <w:sz w:val="16"/>
               </w:rPr>
-              <w:t>Task family</w:t>
+              <w:t>Pilot</w:t>
             </w:r>
           </w:p>
         </w:tc>
@@ -821,7 +772,7 @@
                 <w:rFonts w:ascii="Calibri" w:hAnsi="Calibri" w:eastAsia="PingFang SC"/>
                 <w:sz w:val="16"/>
               </w:rPr>
-              <w:t>24 个</w:t>
+              <w:t>3 个完整 decision vertical slice</w:t>
             </w:r>
           </w:p>
         </w:tc>
@@ -849,7 +800,7 @@
                 <w:rFonts w:ascii="Calibri" w:hAnsi="Calibri" w:eastAsia="PingFang SC"/>
                 <w:sz w:val="16"/>
               </w:rPr>
-              <w:t>核心 user-task</w:t>
+              <w:t>主集</w:t>
             </w:r>
           </w:p>
         </w:tc>
@@ -875,7 +826,7 @@
                 <w:rFonts w:ascii="Calibri" w:hAnsi="Calibri" w:eastAsia="PingFang SC"/>
                 <w:sz w:val="16"/>
               </w:rPr>
-              <w:t>48 个，两个强对比用户</w:t>
+              <w:t>通过 pilot 后扩到 8–12 个决策 family</w:t>
             </w:r>
           </w:p>
         </w:tc>
@@ -903,7 +854,7 @@
                 <w:rFonts w:ascii="Calibri" w:hAnsi="Calibri" w:eastAsia="PingFang SC"/>
                 <w:sz w:val="16"/>
               </w:rPr>
-              <w:t>用户信息条件</w:t>
+              <w:t>真人</w:t>
             </w:r>
           </w:p>
         </w:tc>
@@ -929,7 +880,61 @@
                 <w:rFonts w:ascii="Calibri" w:hAnsi="Calibri" w:eastAsia="PingFang SC"/>
                 <w:sz w:val="16"/>
               </w:rPr>
-              <w:t>4 种</w:t>
+              <w:t>预计 36–48 名；功效模拟后冻结</w:t>
+            </w:r>
+          </w:p>
+        </w:tc>
+      </w:tr>
+      <w:tr>
+        <w:tc>
+          <w:tcPr>
+            <w:tcW w:type="dxa" w:w="4680"/>
+            <w:tcMar>
+              <w:top w:w="80" w:type="dxa"/>
+              <w:start w:w="120" w:type="dxa"/>
+              <w:bottom w:w="80" w:type="dxa"/>
+              <w:end w:w="120" w:type="dxa"/>
+            </w:tcMar>
+            <w:vAlign w:val="center"/>
+          </w:tcPr>
+          <w:p>
+            <w:pPr>
+              <w:spacing w:before="0" w:after="0" w:line="240" w:lineRule="auto"/>
+              <w:jc w:val="center"/>
+            </w:pPr>
+            <w:r/>
+            <w:r>
+              <w:rPr>
+                <w:rFonts w:ascii="Calibri" w:hAnsi="Calibri" w:eastAsia="PingFang SC"/>
+                <w:sz w:val="16"/>
+              </w:rPr>
+              <w:t>报告条件</w:t>
+            </w:r>
+          </w:p>
+        </w:tc>
+        <w:tc>
+          <w:tcPr>
+            <w:tcW w:type="dxa" w:w="4680"/>
+            <w:tcMar>
+              <w:top w:w="80" w:type="dxa"/>
+              <w:start w:w="120" w:type="dxa"/>
+              <w:bottom w:w="80" w:type="dxa"/>
+              <w:end w:w="120" w:type="dxa"/>
+            </w:tcMar>
+            <w:vAlign w:val="center"/>
+          </w:tcPr>
+          <w:p>
+            <w:pPr>
+              <w:spacing w:before="0" w:after="0" w:line="240" w:lineRule="auto"/>
+              <w:jc w:val="left"/>
+            </w:pPr>
+            <w:r/>
+            <w:r>
+              <w:rPr>
+                <w:rFonts w:ascii="Calibri" w:hAnsi="Calibri" w:eastAsia="PingFang SC"/>
+                <w:sz w:val="16"/>
+              </w:rPr>
+              <w:t>task-only / matched / swapped</w:t>
             </w:r>
           </w:p>
         </w:tc>
@@ -983,61 +988,7 @@
                 <w:rFonts w:ascii="Calibri" w:hAnsi="Calibri" w:eastAsia="PingFang SC"/>
                 <w:sz w:val="16"/>
               </w:rPr>
-              <w:t>3 类</w:t>
-            </w:r>
-          </w:p>
-        </w:tc>
-      </w:tr>
-      <w:tr>
-        <w:tc>
-          <w:tcPr>
-            <w:tcW w:type="dxa" w:w="4680"/>
-            <w:tcMar>
-              <w:top w:w="80" w:type="dxa"/>
-              <w:start w:w="120" w:type="dxa"/>
-              <w:bottom w:w="80" w:type="dxa"/>
-              <w:end w:w="120" w:type="dxa"/>
-            </w:tcMar>
-            <w:vAlign w:val="center"/>
-          </w:tcPr>
-          <w:p>
-            <w:pPr>
-              <w:spacing w:before="0" w:after="0" w:line="240" w:lineRule="auto"/>
-              <w:jc w:val="center"/>
-            </w:pPr>
-            <w:r/>
-            <w:r>
-              <w:rPr>
-                <w:rFonts w:ascii="Calibri" w:hAnsi="Calibri" w:eastAsia="PingFang SC"/>
-                <w:sz w:val="16"/>
-              </w:rPr>
-              <w:t>核心运行</w:t>
-            </w:r>
-          </w:p>
-        </w:tc>
-        <w:tc>
-          <w:tcPr>
-            <w:tcW w:type="dxa" w:w="4680"/>
-            <w:tcMar>
-              <w:top w:w="80" w:type="dxa"/>
-              <w:start w:w="120" w:type="dxa"/>
-              <w:bottom w:w="80" w:type="dxa"/>
-              <w:end w:w="120" w:type="dxa"/>
-            </w:tcMar>
-            <w:vAlign w:val="center"/>
-          </w:tcPr>
-          <w:p>
-            <w:pPr>
-              <w:spacing w:before="0" w:after="0" w:line="240" w:lineRule="auto"/>
-              <w:jc w:val="left"/>
-            </w:pPr>
-            <w:r/>
-            <w:r>
-              <w:rPr>
-                <w:rFonts w:ascii="Calibri" w:hAnsi="Calibri" w:eastAsia="PingFang SC"/>
-                <w:sz w:val="16"/>
-              </w:rPr>
-              <w:t>最多 576 episodes</w:t>
+              <w:t>2–3 条报告生成管线</w:t>
             </w:r>
           </w:p>
         </w:tc>
@@ -1091,7 +1042,7 @@
                 <w:rFonts w:ascii="Calibri" w:hAnsi="Calibri" w:eastAsia="PingFang SC"/>
                 <w:sz w:val="16"/>
               </w:rPr>
-              <w:t>8 个 anchor family</w:t>
+              <w:t>2–4 个适用 family 的次级层</w:t>
             </w:r>
           </w:p>
         </w:tc>
@@ -1119,7 +1070,7 @@
                 <w:rFonts w:ascii="Calibri" w:hAnsi="Calibri" w:eastAsia="PingFang SC"/>
                 <w:sz w:val="16"/>
               </w:rPr>
-              <w:t>JudgeBench</w:t>
+              <w:t>主终点</w:t>
             </w:r>
           </w:p>
         </w:tc>
@@ -1145,61 +1096,7 @@
                 <w:rFonts w:ascii="Calibri" w:hAnsi="Calibri" w:eastAsia="PingFang SC"/>
                 <w:sz w:val="16"/>
               </w:rPr>
-              <w:t>240 个判分单元</w:t>
-            </w:r>
-          </w:p>
-        </w:tc>
-      </w:tr>
-      <w:tr>
-        <w:tc>
-          <w:tcPr>
-            <w:tcW w:type="dxa" w:w="4680"/>
-            <w:tcMar>
-              <w:top w:w="80" w:type="dxa"/>
-              <w:start w:w="120" w:type="dxa"/>
-              <w:bottom w:w="80" w:type="dxa"/>
-              <w:end w:w="120" w:type="dxa"/>
-            </w:tcMar>
-            <w:vAlign w:val="center"/>
-          </w:tcPr>
-          <w:p>
-            <w:pPr>
-              <w:spacing w:before="0" w:after="0" w:line="240" w:lineRule="auto"/>
-              <w:jc w:val="center"/>
-            </w:pPr>
-            <w:r/>
-            <w:r>
-              <w:rPr>
-                <w:rFonts w:ascii="Calibri" w:hAnsi="Calibri" w:eastAsia="PingFang SC"/>
-                <w:sz w:val="16"/>
-              </w:rPr>
-              <w:t>人评</w:t>
-            </w:r>
-          </w:p>
-        </w:tc>
-        <w:tc>
-          <w:tcPr>
-            <w:tcW w:type="dxa" w:w="4680"/>
-            <w:tcMar>
-              <w:top w:w="80" w:type="dxa"/>
-              <w:start w:w="120" w:type="dxa"/>
-              <w:bottom w:w="80" w:type="dxa"/>
-              <w:end w:w="120" w:type="dxa"/>
-            </w:tcMar>
-            <w:vAlign w:val="center"/>
-          </w:tcPr>
-          <w:p>
-            <w:pPr>
-              <w:spacing w:before="0" w:after="0" w:line="240" w:lineRule="auto"/>
-              <w:jc w:val="left"/>
-            </w:pPr>
-            <w:r/>
-            <w:r>
-              <w:rPr>
-                <w:rFonts w:ascii="Calibri" w:hAnsi="Calibri" w:eastAsia="PingFang SC"/>
-                <w:sz w:val="16"/>
-              </w:rPr>
-              <w:t>至少 20% 输出；专家评事实，目标用户评 matched/swapped；加关键失败仲裁</w:t>
+              <w:t>DDE、WrongUserHarm、硬约束、校准</w:t>
             </w:r>
           </w:p>
         </w:tc>
@@ -1258,7 +1155,7 @@
                     <pic:cNvPicPr/>
                   </pic:nvPicPr>
                   <pic:blipFill>
-                    <a:blip r:embed="rId24"/>
+                    <a:blip r:embed="rId22"/>
                     <a:stretch>
                       <a:fillRect/>
                     </a:stretch>
@@ -1289,14 +1186,14 @@
           <w:color w:val="5B6B7A"/>
           <w:sz w:val="19"/>
         </w:rPr>
-        <w:t>图 1  固定任务与证据，只改变用户；先过共同质量门槛，再用 matched/swapped 识别结果特异性。</w:t>
+        <w:t>图 1  Phase A 配平 task-only、matched、swapped；Phase B 估计 DDE 与错配伤害。</w:t>
       </w:r>
     </w:p>
     <w:p>
       <w:pPr>
         <w:sectPr>
-          <w:headerReference w:type="default" r:id="rId22"/>
-          <w:footerReference w:type="default" r:id="rId23"/>
+          <w:headerReference w:type="default" r:id="rId20"/>
+          <w:footerReference w:type="default" r:id="rId21"/>
           <w:pgSz w:w="15840" w:h="12240" w:orient="landscape"/>
           <w:pgMar w:top="936" w:right="936" w:bottom="936" w:left="936" w:header="708" w:footer="708" w:gutter="0"/>
           <w:cols w:space="720"/>
@@ -1571,7 +1468,7 @@
         <w:rPr>
           <w:rFonts w:ascii="Calibri" w:hAnsi="Calibri" w:eastAsia="PingFang SC"/>
         </w:rPr>
-        <w:t>18 个 family 覆盖 3×6 主单元，6 个 family 复测关键单元，共 24 个。</w:t>
+        <w:t>Atlas 保留 3×6 ontology，但主实验不填满格子。先做 3 个 decision vertical slice，再按功效和可行性扩到 8–12 个 family。</w:t>
       </w:r>
     </w:p>
     <w:p>
@@ -1623,21 +1520,33 @@
       </w:r>
     </w:p>
     <w:p>
-      <w:pPr>
-        <w:spacing w:before="80" w:after="160" w:line="240" w:lineRule="auto"/>
-        <w:ind w:left="360" w:right="216"/>
-        <w:jc w:val="left"/>
-        <w:shd w:fill="EEF2F5"/>
-      </w:pPr>
       <w:r>
         <w:rPr>
-          <w:rFonts w:ascii="Courier New" w:hAnsi="Courier New" w:eastAsia="PingFang SC"/>
-          <w:color w:val="163A63"/>
-          <w:sz w:val="18"/>
+          <w:rFonts w:ascii="Calibri" w:hAnsi="Calibri" w:eastAsia="PingFang SC"/>
+          <w:b/>
         </w:rPr>
-        <w:t>24 task families × 2 users × 4 signal conditions × 3 agents</w:t>
-        <w:br/>
-        <w:t>= 最多 576 core episodes</w:t>
+        <w:t>Phase A：</w:t>
+      </w:r>
+      <w:r>
+        <w:rPr>
+          <w:rFonts w:ascii="Calibri" w:hAnsi="Calibri" w:eastAsia="PingFang SC"/>
+        </w:rPr>
+        <w:t>为每个 family 生成 task-only、matched、swapped 报告，用 TQ/FR/长度/证据/边界配平，并用 CFA 确认用户特异处理成立。</w:t>
+      </w:r>
+    </w:p>
+    <w:p>
+      <w:r>
+        <w:rPr>
+          <w:rFonts w:ascii="Calibri" w:hAnsi="Calibri" w:eastAsia="PingFang SC"/>
+          <w:b/>
+        </w:rPr>
+        <w:t>Phase B：</w:t>
+      </w:r>
+      <w:r>
+        <w:rPr>
+          <w:rFonts w:ascii="Calibri" w:hAnsi="Calibri" w:eastAsia="PingFang SC"/>
+        </w:rPr>
+        <w:t>在等价 task shell 上把三种报告随机分配给真实目标用户；标签和来源盲化，顺序用 Latin square/区组随机平衡。用户阅读前后提交决定与置信度。</w:t>
       </w:r>
     </w:p>
     <w:p>
@@ -1645,61 +1554,7 @@
         <w:rPr>
           <w:rFonts w:ascii="Calibri" w:hAnsi="Calibri" w:eastAsia="PingFang SC"/>
         </w:rPr>
-        <w:t>四种信号条件：task-only、structured persona、语义等价自然历史、clarification-allowed。</w:t>
-      </w:r>
-    </w:p>
-    <w:p>
-      <w:r>
-        <w:rPr>
-          <w:rFonts w:ascii="Calibri" w:hAnsi="Calibri" w:eastAsia="PingFang SC"/>
-        </w:rPr>
-        <w:t>三类核心 agent：M1 商业 Deep Research、M2 统一搜索/工具 harness、M3 可复现开源 DRA；code、multi-agent、memory-enhanced 只作适用 anchor 的架构 probe。</w:t>
-      </w:r>
-    </w:p>
-    <w:p>
-      <w:r>
-        <w:rPr>
-          <w:rFonts w:ascii="Calibri" w:hAnsi="Calibri" w:eastAsia="PingFang SC"/>
-        </w:rPr>
-        <w:t>8 个 anchor family 是压力测试宿主，不是 8 种 persona。流程是：先让两个用户都与 task 合理匹配，建立 clean matched/swapped 真值；再固定目标用户、task、证据和预算，只改变可见 persona、上下文位置、交接摘要或更新时间。</w:t>
-      </w:r>
-    </w:p>
-    <w:p>
-      <w:r>
-        <w:rPr>
-          <w:rFonts w:ascii="Calibri" w:hAnsi="Calibri" w:eastAsia="PingFang SC"/>
-        </w:rPr>
-        <w:t>8 个 anchor 固定覆盖日常决策、学习职业、金融信息、健康信息、企业采购/合规、软件生产、学术前沿、政策传播。所有 anchor 都有 clean + persona swap + irrelevant-signal 配对；其他 failure mode 用平衡不完全区组分配。跨任务比较某种 perturbation 时至少覆盖 4 个适用 anchor；2 个只算探索性复现。</w:t>
-      </w:r>
-    </w:p>
-    <w:p>
-      <w:r>
-        <w:rPr>
-          <w:rFonts w:ascii="Calibri" w:hAnsi="Calibri" w:eastAsia="PingFang SC"/>
-        </w:rPr>
-        <w:t xml:space="preserve">每个 anchor 跑 </w:t>
-      </w:r>
-      <w:r>
-        <w:rPr>
-          <w:rFonts w:ascii="Courier New" w:hAnsi="Courier New" w:eastAsia="PingFang SC"/>
-          <w:color w:val="6A3E00"/>
-          <w:sz w:val="20"/>
-        </w:rPr>
-        <w:t>S0 clean → S1 单轻扰动 → S2 单强扰动 → S3 复合扰动</w:t>
-      </w:r>
-      <w:r>
-        <w:rPr>
-          <w:rFonts w:ascii="Calibri" w:hAnsi="Calibri" w:eastAsia="PingFang SC"/>
-        </w:rPr>
-        <w:t>。难度由 evidence、signal、horizon、handoff、permission、counterfactual subtlety 六维记录；risk、failure mode 和强度不合并成一个分数。</w:t>
-      </w:r>
-    </w:p>
-    <w:p>
-      <w:r>
-        <w:rPr>
-          <w:rFonts w:ascii="Calibri" w:hAnsi="Calibri" w:eastAsia="PingFang SC"/>
-        </w:rPr>
-        <w:t>指标：ΔPF / invariance、冲突解析率、PF retention/AUC、handoff loss、update correctness 和旧状态残留率；同时报告 TQ、事实性、隐私和长度副作用。</w:t>
+        <w:t>首轮只比较 2–3 条报告生成管线。长程、冲突、权限和动态状态只在 2–4 个适用 family 作次级 stress layer。</w:t>
       </w:r>
     </w:p>
     <w:p>
@@ -1782,7 +1637,7 @@
         <w:rPr>
           <w:rFonts w:ascii="Calibri" w:hAnsi="Calibri" w:eastAsia="PingFang SC"/>
         </w:rPr>
-        <w:t>v0.31 已增加 direction-node registry、分层标注和环境开工协议；自动 validator、模板路由器和 bundle 导出器仍是第 1 周工程任务。Module 是父级能力域，node 是可复用评价方向，leaf 才是带用户、阈值、证据和锚点的 case-specific 标准。只有同一残余构念在至少两个 family 重复且无法参数化现有 node 时才扩库。</w:t>
+        <w:t>v0.32 把 rubric compiler 降为 Phase A 的报告资格门；自动 validator、模板路由器和 bundle 导出器仍是第 1 周工程任务。Module 是父级能力域，node 是可复用评价方向，leaf 才是带用户、阈值、证据和锚点的 case-specific 标准。它们负责确认三臂报告可比和处理成立，不再承担论文唯一创新。</w:t>
       </w:r>
     </w:p>
     <w:p>
@@ -2788,9 +2643,10 @@
             <w:r>
               <w:rPr>
                 <w:rFonts w:ascii="Calibri" w:hAnsi="Calibri" w:eastAsia="PingFang SC"/>
+                <w:b/>
                 <w:sz w:val="16"/>
               </w:rPr>
-              <w:t>Gain mean/min vs task-only</w:t>
+              <w:t>DDE</w:t>
             </w:r>
           </w:p>
         </w:tc>
@@ -2816,7 +2672,116 @@
                 <w:rFonts w:ascii="Calibri" w:hAnsi="Calibri" w:eastAsia="PingFang SC"/>
                 <w:sz w:val="16"/>
               </w:rPr>
-              <w:t>个性化是否真的让两位用户受益，而不只是把版本做得不同</w:t>
+              <w:t>task-only regret − matched regret；正值才是下游决策收益</w:t>
+            </w:r>
+          </w:p>
+        </w:tc>
+      </w:tr>
+      <w:tr>
+        <w:tc>
+          <w:tcPr>
+            <w:tcW w:type="dxa" w:w="4680"/>
+            <w:tcMar>
+              <w:top w:w="80" w:type="dxa"/>
+              <w:start w:w="120" w:type="dxa"/>
+              <w:bottom w:w="80" w:type="dxa"/>
+              <w:end w:w="120" w:type="dxa"/>
+            </w:tcMar>
+            <w:vAlign w:val="center"/>
+          </w:tcPr>
+          <w:p>
+            <w:pPr>
+              <w:spacing w:before="0" w:after="0" w:line="240" w:lineRule="auto"/>
+              <w:jc w:val="center"/>
+            </w:pPr>
+            <w:r/>
+            <w:r>
+              <w:rPr>
+                <w:rFonts w:ascii="Calibri" w:hAnsi="Calibri" w:eastAsia="PingFang SC"/>
+                <w:b/>
+                <w:sz w:val="16"/>
+              </w:rPr>
+              <w:t>WrongUserHarm</w:t>
+            </w:r>
+          </w:p>
+        </w:tc>
+        <w:tc>
+          <w:tcPr>
+            <w:tcW w:type="dxa" w:w="4680"/>
+            <w:tcMar>
+              <w:top w:w="80" w:type="dxa"/>
+              <w:start w:w="120" w:type="dxa"/>
+              <w:bottom w:w="80" w:type="dxa"/>
+              <w:end w:w="120" w:type="dxa"/>
+            </w:tcMar>
+            <w:vAlign w:val="center"/>
+          </w:tcPr>
+          <w:p>
+            <w:pPr>
+              <w:spacing w:before="0" w:after="0" w:line="240" w:lineRule="auto"/>
+              <w:jc w:val="left"/>
+            </w:pPr>
+            <w:r/>
+            <w:r>
+              <w:rPr>
+                <w:rFonts w:ascii="Calibri" w:hAnsi="Calibri" w:eastAsia="PingFang SC"/>
+                <w:sz w:val="16"/>
+              </w:rPr>
+              <w:t>swapped regret − task-only regret；衡量错配个性化伤害</w:t>
+            </w:r>
+          </w:p>
+        </w:tc>
+      </w:tr>
+      <w:tr>
+        <w:tc>
+          <w:tcPr>
+            <w:tcW w:type="dxa" w:w="4680"/>
+            <w:tcMar>
+              <w:top w:w="80" w:type="dxa"/>
+              <w:start w:w="120" w:type="dxa"/>
+              <w:bottom w:w="80" w:type="dxa"/>
+              <w:end w:w="120" w:type="dxa"/>
+            </w:tcMar>
+            <w:vAlign w:val="center"/>
+          </w:tcPr>
+          <w:p>
+            <w:pPr>
+              <w:spacing w:before="0" w:after="0" w:line="240" w:lineRule="auto"/>
+              <w:jc w:val="center"/>
+            </w:pPr>
+            <w:r/>
+            <w:r>
+              <w:rPr>
+                <w:rFonts w:ascii="Calibri" w:hAnsi="Calibri" w:eastAsia="PingFang SC"/>
+                <w:sz w:val="16"/>
+              </w:rPr>
+              <w:t>Constraint / Calibration</w:t>
+            </w:r>
+          </w:p>
+        </w:tc>
+        <w:tc>
+          <w:tcPr>
+            <w:tcW w:type="dxa" w:w="4680"/>
+            <w:tcMar>
+              <w:top w:w="80" w:type="dxa"/>
+              <w:start w:w="120" w:type="dxa"/>
+              <w:bottom w:w="80" w:type="dxa"/>
+              <w:end w:w="120" w:type="dxa"/>
+            </w:tcMar>
+            <w:vAlign w:val="center"/>
+          </w:tcPr>
+          <w:p>
+            <w:pPr>
+              <w:spacing w:before="0" w:after="0" w:line="240" w:lineRule="auto"/>
+              <w:jc w:val="left"/>
+            </w:pPr>
+            <w:r/>
+            <w:r>
+              <w:rPr>
+                <w:rFonts w:ascii="Calibri" w:hAnsi="Calibri" w:eastAsia="PingFang SC"/>
+                <w:sz w:val="16"/>
+              </w:rPr>
+              <w:t>硬约束是否满足、置信度是否校准</w:t>
             </w:r>
           </w:p>
         </w:tc>
@@ -2994,21 +2959,7 @@
         <w:rPr>
           <w:rFonts w:ascii="Calibri" w:hAnsi="Calibri" w:eastAsia="PingFang SC"/>
         </w:rPr>
-        <w:t xml:space="preserve">主榜先过 TQ、FR 和关键隐私门槛，再把个性化画成 </w:t>
-      </w:r>
-      <w:r>
-        <w:rPr>
-          <w:rFonts w:ascii="Courier New" w:hAnsi="Courier New" w:eastAsia="PingFang SC"/>
-          <w:color w:val="6A3E00"/>
-          <w:sz w:val="20"/>
-        </w:rPr>
-        <w:t>specificity × benefit</w:t>
-      </w:r>
-      <w:r>
-        <w:rPr>
-          <w:rFonts w:ascii="Calibri" w:hAnsi="Calibri" w:eastAsia="PingFang SC"/>
-        </w:rPr>
-        <w:t xml:space="preserve"> 二维结果。只有双向 matched&gt;swapped、双向不劣于 task-only、共同质量稳定且边界不违规，才记为 confirmatory success。</w:t>
+        <w:t>主榜先过 Phase A 共同质量门，再报告 DDE、WrongUserHarm、硬约束和校准。PF/CFA 单列为操纵检查与中介；如果 CFA 高但 DDE≈0，就报告 fit 指标的代理失效。</w:t>
       </w:r>
     </w:p>
     <w:p>
@@ -3108,7 +3059,7 @@
         <w:rPr>
           <w:rFonts w:ascii="Calibri" w:hAnsi="Calibri" w:eastAsia="PingFang SC"/>
         </w:rPr>
-        <w:t>最终交付物可以判断：结果是否适合用户、matched 是否优于 swapped、是否损害事实性、是否泄露或过度迎合。</w:t>
+        <w:t>最终交付物足以做 Phase A qualification；Phase B 必须观察真实用户的决定，才能声称个性化带来下游效用。</w:t>
       </w:r>
     </w:p>
     <w:p>
@@ -3157,13 +3108,13 @@
           <w:rFonts w:ascii="Calibri" w:hAnsi="Calibri" w:eastAsia="PingFang SC"/>
           <w:b/>
         </w:rPr>
-        <w:t>Evaluation Atlas</w:t>
+        <w:t>Downstream Decision Effect protocol</w:t>
       </w:r>
       <w:r>
         <w:rPr>
           <w:rFonts w:ascii="Calibri" w:hAnsi="Calibri" w:eastAsia="PingFang SC"/>
         </w:rPr>
-        <w:t>：机器可读地描述 task、environment、user state、signal 和 agent；</w:t>
+        <w:t>：把个性化报告作为随机处理，以可验证 regret 为终点；</w:t>
       </w:r>
     </w:p>
     <w:p>
@@ -3180,13 +3131,13 @@
           <w:rFonts w:ascii="Calibri" w:hAnsi="Calibri" w:eastAsia="PingFang SC"/>
           <w:b/>
         </w:rPr>
-        <w:t>Counterfactual families</w:t>
+        <w:t>wrong-user negative control</w:t>
       </w:r>
       <w:r>
         <w:rPr>
           <w:rFonts w:ascii="Calibri" w:hAnsi="Calibri" w:eastAsia="PingFang SC"/>
         </w:rPr>
-        <w:t>：用 matched/swapped 构造跨用户 2×2 对角优势，用 task-only uplift 区分“版本可区分”和“用户真受益”，并以双向非补偿门防止一位用户的收益掩盖另一位用户的损失；</w:t>
+        <w:t>：区分一般高质量帮助与用户特异收益/伤害；</w:t>
       </w:r>
     </w:p>
     <w:p>
@@ -3203,13 +3154,13 @@
           <w:rFonts w:ascii="Calibri" w:hAnsi="Calibri" w:eastAsia="PingFang SC"/>
           <w:b/>
         </w:rPr>
-        <w:t>Failure taxonomy</w:t>
+        <w:t>两阶段 benchmark</w:t>
       </w:r>
       <w:r>
         <w:rPr>
           <w:rFonts w:ascii="Calibri" w:hAnsi="Calibri" w:eastAsia="PingFang SC"/>
         </w:rPr>
-        <w:t>：任务类型负责覆盖，结果风险和失败模式负责诊断；</w:t>
+        <w:t>：Phase A 报告 qualification，Phase B 真人 decision trial；</w:t>
       </w:r>
     </w:p>
     <w:p>
@@ -3226,13 +3177,13 @@
           <w:rFonts w:ascii="Calibri" w:hAnsi="Calibri" w:eastAsia="PingFang SC"/>
           <w:b/>
         </w:rPr>
-        <w:t>Rubric compiler</w:t>
+        <w:t>utility verifier</w:t>
       </w:r>
       <w:r>
         <w:rPr>
           <w:rFonts w:ascii="Calibri" w:hAnsi="Calibri" w:eastAsia="PingFang SC"/>
         </w:rPr>
-        <w:t>：根据元数据选择可适用模块；</w:t>
+        <w:t>：把硬约束、环境终态与用户软权重在输出前冻结；</w:t>
       </w:r>
     </w:p>
     <w:p>
@@ -3249,36 +3200,13 @@
           <w:rFonts w:ascii="Calibri" w:hAnsi="Calibri" w:eastAsia="PingFang SC"/>
           <w:b/>
         </w:rPr>
-        <w:t>JudgeBench</w:t>
+        <w:t>代理效度分析</w:t>
       </w:r>
       <w:r>
         <w:rPr>
           <w:rFonts w:ascii="Calibri" w:hAnsi="Calibri" w:eastAsia="PingFang SC"/>
         </w:rPr>
-        <w:t>：先证明评委可靠，再发布自动榜单；</w:t>
-      </w:r>
-    </w:p>
-    <w:p>
-      <w:pPr>
-        <w:numPr>
-          <w:ilvl w:val="0"/>
-          <w:numId w:val="12"/>
-        </w:numPr>
-        <w:spacing w:after="80" w:line="290" w:lineRule="auto"/>
-        <w:ind w:left="540" w:hanging="279"/>
-      </w:pPr>
-      <w:r>
-        <w:rPr>
-          <w:rFonts w:ascii="Calibri" w:hAnsi="Calibri" w:eastAsia="PingFang SC"/>
-          <w:b/>
-        </w:rPr>
-        <w:t>可复现协议</w:t>
-      </w:r>
-      <w:r>
-        <w:rPr>
-          <w:rFonts w:ascii="Calibri" w:hAnsi="Calibri" w:eastAsia="PingFang SC"/>
-        </w:rPr>
-        <w:t>：coverage manifest、版本、预算、轨迹和评分均可审计。</w:t>
+        <w:t>：检验 PF/CFA 何时能、何时不能预测 DDE。</w:t>
       </w:r>
     </w:p>
     <w:p>
@@ -3294,7 +3222,7 @@
         <w:rPr>
           <w:rFonts w:ascii="Calibri" w:hAnsi="Calibri" w:eastAsia="PingFang SC"/>
         </w:rPr>
-        <w:t>PDR-Bench 已建立 task–persona 条件下的 absolute adaptation evaluation。DeepAlign 的核心差异是 counterfactual effect identification；同时，PDR 已报告的低 PCA、窄校准、动态量尺和复合自动核验说明其 judge 仍需更强 validation。两条主张同时成立：前者定义方法创新，后者解释为什么必须建 JudgeBench。</w:t>
+        <w:t>PDR-Bench 已建立 task–persona 条件下的 artifact fit。DeepAlign 不再只把 fit 识别得更严格，而是验证个性化报告对真实用户决策的因果效果。PDR 的 judge 边界解释为什么 Phase A 要严格配平，但不是核心创新。</w:t>
       </w:r>
     </w:p>
     <w:p>
@@ -3310,7 +3238,7 @@
         <w:rPr>
           <w:rFonts w:ascii="Calibri" w:hAnsi="Calibri" w:eastAsia="PingFang SC"/>
         </w:rPr>
-        <w:t>先做 3 个完整 vertical-slice family，不直接批量写 24 个。至少 2 个通过 specificity、benefit、共同质量和边界四重门后再扩。环境顺序与粗工期：E1 Frozen 主轨约 1.5–2.5 engineer-weeks；E3 一个 stateful anchor 在 E1 后约 2–4 周；E2 单产品 adapter 约 3–7 天但持续维护，只作观察性外部效度。</w:t>
+        <w:t>先做 3 个完整 decision vertical slice。至少 2 个通过 utility、task-shell 等价、报告配平与实施可行性门后，再按功效模拟扩到 8–12 个 family。E1 Frozen 是主轨，stateful/live 只作少量外部效度。</w:t>
       </w:r>
     </w:p>
     <w:tbl>
@@ -3480,7 +3408,7 @@
                 <w:rFonts w:ascii="Calibri" w:hAnsi="Calibri" w:eastAsia="PingFang SC"/>
                 <w:sz w:val="16"/>
               </w:rPr>
-              <w:t>Atlas、schema、coverage、24 family 配额</w:t>
+              <w:t>3 个 vertical slice、utility 与 task-shell schema</w:t>
             </w:r>
           </w:p>
         </w:tc>
@@ -3506,7 +3434,7 @@
                 <w:rFonts w:ascii="Calibri" w:hAnsi="Calibri" w:eastAsia="PingFang SC"/>
                 <w:sz w:val="16"/>
               </w:rPr>
-              <w:t>ontology 是否可运行</w:t>
+              <w:t>utility 是否可冻结</w:t>
             </w:r>
           </w:p>
         </w:tc>
@@ -3560,7 +3488,7 @@
                 <w:rFonts w:ascii="Calibri" w:hAnsi="Calibri" w:eastAsia="PingFang SC"/>
                 <w:sz w:val="16"/>
               </w:rPr>
-              <w:t>24 family、48 user state、persona 检查</w:t>
+              <w:t>三臂报告、Phase A 配平、盲化与 consent</w:t>
             </w:r>
           </w:p>
         </w:tc>
@@ -3586,7 +3514,7 @@
                 <w:rFonts w:ascii="Calibri" w:hAnsi="Calibri" w:eastAsia="PingFang SC"/>
                 <w:sz w:val="16"/>
               </w:rPr>
-              <w:t>80% family 有稳定用户差异</w:t>
+              <w:t>条件是否可比</w:t>
             </w:r>
           </w:p>
         </w:tc>
@@ -3640,7 +3568,7 @@
                 <w:rFonts w:ascii="Calibri" w:hAnsi="Calibri" w:eastAsia="PingFang SC"/>
                 <w:sz w:val="16"/>
               </w:rPr>
-              <w:t>真值包和 rubric modules</w:t>
+              <w:t>真人 pilot、方差/顺序/流失估计</w:t>
             </w:r>
           </w:p>
         </w:tc>
@@ -3666,7 +3594,7 @@
                 <w:rFonts w:ascii="Calibri" w:hAnsi="Calibri" w:eastAsia="PingFang SC"/>
                 <w:sz w:val="16"/>
               </w:rPr>
-              <w:t>matched/swapped 可区分</w:t>
+              <w:t>设计是否有效</w:t>
             </w:r>
           </w:p>
         </w:tc>
@@ -3720,7 +3648,7 @@
                 <w:rFonts w:ascii="Calibri" w:hAnsi="Calibri" w:eastAsia="PingFang SC"/>
                 <w:sz w:val="16"/>
               </w:rPr>
-              <w:t>240-unit JudgeBench、6 family dry run</w:t>
+              <w:t>功效模拟并冻结 8–12 family 与样本</w:t>
             </w:r>
           </w:p>
         </w:tc>
@@ -3746,7 +3674,7 @@
                 <w:rFonts w:ascii="Calibri" w:hAnsi="Calibri" w:eastAsia="PingFang SC"/>
                 <w:sz w:val="16"/>
               </w:rPr>
-              <w:t>judge 不过门则扩大人评</w:t>
+              <w:t>功效不足则减系统</w:t>
             </w:r>
           </w:p>
         </w:tc>
@@ -3800,7 +3728,7 @@
                 <w:rFonts w:ascii="Calibri" w:hAnsi="Calibri" w:eastAsia="PingFang SC"/>
                 <w:sz w:val="16"/>
               </w:rPr>
-              <w:t>三类核心 agent 主矩阵</w:t>
+              <w:t>Phase A 运行 + Phase B 首批实验</w:t>
             </w:r>
           </w:p>
         </w:tc>
@@ -3826,7 +3754,7 @@
                 <w:rFonts w:ascii="Calibri" w:hAnsi="Calibri" w:eastAsia="PingFang SC"/>
                 <w:sz w:val="16"/>
               </w:rPr>
-              <w:t>成本和失败率可控</w:t>
+              <w:t>暂停 stress layer</w:t>
             </w:r>
           </w:p>
         </w:tc>
@@ -3880,7 +3808,7 @@
                 <w:rFonts w:ascii="Calibri" w:hAnsi="Calibri" w:eastAsia="PingFang SC"/>
                 <w:sz w:val="16"/>
               </w:rPr>
-              <w:t>anchor 压测、20% 人评、错误编码</w:t>
+              <w:t>真人主实验与仲裁</w:t>
             </w:r>
           </w:p>
         </w:tc>
@@ -3906,7 +3834,7 @@
                 <w:rFonts w:ascii="Calibri" w:hAnsi="Calibri" w:eastAsia="PingFang SC"/>
                 <w:sz w:val="16"/>
               </w:rPr>
-              <w:t>是否有独立个性化信号</w:t>
+              <w:t>保护 DDE 主终点</w:t>
             </w:r>
           </w:p>
         </w:tc>
@@ -3960,7 +3888,7 @@
                 <w:rFonts w:ascii="Calibri" w:hAnsi="Calibri" w:eastAsia="PingFang SC"/>
                 <w:sz w:val="16"/>
               </w:rPr>
-              <w:t>统计、覆盖审计、Results 初稿</w:t>
+              <w:t>DDE/错配伤害/代理效度分析</w:t>
             </w:r>
           </w:p>
         </w:tc>
@@ -3986,7 +3914,7 @@
                 <w:rFonts w:ascii="Calibri" w:hAnsi="Calibri" w:eastAsia="PingFang SC"/>
                 <w:sz w:val="16"/>
               </w:rPr>
-              <w:t>删除不受支持支线</w:t>
+              <w:t>删除机制支线</w:t>
             </w:r>
           </w:p>
         </w:tc>
@@ -4091,7 +4019,7 @@
         </w:rPr>
         <w:t>官方近年总体录用率约 27%–32%。</w:t>
       </w:r>
-      <w:hyperlink r:id="rId27">
+      <w:hyperlink r:id="rId25">
         <w:r>
           <w:rPr>
             <w:rFonts w:ascii="Calibri" w:hAnsi="Calibri" w:eastAsia="PingFang SC"/>
@@ -4101,7 +4029,7 @@
           <w:t>[23]</w:t>
         </w:r>
       </w:hyperlink>
-      <w:hyperlink r:id="rId28">
+      <w:hyperlink r:id="rId26">
         <w:r>
           <w:rPr>
             <w:rFonts w:ascii="Calibri" w:hAnsi="Calibri" w:eastAsia="PingFang SC"/>
@@ -4115,7 +4043,7 @@
         <w:rPr>
           <w:rFonts w:ascii="Calibri" w:hAnsi="Calibri" w:eastAsia="PingFang SC"/>
         </w:rPr>
-        <w:t xml:space="preserve"> 当前无 pilot 直接投稿主观约 5%–12%；完成真人验证、24 family、可靠 E1、judge 校准和公开 artifact 但效应中等约 20%–35%；若 specificity × benefit 跨 strata 稳定且四重门、强 baseline 和复现都通过，约 35%–50%。按本方案执行的中心判断约三成；这是风险情景，不是精确概率。</w:t>
+        <w:t xml:space="preserve"> v0.32 的 gap 比单纯 artifact-fit 更清楚，但招募、utility validity 和功效风险更高。是否有稳定 DDE/错配伤害、严格报告配平和可复现 decision environment，比 family 数量更决定论文强度。</w:t>
       </w:r>
     </w:p>
     <w:p>
@@ -4139,7 +4067,7 @@
         <w:rPr>
           <w:rFonts w:ascii="Calibri" w:hAnsi="Calibri" w:eastAsia="PingFang SC"/>
         </w:rPr>
-        <w:t>是否同意将“跨用户 counterfactual personalization effect identification”锁定为唯一核心方法贡献，Atlas 与 rubric compiler 作为实现和外部效度支撑？</w:t>
+        <w:t>是否同意把 DDE 与 wrong-user harm 锁定为唯一核心贡献，PF/CFA 降为 Phase A？</w:t>
       </w:r>
     </w:p>
     <w:p>
@@ -4155,7 +4083,7 @@
         <w:rPr>
           <w:rFonts w:ascii="Calibri" w:hAnsi="Calibri" w:eastAsia="PingFang SC"/>
         </w:rPr>
-        <w:t>是否锁定 24 family、48 user-task、4 条件、3 类 agent 的主矩阵？</w:t>
+        <w:t>是否同意由 3-family pilot 后的功效模拟决定 8–12 family 和真人样本？</w:t>
       </w:r>
     </w:p>
     <w:p>
@@ -4171,7 +4099,7 @@
         <w:rPr>
           <w:rFonts w:ascii="Calibri" w:hAnsi="Calibri" w:eastAsia="PingFang SC"/>
         </w:rPr>
-        <w:t>是否同意 SFT scorer 不阻塞主论文？</w:t>
+        <w:t>是否接受减少 agent、taxonomy 和 stress 广度来保护真人统计功效？</w:t>
       </w:r>
     </w:p>
     <w:p>
@@ -4187,7 +4115,7 @@
         <w:rPr>
           <w:rFonts w:ascii="Calibri" w:hAnsi="Calibri" w:eastAsia="PingFang SC"/>
         </w:rPr>
-        <w:t>是否同意代码、多 agent、memory 和动态用户只进入 8 个 anchor family？</w:t>
+        <w:t>伦理审查/豁免、招募和真实决策材料能否立即启动？</w:t>
       </w:r>
     </w:p>
     <w:p>
@@ -4203,7 +4131,7 @@
         <w:rPr>
           <w:rFonts w:ascii="Calibri" w:hAnsi="Calibri" w:eastAsia="PingFang SC"/>
         </w:rPr>
-        <w:t>若 judge 或 persona 真值不过门，是否接受缩小论文主张，而不是继续扩大数据？</w:t>
+        <w:t>若 CFA 高而 DDE≈0，是否接受把论文写成“现有 fit 指标缺乏下游代理效度”？</w:t>
       </w:r>
     </w:p>
     <w:p>
@@ -4222,7 +4150,7 @@
         <w:rPr>
           <w:rFonts w:ascii="Calibri" w:hAnsi="Calibri" w:eastAsia="PingFang SC"/>
         </w:rPr>
-        <w:t>Persona 如果只是作者想象，个性化 gold 不成立；</w:t>
+        <w:t>Utility 如果被 persona 直接泄漏、由研究者事后调整，或不能对应可验证终态，DDE 没有构念效度；</w:t>
       </w:r>
     </w:p>
     <w:p>
@@ -4233,7 +4161,7 @@
         <w:rPr>
           <w:rFonts w:ascii="Calibri" w:hAnsi="Calibri" w:eastAsia="PingFang SC"/>
         </w:rPr>
-        <w:t>Rubric 如果不能区分 matched/swapped，或 matched 只是比 swapped 好却不优于 task-only，个性化结论没有意义；</w:t>
+        <w:t>等价 task shell 如果难度、熟悉度或顺序不平衡，报告处理和任务效应会混淆；</w:t>
       </w:r>
     </w:p>
     <w:p>
@@ -4244,7 +4172,7 @@
         <w:rPr>
           <w:rFonts w:ascii="Calibri" w:hAnsi="Calibri" w:eastAsia="PingFang SC"/>
         </w:rPr>
-        <w:t>Judge 如果偏爱长度和风格，自动榜单不可信；</w:t>
+        <w:t>Persona 如果只是作者想象，matched 处理不代表真实目标用户；</w:t>
       </w:r>
     </w:p>
     <w:p>
@@ -4255,7 +4183,7 @@
         <w:rPr>
           <w:rFonts w:ascii="Calibri" w:hAnsi="Calibri" w:eastAsia="PingFang SC"/>
         </w:rPr>
-        <w:t>元数据很多但测试稀疏，必须公开 coverage 缺口；</w:t>
+        <w:t>matched/swapped 如果共同质量不等，或 PF/CFA 不分离，Phase A 操作失败，不能进入真人主试验；</w:t>
       </w:r>
     </w:p>
     <w:p>
@@ -4266,7 +4194,7 @@
         <w:rPr>
           <w:rFonts w:ascii="Calibri" w:hAnsi="Calibri" w:eastAsia="PingFang SC"/>
         </w:rPr>
-        <w:t>不同 agent 工具和预算不同，必须分轨道比较；</w:t>
+        <w:t>真人样本不足、流失或 family 聚类被忽略，会制造不稳定的 DDE；</w:t>
       </w:r>
     </w:p>
     <w:p>
@@ -4277,7 +4205,7 @@
         <w:rPr>
           <w:rFonts w:ascii="Calibri" w:hAnsi="Calibri" w:eastAsia="PingFang SC"/>
         </w:rPr>
-        <w:t>两个月最大的风险不是任务少，而是范围继续扩大导致没有完整主实验。</w:t>
+        <w:t>两个月最大的风险不是任务少，而是继续扩大 agent、taxonomy 和 stress，挤掉真人主实验的统计功效。</w:t>
       </w:r>
     </w:p>
     <w:p>
@@ -4911,7 +4839,7 @@
         </w:rPr>
         <w:t xml:space="preserve">. ACL, 2026. </w:t>
       </w:r>
-      <w:hyperlink r:id="rId20">
+      <w:hyperlink r:id="rId27">
         <w:r>
           <w:rPr>
             <w:rFonts w:ascii="Calibri" w:hAnsi="Calibri" w:eastAsia="PingFang SC"/>
@@ -4951,7 +4879,7 @@
         </w:rPr>
         <w:t xml:space="preserve">. arXiv:2605.31545, 2026. </w:t>
       </w:r>
-      <w:hyperlink r:id="rId21">
+      <w:hyperlink r:id="rId28">
         <w:r>
           <w:rPr>
             <w:rFonts w:ascii="Calibri" w:hAnsi="Calibri" w:eastAsia="PingFang SC"/>
@@ -4991,7 +4919,7 @@
         </w:rPr>
         <w:t xml:space="preserve">. </w:t>
       </w:r>
-      <w:hyperlink r:id="rId27">
+      <w:hyperlink r:id="rId25">
         <w:r>
           <w:rPr>
             <w:rFonts w:ascii="Calibri" w:hAnsi="Calibri" w:eastAsia="PingFang SC"/>
@@ -5031,7 +4959,7 @@
         </w:rPr>
         <w:t xml:space="preserve">. </w:t>
       </w:r>
-      <w:hyperlink r:id="rId28">
+      <w:hyperlink r:id="rId26">
         <w:r>
           <w:rPr>
             <w:rFonts w:ascii="Calibri" w:hAnsi="Calibri" w:eastAsia="PingFang SC"/>
@@ -5045,8 +4973,8 @@
       </w:hyperlink>
     </w:p>
     <w:sectPr>
-      <w:headerReference w:type="default" r:id="rId25"/>
-      <w:footerReference w:type="default" r:id="rId26"/>
+      <w:headerReference w:type="default" r:id="rId23"/>
+      <w:footerReference w:type="default" r:id="rId24"/>
       <w:pgSz w:w="12240" w:h="15840"/>
       <w:pgMar w:top="1080" w:right="1080" w:bottom="1080" w:left="1080" w:header="708" w:footer="708" w:gutter="0"/>
       <w:cols w:space="720"/>
@@ -5071,7 +4999,7 @@
         <w:color w:val="5B6B7A"/>
         <w:sz w:val="18"/>
       </w:rPr>
-      <w:t xml:space="preserve">2026-8-8   ·   </w:t>
+      <w:t xml:space="preserve">2026-8-9   ·   </w:t>
     </w:r>
     <w:r>
       <w:rPr>
@@ -5104,7 +5032,7 @@
         <w:color w:val="5B6B7A"/>
         <w:sz w:val="18"/>
       </w:rPr>
-      <w:t xml:space="preserve">2026-8-8   ·   </w:t>
+      <w:t xml:space="preserve">2026-8-9   ·   </w:t>
     </w:r>
     <w:r>
       <w:rPr>
@@ -5137,7 +5065,7 @@
         <w:color w:val="5B6B7A"/>
         <w:sz w:val="18"/>
       </w:rPr>
-      <w:t xml:space="preserve">2026-8-8   ·   </w:t>
+      <w:t xml:space="preserve">2026-8-9   ·   </w:t>
     </w:r>
     <w:r>
       <w:rPr>

--- a/deliverables/DeepAlign-Bench_汇报精简版.docx
+++ b/deliverables/DeepAlign-Bench_汇报精简版.docx
@@ -131,7 +131,7 @@
                 <w:color w:val="5B6B7A"/>
                 <w:sz w:val="21"/>
               </w:rPr>
-              <w:t>v0.32 · 汇报精简版</w:t>
+              <w:t>v0.33 · 汇报精简版</w:t>
             </w:r>
           </w:p>
         </w:tc>
@@ -1637,7 +1637,7 @@
         <w:rPr>
           <w:rFonts w:ascii="Calibri" w:hAnsi="Calibri" w:eastAsia="PingFang SC"/>
         </w:rPr>
-        <w:t>v0.32 把 rubric compiler 降为 Phase A 的报告资格门；自动 validator、模板路由器和 bundle 导出器仍是第 1 周工程任务。Module 是父级能力域，node 是可复用评价方向，leaf 才是带用户、阈值、证据和锚点的 case-specific 标准。它们负责确认三臂报告可比和处理成立，不再承担论文唯一创新。</w:t>
+        <w:t>v0.33 把 rubric compiler 降为 Phase A 的报告资格门，并完成4个合成 family、24份报告、48个 artifact-judge 单元的最小流水线测试；它只证明流程有信号，不替代真人 DDE。自动 validator、owner-aware 路由器和 bundle 导出器仍是第 1 周工程任务。Module 是父级能力域，node 是可复用评价方向，leaf 才是带用户、阈值、证据和锚点的 case-specific 标准。</w:t>
       </w:r>
     </w:p>
     <w:p>
@@ -2618,6 +2618,168 @@
                 <w:sz w:val="16"/>
               </w:rPr>
               <w:t>matched 是否在两个用户方向都优于 swapped，避免正负抵消</w:t>
+            </w:r>
+          </w:p>
+        </w:tc>
+      </w:tr>
+      <w:tr>
+        <w:tc>
+          <w:tcPr>
+            <w:tcW w:type="dxa" w:w="4680"/>
+            <w:tcMar>
+              <w:top w:w="80" w:type="dxa"/>
+              <w:start w:w="120" w:type="dxa"/>
+              <w:bottom w:w="80" w:type="dxa"/>
+              <w:end w:w="120" w:type="dxa"/>
+            </w:tcMar>
+            <w:vAlign w:val="center"/>
+          </w:tcPr>
+          <w:p>
+            <w:pPr>
+              <w:spacing w:before="0" w:after="0" w:line="240" w:lineRule="auto"/>
+              <w:jc w:val="center"/>
+            </w:pPr>
+            <w:r/>
+            <w:r>
+              <w:rPr>
+                <w:rFonts w:ascii="Calibri" w:hAnsi="Calibri" w:eastAsia="PingFang SC"/>
+                <w:sz w:val="16"/>
+              </w:rPr>
+              <w:t>A_min</w:t>
+            </w:r>
+          </w:p>
+        </w:tc>
+        <w:tc>
+          <w:tcPr>
+            <w:tcW w:type="dxa" w:w="4680"/>
+            <w:tcMar>
+              <w:top w:w="80" w:type="dxa"/>
+              <w:start w:w="120" w:type="dxa"/>
+              <w:bottom w:w="80" w:type="dxa"/>
+              <w:end w:w="120" w:type="dxa"/>
+            </w:tcMar>
+            <w:vAlign w:val="center"/>
+          </w:tcPr>
+          <w:p>
+            <w:pPr>
+              <w:spacing w:before="0" w:after="0" w:line="240" w:lineRule="auto"/>
+              <w:jc w:val="left"/>
+            </w:pPr>
+            <w:r/>
+            <w:r>
+              <w:rPr>
+                <w:rFonts w:ascii="Calibri" w:hAnsi="Calibri" w:eastAsia="PingFang SC"/>
+                <w:sz w:val="16"/>
+              </w:rPr>
+              <w:t>两份 matched 中较差的一份是否仍达到绝对适配资格线</w:t>
+            </w:r>
+          </w:p>
+        </w:tc>
+      </w:tr>
+      <w:tr>
+        <w:tc>
+          <w:tcPr>
+            <w:tcW w:type="dxa" w:w="4680"/>
+            <w:tcMar>
+              <w:top w:w="80" w:type="dxa"/>
+              <w:start w:w="120" w:type="dxa"/>
+              <w:bottom w:w="80" w:type="dxa"/>
+              <w:end w:w="120" w:type="dxa"/>
+            </w:tcMar>
+            <w:vAlign w:val="center"/>
+          </w:tcPr>
+          <w:p>
+            <w:pPr>
+              <w:spacing w:before="0" w:after="0" w:line="240" w:lineRule="auto"/>
+              <w:jc w:val="center"/>
+            </w:pPr>
+            <w:r/>
+            <w:r>
+              <w:rPr>
+                <w:rFonts w:ascii="Calibri" w:hAnsi="Calibri" w:eastAsia="PingFang SC"/>
+                <w:sz w:val="16"/>
+              </w:rPr>
+              <w:t>cos_spec / mag_spec</w:t>
+            </w:r>
+          </w:p>
+        </w:tc>
+        <w:tc>
+          <w:tcPr>
+            <w:tcW w:type="dxa" w:w="4680"/>
+            <w:tcMar>
+              <w:top w:w="80" w:type="dxa"/>
+              <w:start w:w="120" w:type="dxa"/>
+              <w:bottom w:w="80" w:type="dxa"/>
+              <w:end w:w="120" w:type="dxa"/>
+            </w:tcMar>
+            <w:vAlign w:val="center"/>
+          </w:tcPr>
+          <w:p>
+            <w:pPr>
+              <w:spacing w:before="0" w:after="0" w:line="240" w:lineRule="auto"/>
+              <w:jc w:val="left"/>
+            </w:pPr>
+            <w:r/>
+            <w:r>
+              <w:rPr>
+                <w:rFonts w:ascii="Calibri" w:hAnsi="Calibri" w:eastAsia="PingFang SC"/>
+                <w:sz w:val="16"/>
+              </w:rPr>
+              <w:t>双向是否平衡、差值是否足够大；只作诊断，不合成总分</w:t>
+            </w:r>
+          </w:p>
+        </w:tc>
+      </w:tr>
+      <w:tr>
+        <w:tc>
+          <w:tcPr>
+            <w:tcW w:type="dxa" w:w="4680"/>
+            <w:tcMar>
+              <w:top w:w="80" w:type="dxa"/>
+              <w:start w:w="120" w:type="dxa"/>
+              <w:bottom w:w="80" w:type="dxa"/>
+              <w:end w:w="120" w:type="dxa"/>
+            </w:tcMar>
+            <w:vAlign w:val="center"/>
+          </w:tcPr>
+          <w:p>
+            <w:pPr>
+              <w:spacing w:before="0" w:after="0" w:line="240" w:lineRule="auto"/>
+              <w:jc w:val="center"/>
+            </w:pPr>
+            <w:r/>
+            <w:r>
+              <w:rPr>
+                <w:rFonts w:ascii="Calibri" w:hAnsi="Calibri" w:eastAsia="PingFang SC"/>
+                <w:sz w:val="16"/>
+              </w:rPr>
+              <w:t>Gain / NI</w:t>
+            </w:r>
+          </w:p>
+        </w:tc>
+        <w:tc>
+          <w:tcPr>
+            <w:tcW w:type="dxa" w:w="4680"/>
+            <w:tcMar>
+              <w:top w:w="80" w:type="dxa"/>
+              <w:start w:w="120" w:type="dxa"/>
+              <w:bottom w:w="80" w:type="dxa"/>
+              <w:end w:w="120" w:type="dxa"/>
+            </w:tcMar>
+            <w:vAlign w:val="center"/>
+          </w:tcPr>
+          <w:p>
+            <w:pPr>
+              <w:spacing w:before="0" w:after="0" w:line="240" w:lineRule="auto"/>
+              <w:jc w:val="left"/>
+            </w:pPr>
+            <w:r/>
+            <w:r>
+              <w:rPr>
+                <w:rFonts w:ascii="Calibri" w:hAnsi="Calibri" w:eastAsia="PingFang SC"/>
+                <w:sz w:val="16"/>
+              </w:rPr>
+              <w:t>相对 task-only 是不劣还是达到预注册的双向实际增益</w:t>
             </w:r>
           </w:p>
         </w:tc>
@@ -4043,7 +4205,7 @@
         <w:rPr>
           <w:rFonts w:ascii="Calibri" w:hAnsi="Calibri" w:eastAsia="PingFang SC"/>
         </w:rPr>
-        <w:t xml:space="preserve"> v0.32 的 gap 比单纯 artifact-fit 更清楚，但招募、utility validity 和功效风险更高。是否有稳定 DDE/错配伤害、严格报告配平和可复现 decision environment，比 family 数量更决定论文强度。</w:t>
+        <w:t xml:space="preserve"> v0.33 的合成 pilot 只证明 Phase A 流程有信号，并发现 judge 分歧和 owner-routing 风险；它不包含真人 DDE，不能提高中稿判断。是否有稳定 DDE/错配伤害、严格报告配平和可复现 decision environment，比 family 数量更决定论文强度。</w:t>
       </w:r>
     </w:p>
     <w:p>

--- a/deliverables/DeepAlign-Bench_汇报精简版.docx
+++ b/deliverables/DeepAlign-Bench_汇报精简版.docx
@@ -131,7 +131,7 @@
                 <w:color w:val="5B6B7A"/>
                 <w:sz w:val="21"/>
               </w:rPr>
-              <w:t>v0.47 · 汇报精简版</w:t>
+              <w:t>v0.48 · 汇报精简版</w:t>
             </w:r>
           </w:p>
         </w:tc>
@@ -556,7 +556,7 @@
               <a:graphicData uri="http://schemas.openxmlformats.org/drawingml/2006/picture">
                 <pic:pic>
                   <pic:nvPicPr>
-                    <pic:cNvPr id="0" name="DeepAlign-Bench_整体框架与PDR压力测试_v0.47.png"/>
+                    <pic:cNvPr id="0" name="DeepAlign-Bench_整体框架与PDR压力测试_v0.48.png"/>
                     <pic:cNvPicPr/>
                   </pic:nvPicPr>
                   <pic:blipFill>
@@ -1846,6 +1846,17 @@
     </w:p>
     <w:p>
       <w:pPr>
+        <w:pStyle w:val="ListBullet"/>
+      </w:pPr>
+      <w:r>
+        <w:rPr>
+          <w:rFonts w:ascii="Calibri" w:hAnsi="Calibri" w:eastAsia="PingFang SC"/>
+        </w:rPr>
+        <w:t>v0.48 已先冻结 4 family / 20 reports / 官方 PDR prompt / 全交叉三重复，再调用 GPT-5；但 OpenRouter 在 inference 前因账户/地域 provider terms 返回 403。key、余额和模型可见性均正常，移除隐私筛选仍失败，因此当前没有 GPT-5 新分数。</w:t>
+      </w:r>
+    </w:p>
+    <w:p>
+      <w:pPr>
         <w:pStyle w:val="Heading1"/>
       </w:pPr>
       <w:r>
@@ -2038,7 +2049,7 @@
         <w:rPr>
           <w:rFonts w:ascii="Calibri" w:hAnsi="Calibri" w:eastAsia="PingFang SC"/>
         </w:rPr>
-        <w:t>现有 artifacts 用经授权 GPT-5 + 两名盲化人评复现；</w:t>
+        <w:t>获得受支持账户/地区的合规 GPT-5 key，从已冻结 smoke 断点继续，并完成两名盲化人评；</w:t>
       </w:r>
     </w:p>
     <w:p>
@@ -2119,7 +2130,7 @@
         <w:rPr>
           <w:rFonts w:ascii="Calibri" w:hAnsi="Calibri" w:eastAsia="PingFang SC"/>
         </w:rPr>
-        <w:t>是否能在五天内获得官方/近官方 GPT-5 judge 预算和两名盲化标注者；</w:t>
+        <w:t>是否能在五天内获得合规可用的 GPT-5 访问和两名盲化标注者；</w:t>
       </w:r>
     </w:p>
     <w:p>

--- a/deliverables/DeepAlign-Bench_汇报精简版.docx
+++ b/deliverables/DeepAlign-Bench_汇报精简版.docx
@@ -131,7 +131,7 @@
                 <w:color w:val="5B6B7A"/>
                 <w:sz w:val="21"/>
               </w:rPr>
-              <w:t>v0.48 · 汇报精简版</w:t>
+              <w:t>v0.49 · 汇报精简版</w:t>
             </w:r>
           </w:p>
         </w:tc>
@@ -189,7 +189,7 @@
                 <w:color w:val="5B6B7A"/>
                 <w:sz w:val="21"/>
               </w:rPr>
-              <w:t>2026 年 8 月 12 日</w:t>
+              <w:t>2026 年 8 月 13 日</w:t>
             </w:r>
           </w:p>
         </w:tc>
@@ -556,7 +556,7 @@
               <a:graphicData uri="http://schemas.openxmlformats.org/drawingml/2006/picture">
                 <pic:pic>
                   <pic:nvPicPr>
-                    <pic:cNvPr id="0" name="DeepAlign-Bench_整体框架与PDR压力测试_v0.48.png"/>
+                    <pic:cNvPr id="0" name="DeepAlign-Bench_整体框架与PDR压力测试_v0.49.png"/>
                     <pic:cNvPicPr/>
                   </pic:nvPicPr>
                   <pic:blipFill>
@@ -1857,6 +1857,17 @@
     </w:p>
     <w:p>
       <w:pPr>
+        <w:pStyle w:val="ListBullet"/>
+      </w:pPr>
+      <w:r>
+        <w:rPr>
+          <w:rFonts w:ascii="Calibri" w:hAnsi="Calibri" w:eastAsia="PingFang SC"/>
+        </w:rPr>
+        <w:t>预期：general-good 接近 matched 很可能复现，但这只是 absolute score 的识别盲区，不是 PDR 打错分。只有“盲化人评确认关键决定错误 + GPT-5 三重复仍近 matched/反超 + 跨 family 重复”才是 Introduction 可用的受控假阳性；论文级主张还要真实 family、多系统重分类和真人增量效度。</w:t>
+      </w:r>
+    </w:p>
+    <w:p>
+      <w:pPr>
         <w:pStyle w:val="Heading1"/>
       </w:pPr>
       <w:r>
@@ -2328,7 +2339,7 @@
         <w:color w:val="5B6B7A"/>
         <w:sz w:val="18"/>
       </w:rPr>
-      <w:t xml:space="preserve">2026-8-12   ·   </w:t>
+      <w:t xml:space="preserve">2026-8-13   ·   </w:t>
     </w:r>
     <w:r>
       <w:rPr>
@@ -2361,7 +2372,7 @@
         <w:color w:val="5B6B7A"/>
         <w:sz w:val="18"/>
       </w:rPr>
-      <w:t xml:space="preserve">2026-8-12   ·   </w:t>
+      <w:t xml:space="preserve">2026-8-13   ·   </w:t>
     </w:r>
     <w:r>
       <w:rPr>
@@ -2394,7 +2405,7 @@
         <w:color w:val="5B6B7A"/>
         <w:sz w:val="18"/>
       </w:rPr>
-      <w:t xml:space="preserve">2026-8-12   ·   </w:t>
+      <w:t xml:space="preserve">2026-8-13   ·   </w:t>
     </w:r>
     <w:r>
       <w:rPr>

--- a/deliverables/DeepAlign-Bench_汇报精简版.docx
+++ b/deliverables/DeepAlign-Bench_汇报精简版.docx
@@ -131,7 +131,7 @@
                 <w:color w:val="5B6B7A"/>
                 <w:sz w:val="21"/>
               </w:rPr>
-              <w:t>v0.49 · 汇报精简版</w:t>
+              <w:t>v0.50 · 汇报精简版</w:t>
             </w:r>
           </w:p>
         </w:tc>
@@ -189,7 +189,7 @@
                 <w:color w:val="5B6B7A"/>
                 <w:sz w:val="21"/>
               </w:rPr>
-              <w:t>2026 年 8 月 13 日</w:t>
+              <w:t>2026 年 8 月 14 日</w:t>
             </w:r>
           </w:p>
         </w:tc>
@@ -556,7 +556,7 @@
               <a:graphicData uri="http://schemas.openxmlformats.org/drawingml/2006/picture">
                 <pic:pic>
                   <pic:nvPicPr>
-                    <pic:cNvPr id="0" name="DeepAlign-Bench_整体框架与PDR压力测试_v0.49.png"/>
+                    <pic:cNvPr id="0" name="DeepAlign-Bench_整体框架与PDR压力测试_v0.50.png"/>
                     <pic:cNvPicPr/>
                   </pic:nvPicPr>
                   <pic:blipFill>
@@ -591,7 +591,7 @@
           <w:color w:val="5B6B7A"/>
           <w:sz w:val="19"/>
         </w:rPr>
-        <w:t>图 1  从 paired-user family、多渠道输入，到交叉评分、非补偿 profile、实验结论和 go/no-go。</w:t>
+        <w:t>图 1  从 paired-user family、统一 Research Episode，到交叉评分、非补偿 profile、实验结论和 go/no-go。</w:t>
       </w:r>
     </w:p>
     <w:p>
@@ -719,7 +719,7 @@
         <w:pStyle w:val="Heading1"/>
       </w:pPr>
       <w:r>
-        <w:t>2. User-information channels</w:t>
+        <w:t>2. 统一 Research Episode，而不是零散列 channel</w:t>
       </w:r>
     </w:p>
     <w:p>
@@ -727,7 +727,23 @@
         <w:rPr>
           <w:rFonts w:ascii="Calibri" w:hAnsi="Calibri" w:eastAsia="PingFang SC"/>
         </w:rPr>
-        <w:t>同一个隐藏 user ledger 生成四种条件：</w:t>
+        <w:t>“一次性、主动澄清、中途提问、memory”不是同一层类别。每次运行统一记录：初始信息充分性、交互时机、来源主体、载体/访问方式、可用时间与更新关系、系统能力资格。</w:t>
+      </w:r>
+    </w:p>
+    <w:p>
+      <w:r>
+        <w:rPr>
+          <w:rFonts w:ascii="Calibri" w:hAnsi="Calibri" w:eastAsia="PingFang SC"/>
+        </w:rPr>
+        <w:t>完整范式库：P0 task-only closed、P1 one-shot direct、P2 pre-research clarification、P3 in-research interactive、P4 checkpoint update、P5 memory retrieval、P6 workspace grounded、P7 draft-feedback revision。</w:t>
+      </w:r>
+    </w:p>
+    <w:p>
+      <w:r>
+        <w:rPr>
+          <w:rFonts w:ascii="Calibri" w:hAnsi="Calibri" w:eastAsia="PingFang SC"/>
+        </w:rPr>
+        <w:t>首版只跑四个核心条件：</w:t>
       </w:r>
     </w:p>
     <w:p>
@@ -743,7 +759,7 @@
         <w:rPr>
           <w:rFonts w:ascii="Calibri" w:hAnsi="Calibri" w:eastAsia="PingFang SC"/>
         </w:rPr>
-        <w:t>structured persona；</w:t>
+        <w:t>P0 无用户信息且不可问：通用质量 baseline；</w:t>
       </w:r>
     </w:p>
     <w:p>
@@ -759,7 +775,7 @@
         <w:rPr>
           <w:rFonts w:ascii="Calibri" w:hAnsi="Calibri" w:eastAsia="PingFang SC"/>
         </w:rPr>
-        <w:t>natural history/context；</w:t>
+        <w:t>P1 完整信息一次性给出：information-use 上限；</w:t>
       </w:r>
     </w:p>
     <w:p>
@@ -775,7 +791,7 @@
         <w:rPr>
           <w:rFonts w:ascii="Calibri" w:hAnsi="Calibri" w:eastAsia="PingFang SC"/>
         </w:rPr>
-        <w:t>模糊 query + agent clarification + ledger-bounded answer；</w:t>
+        <w:t>P2 模糊 query + agent 主动澄清：acquire-and-use；</w:t>
       </w:r>
     </w:p>
     <w:p>
@@ -791,7 +807,7 @@
         <w:rPr>
           <w:rFonts w:ascii="Calibri" w:hAnsi="Calibri" w:eastAsia="PingFang SC"/>
         </w:rPr>
-        <w:t>task-only。</w:t>
+        <w:t>P4 checkpoint 更新：update 与 stale-state suppression。</w:t>
       </w:r>
     </w:p>
     <w:p>
@@ -799,7 +815,15 @@
         <w:rPr>
           <w:rFonts w:ascii="Calibri" w:hAnsi="Calibri" w:eastAsia="PingFang SC"/>
         </w:rPr>
-        <w:t>Clarification 只是新增 channel，不是论文 novelty 主线。它测“信息需要先问出来时还能不能正确进入 final report”，并单独报告问题准确性、轮数、负担和隐私。</w:t>
+        <w:t>P3/P5/P6/P7 是扩展条件，不做全组合。产品不支持 ask/memory/checkpoint 时记 structurally-inapplicable，不记零分。Clarification 不是论文 novelty 主线。</w:t>
+      </w:r>
+    </w:p>
+    <w:p>
+      <w:r>
+        <w:rPr>
+          <w:rFonts w:ascii="Calibri" w:hAnsi="Calibri" w:eastAsia="PingFang SC"/>
+        </w:rPr>
+        <w:t>第一批数据已完成结构稿：3 个合成工程 family × 2 users × 4 paradigms = 24 episodes，已通过自动结构校验；尚未通过真实用户与证据包效度门。</w:t>
       </w:r>
     </w:p>
     <w:p>
@@ -2339,7 +2363,7 @@
         <w:color w:val="5B6B7A"/>
         <w:sz w:val="18"/>
       </w:rPr>
-      <w:t xml:space="preserve">2026-8-13   ·   </w:t>
+      <w:t xml:space="preserve">2026-8-14   ·   </w:t>
     </w:r>
     <w:r>
       <w:rPr>
@@ -2372,7 +2396,7 @@
         <w:color w:val="5B6B7A"/>
         <w:sz w:val="18"/>
       </w:rPr>
-      <w:t xml:space="preserve">2026-8-13   ·   </w:t>
+      <w:t xml:space="preserve">2026-8-14   ·   </w:t>
     </w:r>
     <w:r>
       <w:rPr>
@@ -2405,7 +2429,7 @@
         <w:color w:val="5B6B7A"/>
         <w:sz w:val="18"/>
       </w:rPr>
-      <w:t xml:space="preserve">2026-8-13   ·   </w:t>
+      <w:t xml:space="preserve">2026-8-14   ·   </w:t>
     </w:r>
     <w:r>
       <w:rPr>

--- a/deliverables/DeepAlign-Bench_汇报精简版.docx
+++ b/deliverables/DeepAlign-Bench_汇报精简版.docx
@@ -131,7 +131,7 @@
                 <w:color w:val="5B6B7A"/>
                 <w:sz w:val="21"/>
               </w:rPr>
-              <w:t>v0.50 · 汇报精简版</w:t>
+              <w:t>v0.51 · 汇报精简版</w:t>
             </w:r>
           </w:p>
         </w:tc>
@@ -425,7 +425,7 @@
         <w:rPr>
           <w:rFonts w:ascii="Calibri" w:hAnsi="Calibri" w:eastAsia="PingFang SC"/>
         </w:rPr>
-        <w:t>五天决策</w:t>
+        <w:t>逐周决策</w:t>
       </w:r>
     </w:p>
     <w:p>
@@ -556,7 +556,7 @@
               <a:graphicData uri="http://schemas.openxmlformats.org/drawingml/2006/picture">
                 <pic:pic>
                   <pic:nvPicPr>
-                    <pic:cNvPr id="0" name="DeepAlign-Bench_整体框架与PDR压力测试_v0.50.png"/>
+                    <pic:cNvPr id="0" name="DeepAlign-Bench_整体框架与PDR压力测试_v0.51.png"/>
                     <pic:cNvPicPr/>
                   </pic:nvPicPr>
                   <pic:blipFill>
@@ -591,7 +591,7 @@
           <w:color w:val="5B6B7A"/>
           <w:sz w:val="19"/>
         </w:rPr>
-        <w:t>图 1  从 paired-user family、统一 Research Episode，到交叉评分、非补偿 profile、实验结论和 go/no-go。</w:t>
+        <w:t>图 1  从 PDR 资源池、paired-user family 与统一 Research Episode，到交叉评分、非补偿 profile 和 go/no-go。</w:t>
       </w:r>
     </w:p>
     <w:p>
@@ -824,6 +824,14 @@
           <w:rFonts w:ascii="Calibri" w:hAnsi="Calibri" w:eastAsia="PingFang SC"/>
         </w:rPr>
         <w:t>第一批数据已完成结构稿：3 个合成工程 family × 2 users × 4 paradigms = 24 episodes，已通过自动结构校验；尚未通过真实用户与证据包效度门。</w:t>
+      </w:r>
+    </w:p>
+    <w:p>
+      <w:r>
+        <w:rPr>
+          <w:rFonts w:ascii="Calibri" w:hAnsi="Calibri" w:eastAsia="PingFang SC"/>
+        </w:rPr>
+        <w:t>PDR 全量公开资源也已导入：50 tasks、25 structured personas、25 simulated contexts、250 官方 pairs，并展开为 501 个同任务候选用户对。原 paired query 不是 DeepAlign gold；要人工挑出会改变关键决定的 A/B 并冻结 contracts。目标是 12–20 个核心 family，而不是跑 50×5×4 的笛卡尔积。Health/Finance/Law 未经专家审查不进主结果。</w:t>
       </w:r>
     </w:p>
     <w:p>
@@ -2065,7 +2073,7 @@
         <w:rPr>
           <w:rFonts w:ascii="Calibri" w:hAnsi="Calibri" w:eastAsia="PingFang SC"/>
         </w:rPr>
-        <w:t>是，建议把 2026-08-17 设为 thesis freeze。ICLR 2027 摘要 9 月 11 日 AOE、全文 9 月 16 日 AOE；从 8 月 12 日约剩 30/35 天。</w:t>
+        <w:t>是，建议把 2026-08-17 设为 thesis freeze。ICLR 2027 官网当前日期为摘要 9 月 18 日 AOE、全文 9 月 25 日 AOE；从 8 月 14 日约剩 35/42 天。</w:t>
       </w:r>
     </w:p>
     <w:p>
@@ -2129,6 +2137,14 @@
       </w:r>
     </w:p>
     <w:p>
+      <w:r>
+        <w:rPr>
+          <w:rFonts w:ascii="Calibri" w:hAnsi="Calibri" w:eastAsia="PingFang SC"/>
+        </w:rPr>
+        <w:t>逐周交付：8/17–23 完成 3 个完整 family；8/24–30 完成两个系统的端到端最小实验；8/31–9/6 扩到 12–16 核心 family；9/7–13 锁评分、统计和论文初稿；9/14–18 锁结果、主图、匿名 artifact 并提交摘要；9/19–25 只做复现审计和终稿。</w:t>
+      </w:r>
+    </w:p>
+    <w:p>
       <w:pPr>
         <w:pStyle w:val="Heading1"/>
       </w:pPr>
@@ -2181,7 +2197,7 @@
         <w:rPr>
           <w:rFonts w:ascii="Calibri" w:hAnsi="Calibri" w:eastAsia="PingFang SC"/>
         </w:rPr>
-        <w:t>主论文优先做 12–24 family 的测量有效性，decision trial 只做小而强的外部验证，还是反过来；</w:t>
+        <w:t>主论文优先做 12–20 family 的测量有效性，decision trial 只做小而强的外部验证，还是反过来；</w:t>
       </w:r>
     </w:p>
     <w:p>

--- a/deliverables/DeepAlign-Bench_汇报精简版.docx
+++ b/deliverables/DeepAlign-Bench_汇报精简版.docx
@@ -131,7 +131,7 @@
                 <w:color w:val="5B6B7A"/>
                 <w:sz w:val="21"/>
               </w:rPr>
-              <w:t>v0.51 · 汇报精简版</w:t>
+              <w:t>v0.54 · 汇报精简版</w:t>
             </w:r>
           </w:p>
         </w:tc>
@@ -189,7 +189,7 @@
                 <w:color w:val="5B6B7A"/>
                 <w:sz w:val="21"/>
               </w:rPr>
-              <w:t>2026 年 8 月 14 日</w:t>
+              <w:t>2026 年 8 月 16 日</w:t>
             </w:r>
           </w:p>
         </w:tc>
@@ -468,7 +468,7 @@
         <w:rPr>
           <w:rFonts w:ascii="Calibri" w:hAnsi="Calibri" w:eastAsia="PingFang SC"/>
         </w:rPr>
-        <w:t>一份报告“对这个用户看起来很好”，并不能证明系统真的会随着目标用户变化而改变最终决策。DeepAlign 固定 task、evidence、tools 和 budget，用 paired users 的 2×2 交叉评分区分 absolute adaptation 与 counterfactual user specificity。</w:t>
+        <w:t>一份报告、代码 patch 或数据分析“对这个用户看起来很好”，并不能证明系统真的会随着目标用户变化而改变最终交付。DeepAlign 固定 task、evidence/repo/data、tools 和 budget，用 paired users 的 2×2 交叉评分区分 absolute adaptation 与 counterfactual user specificity。</w:t>
       </w:r>
     </w:p>
     <w:p>
@@ -556,7 +556,7 @@
               <a:graphicData uri="http://schemas.openxmlformats.org/drawingml/2006/picture">
                 <pic:pic>
                   <pic:nvPicPr>
-                    <pic:cNvPr id="0" name="DeepAlign-Bench_整体框架与PDR压力测试_v0.51.png"/>
+                    <pic:cNvPr id="0" name="DeepAlign-Bench_PLHKW任务资源池_v0.54.png"/>
                     <pic:cNvPicPr/>
                   </pic:nvPicPr>
                   <pic:blipFill>
@@ -591,7 +591,7 @@
           <w:color w:val="5B6B7A"/>
           <w:sz w:val="19"/>
         </w:rPr>
-        <w:t>图 1  从 PDR 资源池、paired-user family 与统一 Research Episode，到交叉评分、非补偿 profile 和 go/no-go。</w:t>
+        <w:t>图 1  从 180 候选到 60 provisional，再到 12 个主论文 family 的可审计升级路径。</w:t>
       </w:r>
     </w:p>
     <w:p>
@@ -831,7 +831,7 @@
         <w:rPr>
           <w:rFonts w:ascii="Calibri" w:hAnsi="Calibri" w:eastAsia="PingFang SC"/>
         </w:rPr>
-        <w:t>PDR 全量公开资源也已导入：50 tasks、25 structured personas、25 simulated contexts、250 官方 pairs，并展开为 501 个同任务候选用户对。原 paired query 不是 DeepAlign gold；要人工挑出会改变关键决定的 A/B 并冻结 contracts。目标是 12–20 个核心 family，而不是跑 50×5×4 的笛卡尔积。Health/Finance/Law 未经专家审查不进主结果。</w:t>
+        <w:t>v0.54 已建立 180 个候选 seed（72 DR / 54 Software / 54 Data），预选 60 个 provisional family（24 / 18 / 18，即 40/30/30）。来源为 39 benchmark-derived、12 adapted、9 new；其中 12 个 PDR-derived shell 保留直接 continuity。60 个只是等待许可、环境、双人审查、contract 和 pilot 硬门的 sampling frame，不是 runnable gold。主论文先做 12 个端到端 family（5 DR / 3 Software / 4 Data）。</w:t>
       </w:r>
     </w:p>
     <w:p>
@@ -2141,7 +2141,7 @@
         <w:rPr>
           <w:rFonts w:ascii="Calibri" w:hAnsi="Calibri" w:eastAsia="PingFang SC"/>
         </w:rPr>
-        <w:t>逐周交付：8/17–23 完成 3 个完整 family；8/24–30 完成两个系统的端到端最小实验；8/31–9/6 扩到 12–16 核心 family；9/7–13 锁评分、统计和论文初稿；9/14–18 锁结果、主图、匿名 artifact 并提交摘要；9/19–25 只做复现审计和终稿。</w:t>
+        <w:t>执行顺序：先在三个 vertical 各完成一个 environment slice，再将主论文扩到 12 个 family（5/3/4）；优先减少 agent 数、动态 anchor 和真人效用子集，不删掉整个 software 或 data vertical。60-family 全量环境绑定是 benchmark release 路线，不是两个月已完成承诺。</w:t>
       </w:r>
     </w:p>
     <w:p>
@@ -2197,7 +2197,7 @@
         <w:rPr>
           <w:rFonts w:ascii="Calibri" w:hAnsi="Calibri" w:eastAsia="PingFang SC"/>
         </w:rPr>
-        <w:t>主论文优先做 12–20 family 的测量有效性，decision trial 只做小而强的外部验证，还是反过来；</w:t>
+        <w:t>12-family 主论文中真人 decision trial 应放在哪几个反事实分离最强的 family；</w:t>
       </w:r>
     </w:p>
     <w:p>
@@ -2379,7 +2379,7 @@
         <w:color w:val="5B6B7A"/>
         <w:sz w:val="18"/>
       </w:rPr>
-      <w:t xml:space="preserve">2026-8-14   ·   </w:t>
+      <w:t xml:space="preserve">2026-8-16   ·   </w:t>
     </w:r>
     <w:r>
       <w:rPr>
@@ -2412,7 +2412,7 @@
         <w:color w:val="5B6B7A"/>
         <w:sz w:val="18"/>
       </w:rPr>
-      <w:t xml:space="preserve">2026-8-14   ·   </w:t>
+      <w:t xml:space="preserve">2026-8-16   ·   </w:t>
     </w:r>
     <w:r>
       <w:rPr>
@@ -2445,7 +2445,7 @@
         <w:color w:val="5B6B7A"/>
         <w:sz w:val="18"/>
       </w:rPr>
-      <w:t xml:space="preserve">2026-8-14   ·   </w:t>
+      <w:t xml:space="preserve">2026-8-16   ·   </w:t>
     </w:r>
     <w:r>
       <w:rPr>

--- a/deliverables/DeepAlign-Bench_汇报精简版.docx
+++ b/deliverables/DeepAlign-Bench_汇报精简版.docx
@@ -131,7 +131,7 @@
                 <w:color w:val="5B6B7A"/>
                 <w:sz w:val="21"/>
               </w:rPr>
-              <w:t>v0.54 · 汇报精简版</w:t>
+              <w:t>v0.55 · 汇报精简版</w:t>
             </w:r>
           </w:p>
         </w:tc>
@@ -189,7 +189,7 @@
                 <w:color w:val="5B6B7A"/>
                 <w:sz w:val="21"/>
               </w:rPr>
-              <w:t>2026 年 8 月 16 日</w:t>
+              <w:t>2026 年 8 月 17 日</w:t>
             </w:r>
           </w:p>
         </w:tc>
@@ -556,7 +556,7 @@
               <a:graphicData uri="http://schemas.openxmlformats.org/drawingml/2006/picture">
                 <pic:pic>
                   <pic:nvPicPr>
-                    <pic:cNvPr id="0" name="DeepAlign-Bench_PLHKW任务资源池_v0.54.png"/>
+                    <pic:cNvPr id="0" name="DeepAlign-Bench_真人真值到D-JQS_v0.55.png"/>
                     <pic:cNvPicPr/>
                   </pic:nvPicPr>
                   <pic:blipFill>
@@ -591,7 +591,7 @@
           <w:color w:val="5B6B7A"/>
           <w:sz w:val="19"/>
         </w:rPr>
-        <w:t>图 1  从 180 候选到 60 provisional，再到 12 个主论文 family 的可审计升级路径。</w:t>
+        <w:t>图 1  真人真值、CDM、受约束 rubric 与 D-JQS 形成可审计的分层测量链。</w:t>
       </w:r>
     </w:p>
     <w:p>
@@ -627,7 +627,20 @@
         <w:rPr>
           <w:rFonts w:ascii="Calibri" w:hAnsi="Calibri" w:eastAsia="PingFang SC"/>
         </w:rPr>
-        <w:t>每个 family 配对两位都合理的用户，只改变 2–4 个会影响选择、取舍、深度或行动门槛的变量。运行前冻结：</w:t>
+        <w:t xml:space="preserve">每位真人先从随机化/分层 slate 选择 3–5 个真实相关任务；开放 elicitation 先于结构化追问，fact 记录 spontaneous/prompted/N/A/declined、置信度、可接受替代、时间戳与权限。每个 family 配对两位都合理的用户，并公开 offered→eligible→selected→paired→qualified 漏斗；pair 同时含 contrast、near-neighbor 和 neutral/invariance。运行前先冻结关系真值 </w:t>
+      </w:r>
+      <w:r>
+        <w:rPr>
+          <w:rFonts w:ascii="Calibri" w:hAnsi="Calibri" w:eastAsia="PingFang SC"/>
+          <w:b/>
+        </w:rPr>
+        <w:t>Counterfactual Difference Map（CDM）</w:t>
+      </w:r>
+      <w:r>
+        <w:rPr>
+          <w:rFonts w:ascii="Calibri" w:hAnsi="Calibri" w:eastAsia="PingFang SC"/>
+        </w:rPr>
+        <w:t>：</w:t>
       </w:r>
     </w:p>
     <w:p>
@@ -640,7 +653,7 @@
           <w:color w:val="6A3E00"/>
           <w:sz w:val="20"/>
         </w:rPr>
-        <w:t>must-change</w:t>
+        <w:t>must-change / directional difference</w:t>
       </w:r>
       <w:r>
         <w:rPr>
@@ -659,13 +672,13 @@
           <w:color w:val="6A3E00"/>
           <w:sz w:val="20"/>
         </w:rPr>
-        <w:t>must-hold</w:t>
+        <w:t>must-hold / acceptable equivalence</w:t>
       </w:r>
       <w:r>
         <w:rPr>
           <w:rFonts w:ascii="Calibri" w:hAnsi="Calibri" w:eastAsia="PingFang SC"/>
         </w:rPr>
-        <w:t>：共同事实和质量不得改变什么；</w:t>
+        <w:t>：共同事实不变，或多个方案都可接受；</w:t>
       </w:r>
     </w:p>
     <w:p>
@@ -678,7 +691,7 @@
           <w:color w:val="6A3E00"/>
           <w:sz w:val="20"/>
         </w:rPr>
-        <w:t>must-not</w:t>
+        <w:t>must-not / forbidden</w:t>
       </w:r>
       <w:r>
         <w:rPr>
@@ -697,7 +710,7 @@
           <w:color w:val="6A3E00"/>
           <w:sz w:val="20"/>
         </w:rPr>
-        <w:t>clarify-if-unknown</w:t>
+        <w:t>clarify-if-unknown / branch</w:t>
       </w:r>
       <w:r>
         <w:rPr>
@@ -711,7 +724,7 @@
         <w:rPr>
           <w:rFonts w:ascii="Calibri" w:hAnsi="Calibri" w:eastAsia="PingFang SC"/>
         </w:rPr>
-        <w:t>元数据分三层：系统自动 provenance；两名标注员运行前冻结的研究构念；pilot 后观察到的难度、失败和成本。第三层不能反改第二层。</w:t>
+        <w:t>每个 node 必须带 user/task/permission provenance、authority、direction、observable、alternatives 与 dependency。用户确认自身目标和取舍；两名标注员审计来源/可观察性/冗余/刻板化；专家只判事实、可行性和安全；LLM 仅高召回提候选，无 authority。construction freeze 在 reference artifact 前，evaluation freeze 在 target output 前；freeze 只防 post-hoc，不证明真值正确。</w:t>
       </w:r>
     </w:p>
     <w:p>
@@ -1274,7 +1287,15 @@
         <w:rPr>
           <w:rFonts w:ascii="Calibri" w:hAnsi="Calibri" w:eastAsia="PingFang SC"/>
         </w:rPr>
-        <w:t>另做四类 JudgeBench 反例：general-good、over-personalized、mention-only、irrelevant persona keyword。必须区分报告是否只是提到约束，还是它真的改变了最终选择和行动方案。</w:t>
+        <w:t>另做四类 D-JQS 反例：general-good、over-personalized、mention-only、irrelevant persona keyword。必须区分报告是否只是提到约束，还是它真的改变了最终选择和行动方案。</w:t>
+      </w:r>
+    </w:p>
+    <w:p>
+      <w:r>
+        <w:rPr>
+          <w:rFonts w:ascii="Calibri" w:hAnsi="Calibri" w:eastAsia="PingFang SC"/>
+        </w:rPr>
+        <w:t>Rubric 只能从冻结 CDM 编译；leaf 绑定 source node、evidence、severity、dependency group 与 scorer route，先 node 内聚合。评分走 validated deterministic/evidence verifier → slice-qualified judge → 盲化人评。D-JQS 混合明确违规、单一受控编辑和自然真人 artifact；calibration/hidden qualification 按 family、user、agent、source、edit lineage、time 隔离。AB/BA 之外单独测试长度、style、格式、关键词、引用数和语言；关键 slice 不过门就人工接管。</w:t>
       </w:r>
     </w:p>
     <w:p>
@@ -2025,7 +2046,23 @@
         <w:rPr>
           <w:rFonts w:ascii="Calibri" w:hAnsi="Calibri" w:eastAsia="PingFang SC"/>
         </w:rPr>
-        <w:t>general-good / over-personalized / mention-only JudgeBench；</w:t>
+        <w:t>真人来源、带 provenance/authority 的 relational CDM 与受约束 rubric 编译；</w:t>
+      </w:r>
+    </w:p>
+    <w:p>
+      <w:pPr>
+        <w:numPr>
+          <w:ilvl w:val="0"/>
+          <w:numId w:val="12"/>
+        </w:numPr>
+        <w:spacing w:after="80" w:line="290" w:lineRule="auto"/>
+        <w:ind w:left="540" w:hanging="279"/>
+      </w:pPr>
+      <w:r>
+        <w:rPr>
+          <w:rFonts w:ascii="Calibri" w:hAnsi="Calibri" w:eastAsia="PingFang SC"/>
+        </w:rPr>
+        <w:t>D-JQS 认证的 hybrid scoring 与 nuisance controls；</w:t>
       </w:r>
     </w:p>
     <w:p>
@@ -2058,6 +2095,198 @@
           <w:rFonts w:ascii="Calibri" w:hAnsi="Calibri" w:eastAsia="PingFang SC"/>
         </w:rPr>
         <w:t>少量可验证 family 的真人 decision validation。</w:t>
+      </w:r>
+    </w:p>
+    <w:p>
+      <w:pPr>
+        <w:pStyle w:val="Heading1"/>
+      </w:pPr>
+      <w:r>
+        <w:t>7.1 最强审稿攻击与必须实验</w:t>
+      </w:r>
+    </w:p>
+    <w:p>
+      <w:pPr>
+        <w:numPr>
+          <w:ilvl w:val="0"/>
+          <w:numId w:val="13"/>
+        </w:numPr>
+        <w:spacing w:after="80" w:line="290" w:lineRule="auto"/>
+        <w:ind w:left="540" w:hanging="279"/>
+      </w:pPr>
+      <w:r>
+        <w:rPr>
+          <w:rFonts w:ascii="Calibri" w:hAnsi="Calibri" w:eastAsia="PingFang SC"/>
+          <w:b/>
+        </w:rPr>
+        <w:t>Pair cherry-pick / self-selection：</w:t>
+      </w:r>
+      <w:r>
+        <w:rPr>
+          <w:rFonts w:ascii="Calibri" w:hAnsi="Calibri" w:eastAsia="PingFang SC"/>
+        </w:rPr>
+        <w:t>公开完整 task/pair funnel，并分 contrast、near-neighbor、neutral 报告。</w:t>
+      </w:r>
+    </w:p>
+    <w:p>
+      <w:pPr>
+        <w:numPr>
+          <w:ilvl w:val="0"/>
+          <w:numId w:val="13"/>
+        </w:numPr>
+        <w:spacing w:after="80" w:line="290" w:lineRule="auto"/>
+        <w:ind w:left="540" w:hanging="279"/>
+      </w:pPr>
+      <w:r>
+        <w:rPr>
+          <w:rFonts w:ascii="Calibri" w:hAnsi="Calibri" w:eastAsia="PingFang SC"/>
+          <w:b/>
+        </w:rPr>
+        <w:t>自述不稳定 / demand characteristics：</w:t>
+      </w:r>
+      <w:r>
+        <w:rPr>
+          <w:rFonts w:ascii="Calibri" w:hAnsi="Calibri" w:eastAsia="PingFang SC"/>
+        </w:rPr>
+        <w:t>允许 indifference/alternatives，做 test–retest；后期不展示 rubric、随机盲化并与前期分时。</w:t>
+      </w:r>
+    </w:p>
+    <w:p>
+      <w:pPr>
+        <w:numPr>
+          <w:ilvl w:val="0"/>
+          <w:numId w:val="13"/>
+        </w:numPr>
+        <w:spacing w:after="80" w:line="290" w:lineRule="auto"/>
+        <w:ind w:left="540" w:hanging="279"/>
+      </w:pPr>
+      <w:r>
+        <w:rPr>
+          <w:rFonts w:ascii="Calibri" w:hAnsi="Calibri" w:eastAsia="PingFang SC"/>
+          <w:b/>
+        </w:rPr>
+        <w:t>CDM 不完整 / LLM 仍定 gold：</w:t>
+      </w:r>
+      <w:r>
+        <w:rPr>
+          <w:rFonts w:ascii="Calibri" w:hAnsi="Calibri" w:eastAsia="PingFang SC"/>
+        </w:rPr>
+        <w:t>no-provenance fail closed；只声称 protocol-bounded saturation；locked test 不回改。</w:t>
+      </w:r>
+    </w:p>
+    <w:p>
+      <w:pPr>
+        <w:numPr>
+          <w:ilvl w:val="0"/>
+          <w:numId w:val="13"/>
+        </w:numPr>
+        <w:spacing w:after="80" w:line="290" w:lineRule="auto"/>
+        <w:ind w:left="540" w:hanging="279"/>
+      </w:pPr>
+      <w:r>
+        <w:rPr>
+          <w:rFonts w:ascii="Calibri" w:hAnsi="Calibri" w:eastAsia="PingFang SC"/>
+          <w:b/>
+        </w:rPr>
+        <w:t>leaf double count / checker 假可靠：</w:t>
+      </w:r>
+      <w:r>
+        <w:rPr>
+          <w:rFonts w:ascii="Calibri" w:hAnsi="Calibri" w:eastAsia="PingFang SC"/>
+        </w:rPr>
+        <w:t>node-first aggregation；mutation 与 false accept/reject 审计；统计单位是 family/user cluster。</w:t>
+      </w:r>
+    </w:p>
+    <w:p>
+      <w:pPr>
+        <w:numPr>
+          <w:ilvl w:val="0"/>
+          <w:numId w:val="13"/>
+        </w:numPr>
+        <w:spacing w:after="80" w:line="290" w:lineRule="auto"/>
+        <w:ind w:left="540" w:hanging="279"/>
+      </w:pPr>
+      <w:r>
+        <w:rPr>
+          <w:rFonts w:ascii="Calibri" w:hAnsi="Calibri" w:eastAsia="PingFang SC"/>
+          <w:b/>
+        </w:rPr>
+        <w:t>D-JQS 自认证 / shared model bias：</w:t>
+      </w:r>
+      <w:r>
+        <w:rPr>
+          <w:rFonts w:ascii="Calibri" w:hAnsi="Calibri" w:eastAsia="PingFang SC"/>
+        </w:rPr>
+        <w:t>三类 gold、hidden qualification、slice-specific pass；披露 compiler/judge/agent 家族重叠，panel 不作为独立性证明。</w:t>
+      </w:r>
+    </w:p>
+    <w:p>
+      <w:pPr>
+        <w:numPr>
+          <w:ilvl w:val="0"/>
+          <w:numId w:val="13"/>
+        </w:numPr>
+        <w:spacing w:after="80" w:line="290" w:lineRule="auto"/>
+        <w:ind w:left="540" w:hanging="279"/>
+      </w:pPr>
+      <w:r>
+        <w:rPr>
+          <w:rFonts w:ascii="Calibri" w:hAnsi="Calibri" w:eastAsia="PingFang SC"/>
+          <w:b/>
+        </w:rPr>
+        <w:t>PDR++ / compiler 非新：</w:t>
+      </w:r>
+      <w:r>
+        <w:rPr>
+          <w:rFonts w:ascii="Calibri" w:hAnsi="Calibri" w:eastAsia="PingFang SC"/>
+        </w:rPr>
+        <w:t>消融 PDR-style absolute rubric、独立 A/B rubric、CDM 对称 rubric、single judge/hybrid。必须看到系统/family 重分类，或 CDM 对盲化真人选择的增量预测；否则降级为 measurement extension。</w:t>
+      </w:r>
+    </w:p>
+    <w:p>
+      <w:pPr>
+        <w:numPr>
+          <w:ilvl w:val="0"/>
+          <w:numId w:val="13"/>
+        </w:numPr>
+        <w:spacing w:after="80" w:line="290" w:lineRule="auto"/>
+        <w:ind w:left="540" w:hanging="279"/>
+      </w:pPr>
+      <w:r>
+        <w:rPr>
+          <w:rFonts w:ascii="Calibri" w:hAnsi="Calibri" w:eastAsia="PingFang SC"/>
+          <w:b/>
+        </w:rPr>
+        <w:t>跨 vertical 不可比：</w:t>
+      </w:r>
+      <w:r>
+        <w:rPr>
+          <w:rFonts w:ascii="Calibri" w:hAnsi="Calibri" w:eastAsia="PingFang SC"/>
+        </w:rPr>
+        <w:t>不混合 raw score；分别报告 verifier/judge/human 覆盖与 vertical profile。</w:t>
+      </w:r>
+    </w:p>
+    <w:p>
+      <w:pPr>
+        <w:numPr>
+          <w:ilvl w:val="0"/>
+          <w:numId w:val="13"/>
+        </w:numPr>
+        <w:spacing w:after="80" w:line="290" w:lineRule="auto"/>
+        <w:ind w:left="540" w:hanging="279"/>
+      </w:pPr>
+      <w:r>
+        <w:rPr>
+          <w:rFonts w:ascii="Calibri" w:hAnsi="Calibri" w:eastAsia="PingFang SC"/>
+          <w:b/>
+        </w:rPr>
+        <w:t>成本与隐私：</w:t>
+      </w:r>
+      <w:r>
+        <w:rPr>
+          <w:rFonts w:ascii="Calibri" w:hAnsi="Calibri" w:eastAsia="PingFang SC"/>
+        </w:rPr>
+        <w:t>先做 12 family；raw ledger 不公开，执行 consent/minimization/revocation/retention/access control。</w:t>
       </w:r>
     </w:p>
     <w:p>
@@ -2156,7 +2385,7 @@
       <w:pPr>
         <w:numPr>
           <w:ilvl w:val="0"/>
-          <w:numId w:val="13"/>
+          <w:numId w:val="14"/>
         </w:numPr>
         <w:spacing w:after="80" w:line="290" w:lineRule="auto"/>
         <w:ind w:left="540" w:hanging="279"/>
@@ -2172,7 +2401,7 @@
       <w:pPr>
         <w:numPr>
           <w:ilvl w:val="0"/>
-          <w:numId w:val="13"/>
+          <w:numId w:val="14"/>
         </w:numPr>
         <w:spacing w:after="80" w:line="290" w:lineRule="auto"/>
         <w:ind w:left="540" w:hanging="279"/>
@@ -2188,7 +2417,7 @@
       <w:pPr>
         <w:numPr>
           <w:ilvl w:val="0"/>
-          <w:numId w:val="13"/>
+          <w:numId w:val="14"/>
         </w:numPr>
         <w:spacing w:after="80" w:line="290" w:lineRule="auto"/>
         <w:ind w:left="540" w:hanging="279"/>
@@ -2204,7 +2433,7 @@
       <w:pPr>
         <w:numPr>
           <w:ilvl w:val="0"/>
-          <w:numId w:val="13"/>
+          <w:numId w:val="14"/>
         </w:numPr>
         <w:spacing w:after="80" w:line="290" w:lineRule="auto"/>
         <w:ind w:left="540" w:hanging="279"/>
@@ -2379,7 +2608,7 @@
         <w:color w:val="5B6B7A"/>
         <w:sz w:val="18"/>
       </w:rPr>
-      <w:t xml:space="preserve">2026-8-16   ·   </w:t>
+      <w:t xml:space="preserve">2026-8-17   ·   </w:t>
     </w:r>
     <w:r>
       <w:rPr>
@@ -2412,7 +2641,7 @@
         <w:color w:val="5B6B7A"/>
         <w:sz w:val="18"/>
       </w:rPr>
-      <w:t xml:space="preserve">2026-8-16   ·   </w:t>
+      <w:t xml:space="preserve">2026-8-17   ·   </w:t>
     </w:r>
     <w:r>
       <w:rPr>
@@ -2445,7 +2674,7 @@
         <w:color w:val="5B6B7A"/>
         <w:sz w:val="18"/>
       </w:rPr>
-      <w:t xml:space="preserve">2026-8-16   ·   </w:t>
+      <w:t xml:space="preserve">2026-8-17   ·   </w:t>
     </w:r>
     <w:r>
       <w:rPr>
@@ -2745,6 +2974,12 @@
     </w:lvlOverride>
   </w:num>
   <w:num w:numId="13">
+    <w:abstractNumId w:val="0"/>
+    <w:lvlOverride w:ilvl="0">
+      <w:startOverride w:val="1"/>
+    </w:lvlOverride>
+  </w:num>
+  <w:num w:numId="14">
     <w:abstractNumId w:val="0"/>
     <w:lvlOverride w:ilvl="0">
       <w:startOverride w:val="1"/>

--- a/deliverables/DeepAlign-Bench_汇报精简版.docx
+++ b/deliverables/DeepAlign-Bench_汇报精简版.docx
@@ -131,7 +131,7 @@
                 <w:color w:val="5B6B7A"/>
                 <w:sz w:val="21"/>
               </w:rPr>
-              <w:t>v0.55 · 汇报精简版</w:t>
+              <w:t>v0.56 · 汇报精简版</w:t>
             </w:r>
           </w:p>
         </w:tc>
@@ -189,7 +189,7 @@
                 <w:color w:val="5B6B7A"/>
                 <w:sz w:val="21"/>
               </w:rPr>
-              <w:t>2026 年 8 月 17 日</w:t>
+              <w:t>2026 年 8 月 20 日</w:t>
             </w:r>
           </w:p>
         </w:tc>
@@ -627,7 +627,7 @@
         <w:rPr>
           <w:rFonts w:ascii="Calibri" w:hAnsi="Calibri" w:eastAsia="PingFang SC"/>
         </w:rPr>
-        <w:t xml:space="preserve">每位真人先从随机化/分层 slate 选择 3–5 个真实相关任务；开放 elicitation 先于结构化追问，fact 记录 spontaneous/prompted/N/A/declined、置信度、可接受替代、时间戳与权限。每个 family 配对两位都合理的用户，并公开 offered→eligible→selected→paired→qualified 漏斗；pair 同时含 contrast、near-neighbor 和 neutral/invariance。运行前先冻结关系真值 </w:t>
+        <w:t xml:space="preserve">Credamo 分三轮：Wave A 按 task-relevant 背景路由 10–15 张 cards，逐卡检查现实相关、类似经验和安全可回答性，再让用户选 3–5 个候选；Wave B 从中深采 1 个主任务、最多 1 个次任务，先保存开放回答，再显示结构化 schema；Wave C 把 LLM 候选事实和原话 source span 一起交给本人逐条批准、修改、删除或标不确定。人口学不参与路由；若真实相关任务少于 3 个，不强迫凑数。fact 记录 spontaneous/prompted/N/A/declined、置信度、可接受替代、时间戳与三层权限。每个 family 配对两位都合理的用户，并公开 offered→eligible→selected→assigned→confirmed→paired→qualified 漏斗；pair 同时含 contrast、near-neighbor 和 neutral/invariance。运行前先冻结关系真值 </w:t>
       </w:r>
       <w:r>
         <w:rPr>
@@ -641,6 +641,14 @@
           <w:rFonts w:ascii="Calibri" w:hAnsi="Calibri" w:eastAsia="PingFang SC"/>
         </w:rPr>
         <w:t>：</w:t>
+      </w:r>
+    </w:p>
+    <w:p>
+      <w:r>
+        <w:rPr>
+          <w:rFonts w:ascii="Calibri" w:hAnsi="Calibri" w:eastAsia="PingFang SC"/>
+        </w:rPr>
+        <w:t>12-family pilot 先以每题 3–4 个 confirmed ledger 为招募目标，而不是最低 2 人；Wave A/B/C 规划报酬分别为 ¥8–12、¥15–22/task、¥6–10/task，20–30 人 soft launch 后按实际时长与流失重定。¥3,000 只能支持受限 pilot，不能承诺高质量覆盖全部 60 题。正式招募须先完成伦理/IRB 与 Credamo 跨轮、预填、配额和 LLM 数据路径核验。</w:t>
       </w:r>
     </w:p>
     <w:p>
@@ -2608,7 +2616,7 @@
         <w:color w:val="5B6B7A"/>
         <w:sz w:val="18"/>
       </w:rPr>
-      <w:t xml:space="preserve">2026-8-17   ·   </w:t>
+      <w:t xml:space="preserve">2026-8-20   ·   </w:t>
     </w:r>
     <w:r>
       <w:rPr>
@@ -2641,7 +2649,7 @@
         <w:color w:val="5B6B7A"/>
         <w:sz w:val="18"/>
       </w:rPr>
-      <w:t xml:space="preserve">2026-8-17   ·   </w:t>
+      <w:t xml:space="preserve">2026-8-20   ·   </w:t>
     </w:r>
     <w:r>
       <w:rPr>
@@ -2674,7 +2682,7 @@
         <w:color w:val="5B6B7A"/>
         <w:sz w:val="18"/>
       </w:rPr>
-      <w:t xml:space="preserve">2026-8-17   ·   </w:t>
+      <w:t xml:space="preserve">2026-8-20   ·   </w:t>
     </w:r>
     <w:r>
       <w:rPr>

--- a/deliverables/DeepAlign-Bench_汇报精简版.docx
+++ b/deliverables/DeepAlign-Bench_汇报精简版.docx
@@ -131,7 +131,7 @@
                 <w:color w:val="5B6B7A"/>
                 <w:sz w:val="21"/>
               </w:rPr>
-              <w:t>v0.56 · 汇报精简版</w:t>
+              <w:t>v0.58 · 汇报精简版</w:t>
             </w:r>
           </w:p>
         </w:tc>
@@ -189,7 +189,7 @@
                 <w:color w:val="5B6B7A"/>
                 <w:sz w:val="21"/>
               </w:rPr>
-              <w:t>2026 年 8 月 20 日</w:t>
+              <w:t>2026 年 8 月 21 日</w:t>
             </w:r>
           </w:p>
         </w:tc>
@@ -648,7 +648,7 @@
         <w:rPr>
           <w:rFonts w:ascii="Calibri" w:hAnsi="Calibri" w:eastAsia="PingFang SC"/>
         </w:rPr>
-        <w:t>12-family pilot 先以每题 3–4 个 confirmed ledger 为招募目标，而不是最低 2 人；Wave A/B/C 规划报酬分别为 ¥8–12、¥15–22/task、¥6–10/task，20–30 人 soft launch 后按实际时长与流失重定。¥3,000 只能支持受限 pilot，不能承诺高质量覆盖全部 60 题。正式招募须先完成伦理/IRB 与 Credamo 跨轮、预填、配额和 LLM 数据路径核验。</w:t>
+        <w:t>人民币 3,000 元 all-in working ceiling 下，12-family pilot 每题先取 2 个 confirmed ledger，再为每个 vertical 的 2 个 anchor 补第 3 人，目标 30 个 user–task records；它只验证 instrument、pairability、CDM 和成本，不做 agent 排名。正式招募须先完成伦理/IRB 与 Credamo 跨轮、预填、配额和 LLM 数据路径核验。</w:t>
       </w:r>
     </w:p>
     <w:p>
@@ -837,6 +837,564 @@
           <w:rFonts w:ascii="Calibri" w:hAnsi="Calibri" w:eastAsia="PingFang SC"/>
         </w:rPr>
         <w:t>P3/P5/P6/P7 是扩展条件，不做全组合。产品不支持 ask/memory/checkpoint 时记 structurally-inapplicable，不记零分。Clarification 不是论文 novelty 主线。</w:t>
+      </w:r>
+    </w:p>
+    <w:p>
+      <w:r>
+        <w:rPr>
+          <w:rFonts w:ascii="Calibri" w:hAnsi="Calibri" w:eastAsia="PingFang SC"/>
+        </w:rPr>
+        <w:t xml:space="preserve">v0.58 的交互环境已可运行：统一 </w:t>
+      </w:r>
+      <w:r>
+        <w:rPr>
+          <w:rFonts w:ascii="Courier New" w:hAnsi="Courier New" w:eastAsia="PingFang SC"/>
+          <w:color w:val="6A3E00"/>
+          <w:sz w:val="20"/>
+        </w:rPr>
+        <w:t>reset()</w:t>
+      </w:r>
+      <w:r>
+        <w:rPr>
+          <w:rFonts w:ascii="Calibri" w:hAnsi="Calibri" w:eastAsia="PingFang SC"/>
+        </w:rPr>
+        <w:t xml:space="preserve"> / </w:t>
+      </w:r>
+      <w:r>
+        <w:rPr>
+          <w:rFonts w:ascii="Courier New" w:hAnsi="Courier New" w:eastAsia="PingFang SC"/>
+          <w:color w:val="6A3E00"/>
+          <w:sz w:val="20"/>
+        </w:rPr>
+        <w:t>step()</w:t>
+      </w:r>
+      <w:r>
+        <w:rPr>
+          <w:rFonts w:ascii="Calibri" w:hAnsi="Calibri" w:eastAsia="PingFang SC"/>
+        </w:rPr>
+        <w:t xml:space="preserve">，并可用 </w:t>
+      </w:r>
+      <w:r>
+        <w:rPr>
+          <w:rFonts w:ascii="Courier New" w:hAnsi="Courier New" w:eastAsia="PingFang SC"/>
+          <w:color w:val="6A3E00"/>
+          <w:sz w:val="20"/>
+        </w:rPr>
+        <w:t>run_episode</w:t>
+      </w:r>
+      <w:r>
+        <w:rPr>
+          <w:rFonts w:ascii="Calibri" w:hAnsi="Calibri" w:eastAsia="PingFang SC"/>
+        </w:rPr>
+        <w:t xml:space="preserve"> 包装任意 callable/</w:t>
+      </w:r>
+      <w:r>
+        <w:rPr>
+          <w:rFonts w:ascii="Courier New" w:hAnsi="Courier New" w:eastAsia="PingFang SC"/>
+          <w:color w:val="6A3E00"/>
+          <w:sz w:val="20"/>
+        </w:rPr>
+        <w:t>act()</w:t>
+      </w:r>
+      <w:r>
+        <w:rPr>
+          <w:rFonts w:ascii="Calibri" w:hAnsi="Calibri" w:eastAsia="PingFang SC"/>
+        </w:rPr>
+        <w:t xml:space="preserve"> agent。</w:t>
+      </w:r>
+    </w:p>
+    <w:tbl>
+      <w:tblPr>
+        <w:tblStyle w:val="TableGrid"/>
+        <w:tblW w:type="dxa" w:w="9360"/>
+        <w:jc w:val="left"/>
+        <w:tblLayout w:type="fixed"/>
+        <w:tblLook w:firstColumn="1" w:firstRow="1" w:lastColumn="0" w:lastRow="0" w:noHBand="0" w:noVBand="1" w:val="04A0"/>
+        <w:tblInd w:w="120" w:type="dxa"/>
+      </w:tblPr>
+      <w:tblGrid>
+        <w:gridCol w:w="1500"/>
+        <w:gridCol w:w="3000"/>
+        <w:gridCol w:w="2520"/>
+        <w:gridCol w:w="2340"/>
+      </w:tblGrid>
+      <w:tr>
+        <w:trPr>
+          <w:cantSplit/>
+          <w:tblHeader/>
+        </w:trPr>
+        <w:tc>
+          <w:tcPr>
+            <w:tcW w:type="dxa" w:w="1500"/>
+            <w:tcMar>
+              <w:top w:w="80" w:type="dxa"/>
+              <w:start w:w="120" w:type="dxa"/>
+              <w:bottom w:w="80" w:type="dxa"/>
+              <w:end w:w="120" w:type="dxa"/>
+            </w:tcMar>
+            <w:vAlign w:val="center"/>
+            <w:shd w:fill="F4F6F9"/>
+          </w:tcPr>
+          <w:p>
+            <w:pPr>
+              <w:spacing w:before="0" w:after="0" w:line="240" w:lineRule="auto"/>
+              <w:jc w:val="center"/>
+            </w:pPr>
+            <w:r>
+              <w:rPr>
+                <w:b/>
+              </w:rPr>
+            </w:r>
+            <w:r>
+              <w:rPr>
+                <w:rFonts w:ascii="Calibri" w:hAnsi="Calibri" w:eastAsia="PingFang SC"/>
+                <w:b/>
+                <w:color w:val="163A63"/>
+                <w:sz w:val="16"/>
+              </w:rPr>
+              <w:t>模式</w:t>
+            </w:r>
+          </w:p>
+        </w:tc>
+        <w:tc>
+          <w:tcPr>
+            <w:tcW w:type="dxa" w:w="3000"/>
+            <w:tcMar>
+              <w:top w:w="80" w:type="dxa"/>
+              <w:start w:w="120" w:type="dxa"/>
+              <w:bottom w:w="80" w:type="dxa"/>
+              <w:end w:w="120" w:type="dxa"/>
+            </w:tcMar>
+            <w:vAlign w:val="center"/>
+            <w:shd w:fill="F4F6F9"/>
+          </w:tcPr>
+          <w:p>
+            <w:pPr>
+              <w:spacing w:before="0" w:after="0" w:line="240" w:lineRule="auto"/>
+              <w:jc w:val="center"/>
+            </w:pPr>
+            <w:r>
+              <w:rPr>
+                <w:b/>
+              </w:rPr>
+            </w:r>
+            <w:r>
+              <w:rPr>
+                <w:rFonts w:ascii="Calibri" w:hAnsi="Calibri" w:eastAsia="PingFang SC"/>
+                <w:b/>
+                <w:color w:val="163A63"/>
+                <w:sz w:val="16"/>
+              </w:rPr>
+              <w:t>Agent 初始看到</w:t>
+            </w:r>
+          </w:p>
+        </w:tc>
+        <w:tc>
+          <w:tcPr>
+            <w:tcW w:type="dxa" w:w="2520"/>
+            <w:tcMar>
+              <w:top w:w="80" w:type="dxa"/>
+              <w:start w:w="120" w:type="dxa"/>
+              <w:bottom w:w="80" w:type="dxa"/>
+              <w:end w:w="120" w:type="dxa"/>
+            </w:tcMar>
+            <w:vAlign w:val="center"/>
+            <w:shd w:fill="F4F6F9"/>
+          </w:tcPr>
+          <w:p>
+            <w:pPr>
+              <w:spacing w:before="0" w:after="0" w:line="240" w:lineRule="auto"/>
+              <w:jc w:val="center"/>
+            </w:pPr>
+            <w:r>
+              <w:rPr>
+                <w:b/>
+              </w:rPr>
+            </w:r>
+            <w:r>
+              <w:rPr>
+                <w:rFonts w:ascii="Calibri" w:hAnsi="Calibri" w:eastAsia="PingFang SC"/>
+                <w:b/>
+                <w:color w:val="163A63"/>
+                <w:sz w:val="16"/>
+              </w:rPr>
+              <w:t>Simulator 看到</w:t>
+            </w:r>
+          </w:p>
+        </w:tc>
+        <w:tc>
+          <w:tcPr>
+            <w:tcW w:type="dxa" w:w="2340"/>
+            <w:tcMar>
+              <w:top w:w="80" w:type="dxa"/>
+              <w:start w:w="120" w:type="dxa"/>
+              <w:bottom w:w="80" w:type="dxa"/>
+              <w:end w:w="120" w:type="dxa"/>
+            </w:tcMar>
+            <w:vAlign w:val="center"/>
+            <w:shd w:fill="F4F6F9"/>
+          </w:tcPr>
+          <w:p>
+            <w:pPr>
+              <w:spacing w:before="0" w:after="0" w:line="240" w:lineRule="auto"/>
+              <w:jc w:val="center"/>
+            </w:pPr>
+            <w:r>
+              <w:rPr>
+                <w:b/>
+              </w:rPr>
+            </w:r>
+            <w:r>
+              <w:rPr>
+                <w:rFonts w:ascii="Calibri" w:hAnsi="Calibri" w:eastAsia="PingFang SC"/>
+                <w:b/>
+                <w:color w:val="163A63"/>
+                <w:sz w:val="16"/>
+              </w:rPr>
+              <w:t>Reveal policy</w:t>
+            </w:r>
+          </w:p>
+        </w:tc>
+      </w:tr>
+      <w:tr>
+        <w:trPr>
+          <w:cantSplit/>
+        </w:trPr>
+        <w:tc>
+          <w:tcPr>
+            <w:tcW w:type="dxa" w:w="1500"/>
+            <w:tcMar>
+              <w:top w:w="80" w:type="dxa"/>
+              <w:start w:w="120" w:type="dxa"/>
+              <w:bottom w:w="80" w:type="dxa"/>
+              <w:end w:w="120" w:type="dxa"/>
+            </w:tcMar>
+            <w:vAlign w:val="center"/>
+          </w:tcPr>
+          <w:p>
+            <w:pPr>
+              <w:spacing w:before="0" w:after="0" w:line="240" w:lineRule="auto"/>
+              <w:jc w:val="center"/>
+            </w:pPr>
+            <w:r/>
+            <w:r>
+              <w:rPr>
+                <w:rFonts w:ascii="Calibri" w:hAnsi="Calibri" w:eastAsia="PingFang SC"/>
+                <w:sz w:val="16"/>
+              </w:rPr>
+              <w:t>A Oracle</w:t>
+            </w:r>
+          </w:p>
+        </w:tc>
+        <w:tc>
+          <w:tcPr>
+            <w:tcW w:type="dxa" w:w="3000"/>
+            <w:tcMar>
+              <w:top w:w="80" w:type="dxa"/>
+              <w:start w:w="120" w:type="dxa"/>
+              <w:bottom w:w="80" w:type="dxa"/>
+              <w:end w:w="120" w:type="dxa"/>
+            </w:tcMar>
+            <w:vAlign w:val="center"/>
+          </w:tcPr>
+          <w:p>
+            <w:pPr>
+              <w:spacing w:before="0" w:after="0" w:line="240" w:lineRule="auto"/>
+              <w:jc w:val="left"/>
+            </w:pPr>
+            <w:r/>
+            <w:r>
+              <w:rPr>
+                <w:rFonts w:ascii="Calibri" w:hAnsi="Calibri" w:eastAsia="PingFang SC"/>
+                <w:sz w:val="16"/>
+              </w:rPr>
+              <w:t>task + 完整 persona</w:t>
+            </w:r>
+          </w:p>
+        </w:tc>
+        <w:tc>
+          <w:tcPr>
+            <w:tcW w:type="dxa" w:w="2520"/>
+            <w:tcMar>
+              <w:top w:w="80" w:type="dxa"/>
+              <w:start w:w="120" w:type="dxa"/>
+              <w:bottom w:w="80" w:type="dxa"/>
+              <w:end w:w="120" w:type="dxa"/>
+            </w:tcMar>
+            <w:vAlign w:val="center"/>
+          </w:tcPr>
+          <w:p>
+            <w:pPr>
+              <w:spacing w:before="0" w:after="0" w:line="240" w:lineRule="auto"/>
+              <w:jc w:val="left"/>
+            </w:pPr>
+            <w:r/>
+            <w:r>
+              <w:rPr>
+                <w:rFonts w:ascii="Calibri" w:hAnsi="Calibri" w:eastAsia="PingFang SC"/>
+                <w:sz w:val="16"/>
+              </w:rPr>
+              <w:t>完整 persona</w:t>
+            </w:r>
+          </w:p>
+        </w:tc>
+        <w:tc>
+          <w:tcPr>
+            <w:tcW w:type="dxa" w:w="2340"/>
+            <w:tcMar>
+              <w:top w:w="80" w:type="dxa"/>
+              <w:start w:w="120" w:type="dxa"/>
+              <w:bottom w:w="80" w:type="dxa"/>
+              <w:end w:w="120" w:type="dxa"/>
+            </w:tcMar>
+            <w:vAlign w:val="center"/>
+          </w:tcPr>
+          <w:p>
+            <w:pPr>
+              <w:spacing w:before="0" w:after="0" w:line="240" w:lineRule="auto"/>
+              <w:jc w:val="left"/>
+            </w:pPr>
+            <w:r/>
+            <w:r>
+              <w:rPr>
+                <w:rFonts w:ascii="Calibri" w:hAnsi="Calibri" w:eastAsia="PingFang SC"/>
+                <w:sz w:val="16"/>
+              </w:rPr>
+              <w:t>绕过；reset 记全披露</w:t>
+            </w:r>
+          </w:p>
+        </w:tc>
+      </w:tr>
+      <w:tr>
+        <w:trPr>
+          <w:cantSplit/>
+        </w:trPr>
+        <w:tc>
+          <w:tcPr>
+            <w:tcW w:type="dxa" w:w="1500"/>
+            <w:tcMar>
+              <w:top w:w="80" w:type="dxa"/>
+              <w:start w:w="120" w:type="dxa"/>
+              <w:bottom w:w="80" w:type="dxa"/>
+              <w:end w:w="120" w:type="dxa"/>
+            </w:tcMar>
+            <w:vAlign w:val="center"/>
+          </w:tcPr>
+          <w:p>
+            <w:pPr>
+              <w:spacing w:before="0" w:after="0" w:line="240" w:lineRule="auto"/>
+              <w:jc w:val="center"/>
+            </w:pPr>
+            <w:r/>
+            <w:r>
+              <w:rPr>
+                <w:rFonts w:ascii="Calibri" w:hAnsi="Calibri" w:eastAsia="PingFang SC"/>
+                <w:sz w:val="16"/>
+              </w:rPr>
+              <w:t>B Naive</w:t>
+            </w:r>
+          </w:p>
+        </w:tc>
+        <w:tc>
+          <w:tcPr>
+            <w:tcW w:type="dxa" w:w="3000"/>
+            <w:tcMar>
+              <w:top w:w="80" w:type="dxa"/>
+              <w:start w:w="120" w:type="dxa"/>
+              <w:bottom w:w="80" w:type="dxa"/>
+              <w:end w:w="120" w:type="dxa"/>
+            </w:tcMar>
+            <w:vAlign w:val="center"/>
+          </w:tcPr>
+          <w:p>
+            <w:pPr>
+              <w:spacing w:before="0" w:after="0" w:line="240" w:lineRule="auto"/>
+              <w:jc w:val="left"/>
+            </w:pPr>
+            <w:r/>
+            <w:r>
+              <w:rPr>
+                <w:rFonts w:ascii="Calibri" w:hAnsi="Calibri" w:eastAsia="PingFang SC"/>
+                <w:sz w:val="16"/>
+              </w:rPr>
+              <w:t>task</w:t>
+            </w:r>
+          </w:p>
+        </w:tc>
+        <w:tc>
+          <w:tcPr>
+            <w:tcW w:type="dxa" w:w="2520"/>
+            <w:tcMar>
+              <w:top w:w="80" w:type="dxa"/>
+              <w:start w:w="120" w:type="dxa"/>
+              <w:bottom w:w="80" w:type="dxa"/>
+              <w:end w:w="120" w:type="dxa"/>
+            </w:tcMar>
+            <w:vAlign w:val="center"/>
+          </w:tcPr>
+          <w:p>
+            <w:pPr>
+              <w:spacing w:before="0" w:after="0" w:line="240" w:lineRule="auto"/>
+              <w:jc w:val="left"/>
+            </w:pPr>
+            <w:r/>
+            <w:r>
+              <w:rPr>
+                <w:rFonts w:ascii="Calibri" w:hAnsi="Calibri" w:eastAsia="PingFang SC"/>
+                <w:sz w:val="16"/>
+              </w:rPr>
+              <w:t>完整 persona</w:t>
+            </w:r>
+          </w:p>
+        </w:tc>
+        <w:tc>
+          <w:tcPr>
+            <w:tcW w:type="dxa" w:w="2340"/>
+            <w:tcMar>
+              <w:top w:w="80" w:type="dxa"/>
+              <w:start w:w="120" w:type="dxa"/>
+              <w:bottom w:w="80" w:type="dxa"/>
+              <w:end w:w="120" w:type="dxa"/>
+            </w:tcMar>
+            <w:vAlign w:val="center"/>
+          </w:tcPr>
+          <w:p>
+            <w:pPr>
+              <w:spacing w:before="0" w:after="0" w:line="240" w:lineRule="auto"/>
+              <w:jc w:val="left"/>
+            </w:pPr>
+            <w:r/>
+            <w:r>
+              <w:rPr>
+                <w:rFonts w:ascii="Calibri" w:hAnsi="Calibri" w:eastAsia="PingFang SC"/>
+                <w:sz w:val="16"/>
+              </w:rPr>
+              <w:t>绕过</w:t>
+            </w:r>
+          </w:p>
+        </w:tc>
+      </w:tr>
+      <w:tr>
+        <w:trPr>
+          <w:cantSplit/>
+        </w:trPr>
+        <w:tc>
+          <w:tcPr>
+            <w:tcW w:type="dxa" w:w="1500"/>
+            <w:tcMar>
+              <w:top w:w="80" w:type="dxa"/>
+              <w:start w:w="120" w:type="dxa"/>
+              <w:bottom w:w="80" w:type="dxa"/>
+              <w:end w:w="120" w:type="dxa"/>
+            </w:tcMar>
+            <w:vAlign w:val="center"/>
+          </w:tcPr>
+          <w:p>
+            <w:pPr>
+              <w:spacing w:before="0" w:after="0" w:line="240" w:lineRule="auto"/>
+              <w:jc w:val="center"/>
+            </w:pPr>
+            <w:r/>
+            <w:r>
+              <w:rPr>
+                <w:rFonts w:ascii="Calibri" w:hAnsi="Calibri" w:eastAsia="PingFang SC"/>
+                <w:sz w:val="16"/>
+              </w:rPr>
+              <w:t>C Interactive</w:t>
+            </w:r>
+          </w:p>
+        </w:tc>
+        <w:tc>
+          <w:tcPr>
+            <w:tcW w:type="dxa" w:w="3000"/>
+            <w:tcMar>
+              <w:top w:w="80" w:type="dxa"/>
+              <w:start w:w="120" w:type="dxa"/>
+              <w:bottom w:w="80" w:type="dxa"/>
+              <w:end w:w="120" w:type="dxa"/>
+            </w:tcMar>
+            <w:vAlign w:val="center"/>
+          </w:tcPr>
+          <w:p>
+            <w:pPr>
+              <w:spacing w:before="0" w:after="0" w:line="240" w:lineRule="auto"/>
+              <w:jc w:val="left"/>
+            </w:pPr>
+            <w:r/>
+            <w:r>
+              <w:rPr>
+                <w:rFonts w:ascii="Calibri" w:hAnsi="Calibri" w:eastAsia="PingFang SC"/>
+                <w:sz w:val="16"/>
+              </w:rPr>
+              <w:t>task</w:t>
+            </w:r>
+          </w:p>
+        </w:tc>
+        <w:tc>
+          <w:tcPr>
+            <w:tcW w:type="dxa" w:w="2520"/>
+            <w:tcMar>
+              <w:top w:w="80" w:type="dxa"/>
+              <w:start w:w="120" w:type="dxa"/>
+              <w:bottom w:w="80" w:type="dxa"/>
+              <w:end w:w="120" w:type="dxa"/>
+            </w:tcMar>
+            <w:vAlign w:val="center"/>
+          </w:tcPr>
+          <w:p>
+            <w:pPr>
+              <w:spacing w:before="0" w:after="0" w:line="240" w:lineRule="auto"/>
+              <w:jc w:val="left"/>
+            </w:pPr>
+            <w:r/>
+            <w:r>
+              <w:rPr>
+                <w:rFonts w:ascii="Calibri" w:hAnsi="Calibri" w:eastAsia="PingFang SC"/>
+                <w:sz w:val="16"/>
+              </w:rPr>
+              <w:t>本轮获准属性值</w:t>
+            </w:r>
+          </w:p>
+        </w:tc>
+        <w:tc>
+          <w:tcPr>
+            <w:tcW w:type="dxa" w:w="2340"/>
+            <w:tcMar>
+              <w:top w:w="80" w:type="dxa"/>
+              <w:start w:w="120" w:type="dxa"/>
+              <w:bottom w:w="80" w:type="dxa"/>
+              <w:end w:w="120" w:type="dxa"/>
+            </w:tcMar>
+            <w:vAlign w:val="center"/>
+          </w:tcPr>
+          <w:p>
+            <w:pPr>
+              <w:spacing w:before="0" w:after="0" w:line="240" w:lineRule="auto"/>
+              <w:jc w:val="left"/>
+            </w:pPr>
+            <w:r/>
+            <w:r>
+              <w:rPr>
+                <w:rFonts w:ascii="Calibri" w:hAnsi="Calibri" w:eastAsia="PingFang SC"/>
+                <w:sz w:val="16"/>
+              </w:rPr>
+              <w:t>强制执行</w:t>
+            </w:r>
+          </w:p>
+        </w:tc>
+      </w:tr>
+    </w:tbl>
+    <w:p>
+      <w:pPr>
+        <w:spacing w:after="40"/>
+      </w:pPr>
+    </w:p>
+    <w:p>
+      <w:r>
+        <w:rPr>
+          <w:rFonts w:ascii="Calibri" w:hAnsi="Calibri" w:eastAsia="PingFang SC"/>
+        </w:rPr>
+        <w:t>Interactive 的 classifier 只看 value-free descriptor；日志逐步保存 matched、denied、newly/cumulative revealed 和 still-hidden。默认 rule backend 只做 smoke；正式 B/C 固定同一 LLM backend 并做人类轨迹校准。B/C 差异同时包含信息访问与披露行为，不能解释为纯 agent 能力；Oracle 也只是信息上限，不保证 agent 会用对。</w:t>
       </w:r>
     </w:p>
     <w:p>
@@ -2616,7 +3174,7 @@
         <w:color w:val="5B6B7A"/>
         <w:sz w:val="18"/>
       </w:rPr>
-      <w:t xml:space="preserve">2026-8-20   ·   </w:t>
+      <w:t xml:space="preserve">2026-8-21   ·   </w:t>
     </w:r>
     <w:r>
       <w:rPr>
@@ -2649,7 +3207,7 @@
         <w:color w:val="5B6B7A"/>
         <w:sz w:val="18"/>
       </w:rPr>
-      <w:t xml:space="preserve">2026-8-20   ·   </w:t>
+      <w:t xml:space="preserve">2026-8-21   ·   </w:t>
     </w:r>
     <w:r>
       <w:rPr>
@@ -2682,7 +3240,7 @@
         <w:color w:val="5B6B7A"/>
         <w:sz w:val="18"/>
       </w:rPr>
-      <w:t xml:space="preserve">2026-8-20   ·   </w:t>
+      <w:t xml:space="preserve">2026-8-21   ·   </w:t>
     </w:r>
     <w:r>
       <w:rPr>

--- a/deliverables/DeepAlign-Bench_汇报精简版.docx
+++ b/deliverables/DeepAlign-Bench_汇报精简版.docx
@@ -131,7 +131,7 @@
                 <w:color w:val="5B6B7A"/>
                 <w:sz w:val="21"/>
               </w:rPr>
-              <w:t>v0.58 · 汇报精简版</w:t>
+              <w:t>v0.59 · 汇报精简版</w:t>
             </w:r>
           </w:p>
         </w:tc>
@@ -189,7 +189,7 @@
                 <w:color w:val="5B6B7A"/>
                 <w:sz w:val="21"/>
               </w:rPr>
-              <w:t>2026 年 8 月 21 日</w:t>
+              <w:t>2026 年 8 月 22 日</w:t>
             </w:r>
           </w:p>
         </w:tc>
@@ -1410,7 +1410,7 @@
         <w:rPr>
           <w:rFonts w:ascii="Calibri" w:hAnsi="Calibri" w:eastAsia="PingFang SC"/>
         </w:rPr>
-        <w:t>v0.54 已建立 180 个候选 seed（72 DR / 54 Software / 54 Data），预选 60 个 provisional family（24 / 18 / 18，即 40/30/30）。来源为 39 benchmark-derived、12 adapted、9 new；其中 12 个 PDR-derived shell 保留直接 continuity。60 个只是等待许可、环境、双人审查、contract 和 pilot 硬门的 sampling frame，不是 runnable gold。主论文先做 12 个端到端 family（5 DR / 3 Software / 4 Data）。</w:t>
+        <w:t>v0.59 已建立 180 个候选 seed（72 DR / 54 Software / 54 Data），预选 60 个 provisional family（24 / 18 / 18，即 40/30/30）。来源为 39 benchmark-derived、12 adapted、9 new；10 个 PDR-derived shell 仅保留来源/主题 continuity。每题只有一个主要交付物容器；24 个 DR 全部是 program/resource discovery、evidence landscape/map、literature synthesis、dataset/语料发现、prior art、conflict audit、temporal diff 或 entity enumeration，不再要求 recommendation/planning。60 个只是等待许可、环境、双人审查、contract 和 pilot 硬门的 sampling frame，不是 runnable gold。主论文先做 12 个端到端 family（5 DR / 3 Software / 4 Data）。</w:t>
       </w:r>
     </w:p>
     <w:p>
@@ -3174,7 +3174,7 @@
         <w:color w:val="5B6B7A"/>
         <w:sz w:val="18"/>
       </w:rPr>
-      <w:t xml:space="preserve">2026-8-21   ·   </w:t>
+      <w:t xml:space="preserve">2026-8-22   ·   </w:t>
     </w:r>
     <w:r>
       <w:rPr>
@@ -3207,7 +3207,7 @@
         <w:color w:val="5B6B7A"/>
         <w:sz w:val="18"/>
       </w:rPr>
-      <w:t xml:space="preserve">2026-8-21   ·   </w:t>
+      <w:t xml:space="preserve">2026-8-22   ·   </w:t>
     </w:r>
     <w:r>
       <w:rPr>
@@ -3240,7 +3240,7 @@
         <w:color w:val="5B6B7A"/>
         <w:sz w:val="18"/>
       </w:rPr>
-      <w:t xml:space="preserve">2026-8-21   ·   </w:t>
+      <w:t xml:space="preserve">2026-8-22   ·   </w:t>
     </w:r>
     <w:r>
       <w:rPr>
